--- a/docs/downloads/منوعات/تم/doc_0710.docx
+++ b/docs/downloads/منوعات/تم/doc_0710.docx
@@ -1,197 +1,328 @@
 
 <file path=word/document.xml><?xml version="1.0" encoding="utf-8"?>
-<w:document xmlns:wpc="http://schemas.microsoft.com/office/word/2010/wordprocessingCanvas" xmlns:cx="http://schemas.microsoft.com/office/drawing/2014/chartex" xmlns:cx1="http://schemas.microsoft.com/office/drawing/2015/9/8/chartex" xmlns:cx2="http://schemas.microsoft.com/office/drawing/2015/10/21/chartex" xmlns:cx3="http://schemas.microsoft.com/office/drawing/2016/5/9/chartex" xmlns:cx4="http://schemas.microsoft.com/office/drawing/2016/5/10/chartex" xmlns:cx5="http://schemas.microsoft.com/office/drawing/2016/5/11/chartex" xmlns:cx6="http://schemas.microsoft.com/office/drawing/2016/5/12/chartex" xmlns:cx7="http://schemas.microsoft.com/office/drawing/2016/5/13/chartex" xmlns:cx8="http://schemas.microsoft.com/office/drawing/2016/5/14/chartex" xmlns:mc="http://schemas.openxmlformats.org/markup-compatibility/2006" xmlns:aink="http://schemas.microsoft.com/office/drawing/2016/ink" xmlns:am3d="http://schemas.microsoft.com/office/drawing/2017/model3d" xmlns:o="urn:schemas-microsoft-com:office:office" xmlns:r="http://schemas.openxmlformats.org/officeDocument/2006/relationships" xmlns:m="http://schemas.openxmlformats.org/officeDocument/2006/math" xmlns:v="urn:schemas-microsoft-com:vml" xmlns:wp14="http://schemas.microsoft.com/office/word/2010/wordprocessingDrawing" xmlns:wp="http://schemas.openxmlformats.org/drawingml/2006/wordprocessingDrawing" xmlns:w10="urn:schemas-microsoft-com:office:word" xmlns:w="http://schemas.openxmlformats.org/wordprocessingml/2006/main" xmlns:w14="http://schemas.microsoft.com/office/word/2010/wordml" xmlns:w15="http://schemas.microsoft.com/office/word/2012/wordml" xmlns:w16cid="http://schemas.microsoft.com/office/word/2016/wordml/cid" xmlns:w16se="http://schemas.microsoft.com/office/word/2015/wordml/symex" xmlns:wpg="http://schemas.microsoft.com/office/word/2010/wordprocessingGroup" xmlns:wpi="http://schemas.microsoft.com/office/word/2010/wordprocessingInk" xmlns:wne="http://schemas.microsoft.com/office/word/2006/wordml" xmlns:wps="http://schemas.microsoft.com/office/word/2010/wordprocessingShape" mc:Ignorable="w14 w15 w16se w16cid wp14">
+<w:document xmlns:wpc="http://schemas.microsoft.com/office/word/2010/wordprocessingCanvas" xmlns:cx="http://schemas.microsoft.com/office/drawing/2014/chartex" xmlns:cx1="http://schemas.microsoft.com/office/drawing/2015/9/8/chartex" xmlns:cx2="http://schemas.microsoft.com/office/drawing/2015/10/21/chartex" xmlns:cx3="http://schemas.microsoft.com/office/drawing/2016/5/9/chartex" xmlns:cx4="http://schemas.microsoft.com/office/drawing/2016/5/10/chartex" xmlns:cx5="http://schemas.microsoft.com/office/drawing/2016/5/11/chartex" xmlns:cx6="http://schemas.microsoft.com/office/drawing/2016/5/12/chartex" xmlns:cx7="http://schemas.microsoft.com/office/drawing/2016/5/13/chartex" xmlns:cx8="http://schemas.microsoft.com/office/drawing/2016/5/14/chartex" xmlns:mc="http://schemas.openxmlformats.org/markup-compatibility/2006" xmlns:aink="http://schemas.microsoft.com/office/drawing/2016/ink" xmlns:am3d="http://schemas.microsoft.com/office/drawing/2017/model3d" xmlns:o="urn:schemas-microsoft-com:office:office" xmlns:oel="http://schemas.microsoft.com/office/2019/extlst" xmlns:r="http://schemas.openxmlformats.org/officeDocument/2006/relationships" xmlns:m="http://schemas.openxmlformats.org/officeDocument/2006/math" xmlns:v="urn:schemas-microsoft-com:vml" xmlns:wp14="http://schemas.microsoft.com/office/word/2010/wordprocessingDrawing" xmlns:wp="http://schemas.openxmlformats.org/drawingml/2006/wordprocessingDrawing" xmlns:w10="urn:schemas-microsoft-com:office:word" xmlns:w="http://schemas.openxmlformats.org/wordprocessingml/2006/main" xmlns:w14="http://schemas.microsoft.com/office/word/2010/wordml" xmlns:w15="http://schemas.microsoft.com/office/word/2012/wordml" xmlns:w16cex="http://schemas.microsoft.com/office/word/2018/wordml/cex" xmlns:w16cid="http://schemas.microsoft.com/office/word/2016/wordml/cid" xmlns:w16="http://schemas.microsoft.com/office/word/2018/wordml" xmlns:w16sdtdh="http://schemas.microsoft.com/office/word/2020/wordml/sdtdatahash" xmlns:w16se="http://schemas.microsoft.com/office/word/2015/wordml/symex" xmlns:wpg="http://schemas.microsoft.com/office/word/2010/wordprocessingGroup" xmlns:wpi="http://schemas.microsoft.com/office/word/2010/wordprocessingInk" xmlns:wne="http://schemas.microsoft.com/office/word/2006/wordml" xmlns:wps="http://schemas.microsoft.com/office/word/2010/wordprocessingShape" mc:Ignorable="w14 w15 w16se w16cid w16 w16cex w16sdtdh wp14">
   <w:body>
     <w:p>
       <w:pPr>
-        <w:jc w:val="center"/>
-        <w:rPr>
-          <w:rtl/>
-          <w:lang w:bidi="ar-AE"/>
-        </w:rPr>
-      </w:pPr>
-      <w:hyperlink r:id="rId5" w:anchor="search-hit-0" w:history="1">
+        <w:rPr>
+          <w:rtl/>
+          <w:lang w:bidi="ar-SA"/>
+        </w:rPr>
+      </w:pPr>
+      <w:hyperlink r:id="rId5" w:history="1">
         <w:r>
           <w:rPr>
             <w:rStyle w:val="Hyperlink"/>
             <w:rFonts w:hint="cs"/>
             <w:rtl/>
-            <w:lang w:bidi="ar-AE"/>
+            <w:lang w:bidi="ar-SA"/>
           </w:rPr>
-          <w:t>بأن نلائم موقفنا</w:t>
+          <w:t>بطرس ونظرة الرب</w:t>
         </w:r>
       </w:hyperlink>
     </w:p>
     <w:p>
       <w:pPr>
-        <w:jc w:val="both"/>
-        <w:rPr>
-          <w:rtl/>
-          <w:lang w:bidi="ar-AE"/>
-        </w:rPr>
-      </w:pPr>
-      <w:r>
-        <w:rPr>
-          <w:lang w:bidi="ar-AE"/>
-        </w:rPr>
-        <w:t>Elmo Clair Hadley</w:t>
+        <w:rPr>
+          <w:rtl/>
+          <w:lang w:bidi="ar-SA"/>
+        </w:rPr>
+      </w:pPr>
+      <w:r>
+        <w:rPr>
+          <w:rFonts w:hint="cs"/>
+          <w:rtl/>
+          <w:lang w:bidi="ar-SA"/>
+        </w:rPr>
+        <w:t>لوقا 22: 61، 62</w:t>
       </w:r>
     </w:p>
     <w:p>
       <w:pPr>
-        <w:jc w:val="both"/>
-        <w:rPr>
-          <w:rtl/>
-          <w:lang w:bidi="ar-AE"/>
-        </w:rPr>
-      </w:pPr>
-      <w:r>
-        <w:rPr>
-          <w:rFonts w:hint="cs"/>
-          <w:rtl/>
-          <w:lang w:bidi="ar-AE"/>
-        </w:rPr>
-        <w:t>"</w:t>
-      </w:r>
-      <w:r>
-        <w:rPr>
-          <w:rtl/>
-          <w:lang w:bidi="ar-AE"/>
-        </w:rPr>
-        <w:t>فَإِنِّي قَدْ تَعَلَّمْتُ أَنْ أَكُونَ مُكْتَفِيًا بِمَا أَنَا فِيهِ.</w:t>
-      </w:r>
-      <w:r>
-        <w:rPr>
-          <w:rFonts w:hint="cs"/>
-          <w:rtl/>
-          <w:lang w:bidi="ar-AE"/>
-        </w:rPr>
-        <w:t>"</w:t>
-      </w:r>
-      <w:r>
-        <w:rPr>
-          <w:rtl/>
-        </w:rPr>
-        <w:t xml:space="preserve"> </w:t>
-      </w:r>
-      <w:r>
-        <w:rPr>
-          <w:rtl/>
-          <w:lang w:bidi="ar-AE"/>
-        </w:rPr>
-        <w:t>(فيلبي 4: 11)</w:t>
+        <w:bidi w:val="0"/>
+        <w:rPr>
+          <w:lang w:bidi="ar-SA"/>
+        </w:rPr>
+      </w:pPr>
+      <w:r>
+        <w:rPr>
+          <w:lang w:bidi="ar-SA"/>
+        </w:rPr>
+        <w:t>Walter Thomas Turpin</w:t>
       </w:r>
     </w:p>
     <w:p>
       <w:pPr>
-        <w:jc w:val="both"/>
-        <w:rPr>
-          <w:rtl/>
-          <w:lang w:bidi="ar-AE"/>
-        </w:rPr>
-      </w:pPr>
-      <w:r>
-        <w:rPr>
-          <w:rFonts w:hint="cs"/>
-          <w:rtl/>
-          <w:lang w:bidi="ar-AE"/>
-        </w:rPr>
-        <w:t>إنها ليست الظروف التي تجعلنا سعداء أو تعساء، وإنما موقفنا من نحوها. إننا دائمًا ما نجتهد بأن نتحكم بظروفنا، ونحن بوسعنا ذلك إلى حد ما. لكن الكثير من الظروف هي خارج عن حدود سيطرتنا. إننا نميل بأن لا نكون راضين وحتى بأن نكون متذمرين إن لم تسِر الأمور بحسب رغبتنا. رد فعلنا يكون كالأولاد، نبكي، نعبس أو نُصاب بالذعر إن لم يكن بوسعنا الحصول على ما نريده.</w:t>
+        <w:rPr>
+          <w:rtl/>
+          <w:lang w:bidi="ar-SA"/>
+        </w:rPr>
+      </w:pPr>
+      <w:r>
+        <w:rPr>
+          <w:rFonts w:hint="cs"/>
+          <w:rtl/>
+          <w:lang w:bidi="ar-SA"/>
+        </w:rPr>
+        <w:t>"</w:t>
+      </w:r>
+      <w:r>
+        <w:rPr>
+          <w:rtl/>
+          <w:lang w:bidi="ar-SA"/>
+        </w:rPr>
+        <w:t xml:space="preserve"> فَقَالَ بُطْرُسُ:«يَا إِنْسَانُ، لَسْتُ أَعْرِفُ مَا تَقُولُ!». وَفِي الْحَالِ بَيْنَمَا هُوَ يَتَكَلَّمُ صَاحَ الدِّيكُ. </w:t>
       </w:r>
     </w:p>
     <w:p>
       <w:pPr>
-        <w:jc w:val="both"/>
-        <w:rPr>
-          <w:rtl/>
-          <w:lang w:bidi="ar-AE"/>
-        </w:rPr>
-      </w:pPr>
-      <w:r>
-        <w:rPr>
-          <w:rFonts w:hint="cs"/>
-          <w:rtl/>
-          <w:lang w:bidi="ar-AE"/>
-        </w:rPr>
-        <w:t>من الجانب الآخر هنالك مَن لهم القدرة بأن يحّولوا ما لا يتغيّر إلى ما هو أفضل بملائمة أنفسهم مع الظروف. بولس يقول: "</w:t>
-      </w:r>
-      <w:r>
-        <w:rPr>
-          <w:rtl/>
-        </w:rPr>
-        <w:t xml:space="preserve"> </w:t>
-      </w:r>
-      <w:r>
-        <w:rPr>
-          <w:rtl/>
-          <w:lang w:bidi="ar-AE"/>
-        </w:rPr>
-        <w:t>فَإِنِّي قَدْ تَعَلَّمْتُ أَنْ أَكُونَ مُكْتَفِيًا بِمَا أَنَا فِيهِ.</w:t>
-      </w:r>
-      <w:r>
-        <w:rPr>
-          <w:rFonts w:hint="cs"/>
-          <w:rtl/>
-          <w:lang w:bidi="ar-AE"/>
-        </w:rPr>
-        <w:t xml:space="preserve">" (فيلبي 4: 11). فالمسيحي يعلم بأنه </w:t>
-      </w:r>
-      <w:r>
-        <w:rPr>
-          <w:rFonts w:hint="cs"/>
-          <w:rtl/>
-          <w:lang w:bidi="ar-AE"/>
-        </w:rPr>
-        <w:t>ابن محبوب من الله وبأن أبيه يسيطر على كل الظروف ويسمح فقط بالأمور التي هي الأفضل لنا: "</w:t>
-      </w:r>
-      <w:r>
-        <w:rPr>
-          <w:rtl/>
-          <w:lang w:bidi="ar-AE"/>
-        </w:rPr>
-        <w:t xml:space="preserve"> وَنَحْنُ نَعْلَمُ أَنَّ كُلَّ الأَشْيَاءِ تَعْمَلُ مَعًا لِلْخَيْرِ لِلَّذِينَ يُحِبُّونَ اللهَ، الَّذِينَ هُمْ مَدْعُوُّونَ حَسَبَ قَصْدِهِ.</w:t>
-      </w:r>
-      <w:r>
-        <w:rPr>
-          <w:rFonts w:hint="cs"/>
-          <w:rtl/>
-          <w:lang w:bidi="ar-AE"/>
-        </w:rPr>
-        <w:t>" (رومية 8: 28). إن هذا صحيح من دون أي حدود.</w:t>
+        <w:rPr>
+          <w:rtl/>
+          <w:lang w:bidi="ar-SA"/>
+        </w:rPr>
+      </w:pPr>
+      <w:r>
+        <w:rPr>
+          <w:rtl/>
+          <w:lang w:bidi="ar-SA"/>
+        </w:rPr>
+        <w:t>(22:61) فَالْتَفَتَ الرَّبُّ وَنَظَرَ إِلَى بُطْرُسَ، فَتَذَكَّرَ بُطْرُسُ كَلاَمَ الرَّبِّ، كَيْفَ قَالَ لَهُ:«إِنَّكَ قَبْلَ أَنْ يَصِيحَ الدِّيكُ تُنْكِرُنِي ثَلاَثَ مَرَّاتٍ».</w:t>
+      </w:r>
+      <w:r>
+        <w:rPr>
+          <w:rFonts w:hint="cs"/>
+          <w:rtl/>
+          <w:lang w:bidi="ar-SA"/>
+        </w:rPr>
+        <w:t xml:space="preserve"> "</w:t>
       </w:r>
     </w:p>
     <w:p>
       <w:pPr>
-        <w:jc w:val="both"/>
-        <w:rPr>
-          <w:rtl/>
-          <w:lang w:bidi="ar-AE"/>
-        </w:rPr>
-      </w:pPr>
-      <w:r>
-        <w:rPr>
-          <w:rFonts w:hint="cs"/>
-          <w:rtl/>
-          <w:lang w:bidi="ar-AE"/>
-        </w:rPr>
-        <w:t>مهما كانت الظروف التي تحل علينا، فنحن بوسعنا بأن نقف نصابها وأن نقول بكل يقين: "أبي يود بأن يعلمني درسًا. هو له بركة من أجلي في هذا الأمر. إنه يعطيني الآن فرصة فريدة بأن أختبر الصبر، الخضوع، الإيمان والثقة به كولد صغير."</w:t>
+        <w:rPr>
+          <w:rtl/>
+          <w:lang w:bidi="ar-SA"/>
+        </w:rPr>
+      </w:pPr>
+      <w:r>
+        <w:rPr>
+          <w:rFonts w:hint="cs"/>
+          <w:rtl/>
+          <w:lang w:bidi="ar-SA"/>
+        </w:rPr>
+        <w:t>في هذا الجزء الجاد والمؤثر من قصة بطرس نجد</w:t>
+      </w:r>
+      <w:r>
+        <w:rPr>
+          <w:rFonts w:hint="cs"/>
+          <w:rtl/>
+          <w:lang w:bidi="ar-SA"/>
+        </w:rPr>
+        <w:t xml:space="preserve"> كيف</w:t>
+      </w:r>
+      <w:r>
+        <w:rPr>
+          <w:rFonts w:hint="cs"/>
+          <w:rtl/>
+          <w:lang w:bidi="ar-SA"/>
+        </w:rPr>
+        <w:t xml:space="preserve"> أثّر الرب على قلب بطرس وضميره، لأن عمله في كل تجديد حقيقي هو في هذين المجالين. إنه من المبارَك بأن </w:t>
+      </w:r>
+      <w:r>
+        <w:rPr>
+          <w:rFonts w:hint="cs"/>
+          <w:rtl/>
+          <w:lang w:bidi="ar-SA"/>
+        </w:rPr>
+        <w:t>ننتبه</w:t>
+      </w:r>
+      <w:r>
+        <w:rPr>
+          <w:rFonts w:hint="cs"/>
+          <w:rtl/>
+          <w:lang w:bidi="ar-SA"/>
+        </w:rPr>
+        <w:t xml:space="preserve"> </w:t>
+      </w:r>
+      <w:r>
+        <w:rPr>
+          <w:rFonts w:hint="cs"/>
+          <w:rtl/>
+          <w:lang w:bidi="ar-SA"/>
+        </w:rPr>
+        <w:t xml:space="preserve">بعناية إلى </w:t>
+      </w:r>
+      <w:r>
+        <w:rPr>
+          <w:rFonts w:hint="cs"/>
+          <w:rtl/>
+          <w:lang w:bidi="ar-SA"/>
+        </w:rPr>
+        <w:t>طرقه الكاملة ونعمته مع خاصته</w:t>
+      </w:r>
+      <w:r>
+        <w:rPr>
+          <w:rFonts w:hint="cs"/>
+          <w:rtl/>
+          <w:lang w:bidi="ar-SA"/>
+        </w:rPr>
+        <w:t>. إن أصل سقوط بطرس كانت ثقته بنفسه، لكن من أي نوع كانت هذه الثقة بالنفس؟ أنا لا أعتقد، بأنه بحسب الرأي السائد عمومًا في نفسه، والذي للأسف كثيرًا ما نجده بين المؤمنين وحتى بين خدام الرب. فثقته بنفسه كانت من نوع آخر أكثر خداعًا. إن الرب فعلاً كان قد اكتسب مودة بطرس، حتى أن بطرس أحب فعلاً وحقًا سيده، حتى وإن ربما كان بصورة طبيعية. ففي ذلك يكمن أكثر جوانب سقوطه جدية: هو أنكر أكثر إنسان تعلّق قلبه فيه. يا لها من صورة للإنسان، نعم ولن أقول: يا لها من صورة لنا نحن جميعنا؟</w:t>
       </w:r>
     </w:p>
     <w:p>
       <w:pPr>
-        <w:jc w:val="both"/>
-        <w:rPr>
-          <w:rtl/>
-          <w:lang w:bidi="ar-AE"/>
-        </w:rPr>
-      </w:pPr>
-      <w:r>
-        <w:rPr>
-          <w:rFonts w:hint="cs"/>
-          <w:rtl/>
-          <w:lang w:bidi="ar-AE"/>
-        </w:rPr>
-        <w:t>اقرأ عن حياة المسيح في الأناجيل. انظر إلى الظروف التي اجتاز فيها. من المؤكد أنها لم تكن ما يحب الإنسان عادة أن يمر فيه:</w:t>
+        <w:rPr>
+          <w:rtl/>
+          <w:lang w:bidi="ar-SA"/>
+        </w:rPr>
+      </w:pPr>
+      <w:r>
+        <w:rPr>
+          <w:rFonts w:hint="cs"/>
+          <w:rtl/>
+          <w:lang w:bidi="ar-SA"/>
+        </w:rPr>
+        <w:t>إن أصل إنكار المسيح على يد بطرس كانت ثقته التي كانت في محبته</w:t>
+      </w:r>
+      <w:r>
+        <w:rPr>
+          <w:rFonts w:hint="cs"/>
+          <w:rtl/>
+          <w:lang w:bidi="ar-SA"/>
+        </w:rPr>
+        <w:t xml:space="preserve"> للرب. إن هذا يتضح من تصرف الرب في يوحنا 21، حينما جدّد بطرس تمامًا. "</w:t>
+      </w:r>
+      <w:r>
+        <w:rPr>
+          <w:rtl/>
+        </w:rPr>
+        <w:t xml:space="preserve"> </w:t>
+      </w:r>
+      <w:r>
+        <w:rPr>
+          <w:rtl/>
+          <w:lang w:bidi="ar-SA"/>
+        </w:rPr>
+        <w:t>«يَا سِمْعَانُ بْنَ يُونَا، أَتُحِبُّنِي أَكْثَرَ مِنْ هؤُلاَءِ؟»</w:t>
+      </w:r>
+      <w:r>
+        <w:rPr>
+          <w:rFonts w:hint="cs"/>
+          <w:rtl/>
+          <w:lang w:bidi="ar-SA"/>
+        </w:rPr>
+        <w:t>" هذا السؤال أثّر في أعمق كيان خطيته. لقد قال الرب لتلاميذه قبل ساعة الامتحان، بأن ساعة الغربلة ستأتي، نعم وحتى أنه أخبرهم، بأن الشيطان طلبهم جميعهم،ولكنه صلّى بصورة خاصة من أجل بطرس: "</w:t>
+      </w:r>
+      <w:r>
+        <w:rPr>
+          <w:rtl/>
+        </w:rPr>
+        <w:t xml:space="preserve"> </w:t>
+      </w:r>
+      <w:r>
+        <w:rPr>
+          <w:rtl/>
+          <w:lang w:bidi="ar-SA"/>
+        </w:rPr>
+        <w:t>وَلكِنِّي طَلَبْتُ مِنْ أَجْلِكَ لِكَيْ لاَ يَفْنَى إِيمَانُكَ</w:t>
+      </w:r>
+      <w:r>
+        <w:rPr>
+          <w:rFonts w:hint="cs"/>
+          <w:rtl/>
+          <w:lang w:bidi="ar-SA"/>
+        </w:rPr>
+        <w:t>" (لوقا 22: 31، 32).  بطرس لم يكن منتبهًا في هذه الكلمات وشكك في نفسه وكشف عن جهل قلبه في رده: "</w:t>
+      </w:r>
+      <w:r>
+        <w:rPr>
+          <w:rtl/>
+        </w:rPr>
+        <w:t xml:space="preserve"> </w:t>
+      </w:r>
+      <w:r>
+        <w:rPr>
+          <w:rtl/>
+          <w:lang w:bidi="ar-SA"/>
+        </w:rPr>
+        <w:t>«يَارَبُّ، إِنِّي مُسْتَعِدٌّ أَنْ أَمْضِيَ مَعَكَ حَتَّى إِلَى السِّجْنِ وَإِلَى الْمَوْتِ!»</w:t>
+      </w:r>
+      <w:r>
+        <w:rPr>
+          <w:rFonts w:hint="cs"/>
+          <w:rtl/>
+          <w:lang w:bidi="ar-SA"/>
+        </w:rPr>
+        <w:t>." (لوقا 22: 33)؛ حيث أجابه الرب بما سيحدث. لكن كل شيء لم يكن له معنى لبطرس</w:t>
+      </w:r>
+      <w:r>
+        <w:rPr>
+          <w:rFonts w:hint="cs"/>
+          <w:rtl/>
+          <w:lang w:bidi="ar-SA"/>
+        </w:rPr>
+        <w:t xml:space="preserve">؛ فهو أحب سيده بصدق قلبه؛ وقد وثق تمامًا بهذه المحبة؛ فمن الممكن أن ينكره آخرون أو يتركوه، أما هو فلن يفعل؛ كلا، فإنه يفضل بأن يموت معه ولا أن </w:t>
+      </w:r>
+      <w:r>
+        <w:rPr>
+          <w:rFonts w:hint="cs"/>
+          <w:rtl/>
+          <w:lang w:bidi="ar-SA"/>
+        </w:rPr>
+        <w:t>ينكره</w:t>
+      </w:r>
+      <w:r>
+        <w:rPr>
+          <w:rFonts w:hint="cs"/>
+          <w:rtl/>
+          <w:lang w:bidi="ar-SA"/>
+        </w:rPr>
+        <w:t xml:space="preserve">. </w:t>
+      </w:r>
+      <w:r>
+        <w:rPr>
+          <w:rFonts w:hint="cs"/>
+          <w:rtl/>
+          <w:lang w:bidi="ar-SA"/>
+        </w:rPr>
+        <w:t>مهما بلغت غرابة الأمر: ففي ذلك بالذات كانت سلطة إبليس رابضة على التلميذ المسكين؛ فسلطة العدو كانت موجودة في الواقع بأن الخادم أحبّ معلّمه وقد بنت على ذلك. إنها كانت ثقة بطرس، ضمانه وموقفه حينما أُخبر بساعة التجربة. فقد كان اعتقاده بأن حبه الحقيقي والمُخلص سيصمد أمام أعنف هجوم للعدو في أعنف معركة.</w:t>
+      </w:r>
+    </w:p>
+    <w:p>
+      <w:pPr>
+        <w:rPr>
+          <w:rtl/>
+          <w:lang w:bidi="ar-SA"/>
+        </w:rPr>
+      </w:pPr>
+      <w:r>
+        <w:rPr>
+          <w:rFonts w:hint="cs"/>
+          <w:rtl/>
+          <w:lang w:bidi="ar-SA"/>
+        </w:rPr>
+        <w:t>أما بطرس فلم يكن مليء بالثقة في محبته للرب فقط، وإنما كان متهورًا</w:t>
+      </w:r>
+      <w:r>
+        <w:rPr>
+          <w:rtl/>
+        </w:rPr>
+        <w:t xml:space="preserve"> </w:t>
+      </w:r>
+      <w:r>
+        <w:rPr>
+          <w:rtl/>
+          <w:lang w:bidi="ar-SA"/>
+        </w:rPr>
+        <w:t xml:space="preserve">أيضًا </w:t>
+      </w:r>
+      <w:r>
+        <w:rPr>
+          <w:rFonts w:hint="cs"/>
+          <w:rtl/>
+          <w:lang w:bidi="ar-SA"/>
+        </w:rPr>
+        <w:t xml:space="preserve"> وإبليس كان يعمل من خلال هذا أيضًا. في كل منهما هو وجد فرصة ومناسَبة لهجومه. ومن الممكن أن يكون لفائدتنا إن انتبهنا للخطوات التي قادت إلى سقوط بطرس. إننا سنرى كم كان فاقد البصيرة في ثقته بحبه للمسيح، لأن كل انحدار كان سيفتح له عيونه لو كانت له أذن للصوت المحذّر.</w:t>
       </w:r>
     </w:p>
     <w:p>
@@ -201,18 +332,54 @@
           <w:ilvl w:val="0"/>
           <w:numId w:val="1"/>
         </w:numPr>
-        <w:jc w:val="both"/>
-        <w:rPr>
-          <w:lang w:bidi="ar-AE"/>
-        </w:rPr>
-      </w:pPr>
-      <w:r>
-        <w:rPr>
-          <w:rFonts w:hint="cs"/>
-          <w:rtl/>
-          <w:lang w:bidi="ar-AE"/>
-        </w:rPr>
-        <w:t>بهروبه وهو طفل إلى مصر لينقذ حياته (متى 2: 13، 14)؛</w:t>
+        <w:rPr>
+          <w:lang w:bidi="ar-SA"/>
+        </w:rPr>
+      </w:pPr>
+      <w:r>
+        <w:rPr>
+          <w:rFonts w:hint="cs"/>
+          <w:rtl/>
+          <w:lang w:bidi="ar-SA"/>
+        </w:rPr>
+        <w:t>أول خطوة مُشار إليها في لوقا 22: 46؛ وقارنها بمرقس 14: 37: "</w:t>
+      </w:r>
+      <w:r>
+        <w:rPr>
+          <w:rtl/>
+        </w:rPr>
+        <w:t xml:space="preserve"> </w:t>
+      </w:r>
+      <w:r>
+        <w:rPr>
+          <w:rtl/>
+          <w:lang w:bidi="ar-SA"/>
+        </w:rPr>
+        <w:t>يَا سِمْعَانُ، أَنْتَ نَائِمٌ!</w:t>
+      </w:r>
+      <w:r>
+        <w:rPr>
+          <w:rFonts w:hint="cs"/>
+          <w:rtl/>
+          <w:lang w:bidi="ar-SA"/>
+        </w:rPr>
+        <w:t xml:space="preserve"> </w:t>
+      </w:r>
+      <w:r>
+        <w:rPr>
+          <w:rFonts w:hint="cs"/>
+          <w:rtl/>
+          <w:lang w:bidi="ar-SA"/>
+        </w:rPr>
+        <w:t>" يا لها من كلمات من شفتي يسوع وسط خوفه من الموت وعرقه الدامي! كم كانت مليئة بالمغازي</w:t>
+      </w:r>
+      <w:r>
+        <w:rPr>
+          <w:rFonts w:hint="cs"/>
+          <w:rtl/>
+          <w:lang w:bidi="ar-SA"/>
+        </w:rPr>
+        <w:t>، لكن نُطق بها عبثًا.</w:t>
       </w:r>
     </w:p>
     <w:p>
@@ -222,18 +389,38 @@
           <w:ilvl w:val="0"/>
           <w:numId w:val="1"/>
         </w:numPr>
-        <w:jc w:val="both"/>
-        <w:rPr>
-          <w:lang w:bidi="ar-AE"/>
-        </w:rPr>
-      </w:pPr>
-      <w:r>
-        <w:rPr>
-          <w:rFonts w:hint="cs"/>
-          <w:rtl/>
-          <w:lang w:bidi="ar-AE"/>
-        </w:rPr>
-        <w:t>بعمله كنجار في مدينة الناصرة المحتقرة (مرقس 6: 3؛ يوحنا 1: 46)؛</w:t>
+        <w:rPr>
+          <w:lang w:bidi="ar-SA"/>
+        </w:rPr>
+      </w:pPr>
+      <w:r>
+        <w:rPr>
+          <w:rFonts w:hint="cs"/>
+          <w:rtl/>
+          <w:lang w:bidi="ar-SA"/>
+        </w:rPr>
+        <w:t>الخطوة التالية نجدها في لوقا 22: 54: "</w:t>
+      </w:r>
+      <w:r>
+        <w:rPr>
+          <w:rtl/>
+        </w:rPr>
+        <w:t xml:space="preserve"> </w:t>
+      </w:r>
+      <w:r>
+        <w:rPr>
+          <w:rtl/>
+          <w:lang w:bidi="ar-SA"/>
+        </w:rPr>
+        <w:t>وَأَمَّا بُطْرُسُ فَتَبِعَهُ مِنْ بَعِيدٍ.</w:t>
+      </w:r>
+      <w:r>
+        <w:rPr>
+          <w:rFonts w:hint="cs"/>
+          <w:rtl/>
+          <w:lang w:bidi="ar-SA"/>
+        </w:rPr>
+        <w:t>" من بعدما أن نام في وقت صراع معلمه، ترك الرب بهروبه مع باقي التلاميذ، ونحن نجده الآن يتبعه "من بعيد". هل هذه قوة حبه المشهورة، التي وعدت الرب بأنها ستتبعه إلى السجن والموت؟ كم كلمة الله تكشفنا!</w:t>
       </w:r>
     </w:p>
     <w:p>
@@ -243,338 +430,245 @@
           <w:ilvl w:val="0"/>
           <w:numId w:val="1"/>
         </w:numPr>
-        <w:jc w:val="both"/>
-        <w:rPr>
-          <w:lang w:bidi="ar-AE"/>
-        </w:rPr>
-      </w:pPr>
-      <w:r>
-        <w:rPr>
-          <w:rFonts w:hint="cs"/>
-          <w:rtl/>
-          <w:lang w:bidi="ar-AE"/>
-        </w:rPr>
-        <w:t>بعدم إيجاده لنفسه مكانًا ليسند رأسه فيه (متى 8: 20)؛</w:t>
+        <w:rPr>
+          <w:lang w:bidi="ar-SA"/>
+        </w:rPr>
+      </w:pPr>
+      <w:r>
+        <w:rPr>
+          <w:rFonts w:hint="cs"/>
+          <w:rtl/>
+          <w:lang w:bidi="ar-SA"/>
+        </w:rPr>
+        <w:t>من ثم نحن نقرأ كيف كان بطرس جالسًا عند النار بين الأعداء: "</w:t>
+      </w:r>
+      <w:r>
+        <w:rPr>
+          <w:rtl/>
+        </w:rPr>
+        <w:t xml:space="preserve"> </w:t>
+      </w:r>
+      <w:r>
+        <w:rPr>
+          <w:rtl/>
+          <w:lang w:bidi="ar-SA"/>
+        </w:rPr>
+        <w:t xml:space="preserve">وَلَمَّا أَضْرَمُوا نَارًا فِي وَسْطِ الدَّارِ وَجَلَسُوا مَعًا، جَلَسَ بُطْرُسُ بَيْنَهُمْ. </w:t>
+      </w:r>
+      <w:r>
+        <w:rPr>
+          <w:rFonts w:hint="cs"/>
+          <w:rtl/>
+          <w:lang w:bidi="ar-SA"/>
+        </w:rPr>
+        <w:t>" (لوقا 22: 55). بطرس موجود "بعيد" عن مكان معلمه ويستدفئ "بين الذين" أبغضوه ورفضوه، أليس هذا للأسف هو حال الكثير من المؤمنين في أيامنا؟</w:t>
       </w:r>
     </w:p>
     <w:p>
       <w:pPr>
-        <w:pStyle w:val="ListParagraph"/>
-        <w:numPr>
-          <w:ilvl w:val="0"/>
-          <w:numId w:val="1"/>
-        </w:numPr>
-        <w:jc w:val="both"/>
-        <w:rPr>
-          <w:lang w:bidi="ar-AE"/>
-        </w:rPr>
-      </w:pPr>
-      <w:r>
-        <w:rPr>
-          <w:rFonts w:hint="cs"/>
-          <w:rtl/>
-          <w:lang w:bidi="ar-AE"/>
-        </w:rPr>
-        <w:t>بإشهاره من أصدقائه بأنه مختل (مرقس 3: 21)؛</w:t>
+        <w:rPr>
+          <w:rtl/>
+          <w:lang w:bidi="ar-SA"/>
+        </w:rPr>
+      </w:pPr>
+      <w:r>
+        <w:rPr>
+          <w:rFonts w:hint="cs"/>
+          <w:rtl/>
+          <w:lang w:bidi="ar-SA"/>
+        </w:rPr>
+        <w:t xml:space="preserve">بالارتباط بهذا الأمر أود بأن أضع فكرة أخرى جدية على قلوب وضمائر قرائي: </w:t>
+      </w:r>
+      <w:r>
+        <w:rPr>
+          <w:rFonts w:hint="cs"/>
+          <w:rtl/>
+          <w:lang w:bidi="ar-SA"/>
+        </w:rPr>
+        <w:t xml:space="preserve">كم هذا الموقف يعرّفنا بسرعة بما هو العالم. الأفكار، العادات، لغة هذا العالم سريعًا ما تصبح لنا طبيعية ومألوفة؛ فنحن لا نشعر أننا غرباء عنه، وأننا لسنا خارج عناصرنا الحقيقية، وإنما سريعًا ما نعتاد على هذه الأجواء. </w:t>
+      </w:r>
+      <w:r>
+        <w:rPr>
+          <w:rFonts w:hint="cs"/>
+          <w:rtl/>
+          <w:lang w:bidi="ar-SA"/>
+        </w:rPr>
+        <w:t xml:space="preserve">فبمجرد وجودنا في هذا الموقف الخاطئ وعندما يكون نظرنا مبتعدًا عن المسيح، فسيؤدي بنا أمر ليس له أي معنى بأن ننكر الرب تمامًا. مع بطرس كانت مجرد إهانة من جارية، وما قاله رجل وتأكيده على فم آخر ما قد أدّى به إلى إنكاره له تمامًا وبصورة </w:t>
+      </w:r>
+      <w:r>
+        <w:rPr>
+          <w:rFonts w:hint="cs"/>
+          <w:rtl/>
+          <w:lang w:bidi="ar-SA"/>
+        </w:rPr>
+        <w:t>متكررة</w:t>
+      </w:r>
+      <w:r>
+        <w:rPr>
+          <w:rFonts w:hint="cs"/>
+          <w:rtl/>
+          <w:lang w:bidi="ar-SA"/>
+        </w:rPr>
+        <w:t>: "</w:t>
+      </w:r>
+      <w:r>
+        <w:rPr>
+          <w:rtl/>
+          <w:lang w:bidi="ar-SA"/>
+        </w:rPr>
+        <w:t>«يَا إِنْسَانُ، لَسْتُ أَعْرِفُ مَا تَقُولُ!»</w:t>
+      </w:r>
+      <w:r>
+        <w:rPr>
+          <w:rFonts w:hint="cs"/>
+          <w:rtl/>
+          <w:lang w:bidi="ar-SA"/>
+        </w:rPr>
+        <w:t>" وعندها حدثت الإشارة التي تنبأ عنها الرب: "</w:t>
+      </w:r>
+      <w:r>
+        <w:rPr>
+          <w:rtl/>
+          <w:lang w:bidi="ar-SA"/>
+        </w:rPr>
+        <w:t>وَفِي الْحَالِ بَيْنَمَا هُوَ يَتَكَلَّمُ صَاحَ الدِّيكُ.</w:t>
+      </w:r>
+      <w:r>
+        <w:rPr>
+          <w:rFonts w:hint="cs"/>
+          <w:rtl/>
+          <w:lang w:bidi="ar-SA"/>
+        </w:rPr>
+        <w:t xml:space="preserve">" (لوقا 22: 60). وهذا أيقظ أخيرًا ضميره في أن بطرس تذكّر "كلام الرب". إن ثقته في حبه ليسوع أعمت بطرس حتى أن كلام الرب الذي حذره من قدوم العاصفة، ليس أنه تجاهله فقط، بل وأيضًا ناقضه. لكن كم محبة المسيح كانت تعرف كيف تؤثّر بهذا الكلام من جديد على ضميره. كم من مرة ننسى تحذيرات الرب إلى أن يعود ويؤنب ضميرنا </w:t>
+      </w:r>
+      <w:r>
+        <w:rPr>
+          <w:rtl/>
+          <w:lang w:bidi="ar-SA"/>
+        </w:rPr>
+        <w:t>–</w:t>
+      </w:r>
+      <w:r>
+        <w:rPr>
+          <w:rFonts w:hint="cs"/>
+          <w:rtl/>
+          <w:lang w:bidi="ar-SA"/>
+        </w:rPr>
+        <w:t xml:space="preserve"> ربما بوسيلة بسيطة كالتي هنا -.</w:t>
       </w:r>
     </w:p>
     <w:p>
       <w:pPr>
-        <w:pStyle w:val="ListParagraph"/>
-        <w:numPr>
-          <w:ilvl w:val="0"/>
-          <w:numId w:val="1"/>
-        </w:numPr>
-        <w:jc w:val="both"/>
-        <w:rPr>
-          <w:lang w:bidi="ar-AE"/>
-        </w:rPr>
-      </w:pPr>
-      <w:r>
-        <w:rPr>
-          <w:rFonts w:hint="cs"/>
-          <w:rtl/>
-          <w:lang w:bidi="ar-AE"/>
-        </w:rPr>
-        <w:t xml:space="preserve">مُشار إليه من الجمع </w:t>
-      </w:r>
-      <w:r>
-        <w:rPr>
-          <w:rFonts w:hint="cs"/>
-          <w:rtl/>
-          <w:lang w:bidi="ar-AE"/>
-        </w:rPr>
-        <w:t>كمَن فيه شيطان (يوحنا 8: 48).</w:t>
+        <w:rPr>
+          <w:rtl/>
+          <w:lang w:bidi="ar-SA"/>
+        </w:rPr>
+      </w:pPr>
+      <w:r>
+        <w:rPr>
+          <w:rFonts w:hint="cs"/>
+          <w:rtl/>
+          <w:lang w:bidi="ar-SA"/>
+        </w:rPr>
+        <w:t xml:space="preserve">إلا أنه لدينا هنا عبارة أخرى عن اهتمام يسوع الشديد والرقيق بتلميذه المسكين </w:t>
+      </w:r>
+      <w:r>
+        <w:rPr>
+          <w:rtl/>
+          <w:lang w:bidi="ar-SA"/>
+        </w:rPr>
+        <w:t>–</w:t>
+      </w:r>
+      <w:r>
+        <w:rPr>
+          <w:rFonts w:hint="cs"/>
+          <w:rtl/>
+          <w:lang w:bidi="ar-SA"/>
+        </w:rPr>
+        <w:t xml:space="preserve"> نظرة الرب: "</w:t>
+      </w:r>
+      <w:r>
+        <w:rPr>
+          <w:rtl/>
+          <w:lang w:bidi="ar-SA"/>
+        </w:rPr>
+        <w:t xml:space="preserve"> فَالْتَفَتَ الرَّبُّ وَنَظَرَ إِلَى بُطْرُسَ</w:t>
+      </w:r>
+      <w:r>
+        <w:rPr>
+          <w:rFonts w:hint="cs"/>
+          <w:rtl/>
+          <w:lang w:bidi="ar-SA"/>
+        </w:rPr>
+        <w:t xml:space="preserve">" (لوقا 22: 61). </w:t>
+      </w:r>
+      <w:r>
+        <w:rPr>
+          <w:rFonts w:hint="cs"/>
+          <w:rtl/>
+          <w:lang w:bidi="ar-SA"/>
+        </w:rPr>
+        <w:t>ما أقوى</w:t>
+      </w:r>
+      <w:r>
+        <w:rPr>
+          <w:rFonts w:hint="cs"/>
+          <w:rtl/>
+          <w:lang w:bidi="ar-SA"/>
+        </w:rPr>
+        <w:t xml:space="preserve"> هذه المحبة</w:t>
+      </w:r>
+      <w:r>
+        <w:rPr>
+          <w:rFonts w:hint="cs"/>
+          <w:rtl/>
+          <w:lang w:bidi="ar-SA"/>
+        </w:rPr>
+        <w:t xml:space="preserve"> الرائعة التي لا تتغير، التي لا تتخلى عنا أبدًا! من بعد اقترابه في اجتيازه خوف الموت وكهدف لخيانة يهوذا القاسية في أيدي أعدائه الغاشمة، إلا أن الرب لا زال يتذكر تلميذه الذي ضلّ. يا له من عزاء يوجد لنا أيضًا هنا! إن نظرة يسوع هذه كان لها تأثير مضاعف: هي كسرت قلب بطرس، لكنها أعادته ثانية إلى سيده، وإن كان بدموع الندم: "</w:t>
+      </w:r>
+      <w:r>
+        <w:rPr>
+          <w:rtl/>
+          <w:lang w:bidi="ar-SA"/>
+        </w:rPr>
+        <w:t xml:space="preserve"> فَخَرَجَ بُطْرُسُ إِلَى خَارِجٍ وَبَكَى بُكَاءً مُرًّا.</w:t>
+      </w:r>
+      <w:r>
+        <w:rPr>
+          <w:rFonts w:hint="cs"/>
+          <w:rtl/>
+          <w:lang w:bidi="ar-SA"/>
+        </w:rPr>
+        <w:t xml:space="preserve">" (لوقا 22: 62). إن نعمة ورقة هذه النظرة فتحت ينابيع قلبه. إن كلمة الرب التي تذكرها، صحّت ضميره، </w:t>
+      </w:r>
+      <w:r>
+        <w:rPr>
+          <w:rFonts w:hint="cs"/>
+          <w:rtl/>
+          <w:lang w:bidi="ar-SA"/>
+        </w:rPr>
+        <w:t>لكن نظرة الرب فقد أثّرت على قلبه. ففيها كانت تعزية وألم أيضًا، لأن بطرس عاش من هذه النظرة إلى أن عاد ورأى سيده في القيامة. هذا الوجه الذي كان مفسدًا والذي لم يكن لأي إنسان، وهذه النظرة نُقشت في ذاكرته وحفظته إلى ذلك الصباح البديع، حينما قام يسوع منتصرًا وظهر لبطرس أولاً من بين التلاميذ ولوحده (لوقا 24: 34؛ 1. كورنثوس 15: 5).</w:t>
       </w:r>
     </w:p>
     <w:p>
       <w:pPr>
-        <w:jc w:val="both"/>
-        <w:rPr>
-          <w:rtl/>
-          <w:lang w:bidi="ar-AE"/>
-        </w:rPr>
-      </w:pPr>
-      <w:r>
-        <w:rPr>
-          <w:rFonts w:hint="cs"/>
-          <w:rtl/>
-          <w:lang w:bidi="ar-AE"/>
-        </w:rPr>
-        <w:t>كم من إهانات احتمل! لكنه قبِل جميع هذه الظروف من يد أبيه ووجد فيها فرصة ليُظهر طبيعته.</w:t>
-      </w:r>
-    </w:p>
-    <w:p>
-      <w:pPr>
-        <w:jc w:val="both"/>
-        <w:rPr>
-          <w:rtl/>
-          <w:lang w:bidi="ar-AE"/>
-        </w:rPr>
-      </w:pPr>
-      <w:r>
-        <w:rPr>
-          <w:rFonts w:hint="cs"/>
-          <w:rtl/>
-          <w:lang w:bidi="ar-AE"/>
-        </w:rPr>
-        <w:t>والآن كل ابن لله جُعل شريكًا لذات الطبيعة المقدسة (2. بطرس 1: 4). والمسيح هو حياته. وبالتالي كل الظروف التي نجتاز فيها هي فرص معطاة من الله ليتولاها المسيح ولنحيا حياته من خلالنا. إن هذا تمامًا ما قصده بولس حينما قال: "</w:t>
-      </w:r>
-      <w:r>
-        <w:rPr>
-          <w:rtl/>
-          <w:lang w:bidi="ar-AE"/>
-        </w:rPr>
-        <w:t>لِيَ الْحَيَاةَ هِيَ الْمَسِيحُ وَالْمَوْتُ هُوَ رِبْحٌ.</w:t>
-      </w:r>
-      <w:r>
-        <w:rPr>
-          <w:rFonts w:hint="cs"/>
-          <w:rtl/>
-          <w:lang w:bidi="ar-AE"/>
-        </w:rPr>
-        <w:t>" (فيلبي 1: 21). إن هذا يجب أن يكون موقف المسيحي من جهة ظروف الحياة. وكم يمنحنا هذا نظرة مختلفة لكل شيء!</w:t>
-      </w:r>
-      <w:r>
-        <w:rPr>
-          <w:rFonts w:hint="cs"/>
-          <w:rtl/>
-          <w:lang w:bidi="ar-AE"/>
-        </w:rPr>
-        <w:t xml:space="preserve"> فالأمور لا تعود تُرى بمقاييس الناس بأنها مجهدة وغير مريحة. فهي الآن فرص فريدة من نوعها لتنمو فيها حياتنا الروحية لنكون "</w:t>
-      </w:r>
-      <w:r>
-        <w:rPr>
-          <w:rtl/>
-          <w:lang w:bidi="ar-AE"/>
-        </w:rPr>
-        <w:t xml:space="preserve"> بِلاَ لَوْمٍ، وَبُسَطَاءَ، أَوْلاَدًا ِللهِ بِلاَ عَيْبٍ فِي وَسَطِ جِيل مُعَوَّجٍ وَمُلْتَوٍ، تُضِيئُونَ بَيْنَهُمْ كَأَنْوَارٍ فِي الْعَالَمِ.</w:t>
-      </w:r>
-      <w:r>
-        <w:rPr>
-          <w:rFonts w:hint="cs"/>
-          <w:rtl/>
-          <w:lang w:bidi="ar-AE"/>
-        </w:rPr>
-        <w:t xml:space="preserve">" (فيلبي 2: 15). حتى الضيقات </w:t>
-      </w:r>
-      <w:r>
-        <w:rPr>
-          <w:rFonts w:hint="cs"/>
-          <w:rtl/>
-          <w:lang w:bidi="ar-AE"/>
-        </w:rPr>
-        <w:lastRenderedPageBreak/>
-        <w:t>يُنظَر إليها كفرصة لننتهزها بتقديم الشكر: "</w:t>
-      </w:r>
-      <w:r>
-        <w:rPr>
-          <w:rtl/>
-          <w:lang w:bidi="ar-AE"/>
-        </w:rPr>
-        <w:t xml:space="preserve"> 16افْرَحُوا كُلَّ حِينٍ.  17صَلُّوا بِلاَ انْقِطَاعٍ.  18اشْكُرُوا فِي كُلِّ شَيْءٍ، لأَنَّ هذِهِ هِيَ مَشِيئَةُ اللهِ فِي الْمَسِيحِ يَسُوعَ مِنْ جِهَتِكُمْ.</w:t>
-      </w:r>
-      <w:r>
-        <w:rPr>
-          <w:rFonts w:hint="cs"/>
-          <w:rtl/>
-          <w:lang w:bidi="ar-AE"/>
-        </w:rPr>
-        <w:t xml:space="preserve">" (1. تسالونيكي 5: 16 </w:t>
-      </w:r>
-      <w:r>
-        <w:rPr>
-          <w:rtl/>
-          <w:lang w:bidi="ar-AE"/>
-        </w:rPr>
-        <w:t>–</w:t>
-      </w:r>
-      <w:r>
-        <w:rPr>
-          <w:rFonts w:hint="cs"/>
-          <w:rtl/>
-          <w:lang w:bidi="ar-AE"/>
-        </w:rPr>
-        <w:t xml:space="preserve"> 18).</w:t>
-      </w:r>
-    </w:p>
-    <w:p>
-      <w:pPr>
-        <w:jc w:val="both"/>
-        <w:rPr>
-          <w:rtl/>
-          <w:lang w:bidi="ar-AE"/>
-        </w:rPr>
-      </w:pPr>
-      <w:r>
-        <w:rPr>
-          <w:rFonts w:hint="cs"/>
-          <w:rtl/>
-          <w:lang w:bidi="ar-AE"/>
-        </w:rPr>
-        <w:t>إن الموقف المسيحي الإيجابي يُدخل رضى حقيقي نقي في ابن الله. كل الأمور ستُرى بأنها آتية من يدي أبٍ محب حنون وهي فرص لنتعلم فيها دروسًا قيمة في ضبط النفس، الصبر، الإيمان والطاعة، بينما نكتسب بركة غنية. ليست الظروف من حولنا التي تجعلنا سعداء أو تعساء، وإنما موقفنا الباطني من نحوها ومن نحو الله. إن مؤلف الترنيمة بيل جايتر عبّر عن ذلك كالتالي:</w:t>
-      </w:r>
-    </w:p>
-    <w:p>
-      <w:pPr>
-        <w:spacing w:after="0"/>
-        <w:jc w:val="both"/>
-        <w:rPr>
-          <w:rtl/>
-          <w:lang w:bidi="ar-AE"/>
-        </w:rPr>
-      </w:pPr>
-      <w:r>
-        <w:rPr>
-          <w:rFonts w:hint="cs"/>
-          <w:rtl/>
-          <w:lang w:bidi="ar-AE"/>
-        </w:rPr>
-        <w:t>وجدت سعادة، وجدت سلام النفس</w:t>
-      </w:r>
-      <w:r>
-        <w:rPr>
-          <w:rFonts w:hint="cs"/>
-          <w:rtl/>
-          <w:lang w:bidi="ar-AE"/>
-        </w:rPr>
-        <w:t>،</w:t>
-      </w:r>
-    </w:p>
-    <w:p>
-      <w:pPr>
-        <w:spacing w:after="0"/>
-        <w:jc w:val="both"/>
-        <w:rPr>
-          <w:rtl/>
-          <w:lang w:bidi="ar-AE"/>
-        </w:rPr>
-      </w:pPr>
-      <w:r>
-        <w:rPr>
-          <w:rFonts w:hint="cs"/>
-          <w:rtl/>
-          <w:lang w:bidi="ar-AE"/>
-        </w:rPr>
-        <w:t>وجدت فرح الحياة، تكتنفه محبة كاملة،</w:t>
-      </w:r>
-    </w:p>
-    <w:p>
-      <w:pPr>
-        <w:spacing w:after="0"/>
-        <w:jc w:val="both"/>
-        <w:rPr>
-          <w:rtl/>
-          <w:lang w:bidi="ar-AE"/>
-        </w:rPr>
-      </w:pPr>
-      <w:r>
-        <w:rPr>
-          <w:rFonts w:hint="cs"/>
-          <w:rtl/>
-          <w:lang w:bidi="ar-AE"/>
-        </w:rPr>
-        <w:t>وجدت الرضى الحقيقي، حياة سعيدة متناغمة؛</w:t>
-      </w:r>
-    </w:p>
-    <w:p>
-      <w:pPr>
-        <w:spacing w:after="0"/>
-        <w:jc w:val="both"/>
-        <w:rPr>
-          <w:rtl/>
-          <w:lang w:bidi="ar-AE"/>
-        </w:rPr>
-      </w:pPr>
-      <w:r>
-        <w:rPr>
-          <w:rFonts w:hint="cs"/>
-          <w:rtl/>
-          <w:lang w:bidi="ar-AE"/>
-        </w:rPr>
-        <w:t>وجدت سعادة لكل زمان،</w:t>
-      </w:r>
-    </w:p>
-    <w:p>
-      <w:pPr>
-        <w:spacing w:after="0"/>
-        <w:jc w:val="both"/>
-        <w:rPr>
-          <w:rtl/>
-          <w:lang w:bidi="ar-AE"/>
-        </w:rPr>
-      </w:pPr>
-      <w:r>
-        <w:rPr>
-          <w:rFonts w:hint="cs"/>
-          <w:rtl/>
-          <w:lang w:bidi="ar-AE"/>
-        </w:rPr>
-        <w:t>سلام عجيب للنفس،</w:t>
-      </w:r>
-    </w:p>
-    <w:p>
-      <w:pPr>
-        <w:jc w:val="both"/>
-        <w:rPr>
-          <w:rtl/>
-          <w:lang w:bidi="ar-AE"/>
-        </w:rPr>
-      </w:pPr>
-      <w:r>
-        <w:rPr>
-          <w:rFonts w:hint="cs"/>
-          <w:rtl/>
-          <w:lang w:bidi="ar-AE"/>
-        </w:rPr>
-        <w:t>حينما وجدت الرب.</w:t>
-      </w:r>
-    </w:p>
-    <w:p>
-      <w:pPr>
-        <w:jc w:val="center"/>
-        <w:rPr>
-          <w:rFonts w:hint="cs"/>
-          <w:lang w:bidi="ar-AE"/>
-        </w:rPr>
-      </w:pPr>
-      <w:r>
-        <w:rPr>
-          <w:rFonts w:hint="cs"/>
-          <w:rtl/>
-          <w:lang w:bidi="ar-AE"/>
-        </w:rPr>
-        <w:t>-تم-</w:t>
-      </w:r>
-      <w:bookmarkStart w:id="0" w:name="_GoBack"/>
-      <w:bookmarkEnd w:id="0"/>
+        <w:rPr>
+          <w:lang w:bidi="ar-SA"/>
+        </w:rPr>
+      </w:pPr>
+      <w:r>
+        <w:rPr>
+          <w:rFonts w:hint="cs"/>
+          <w:rtl/>
+          <w:lang w:bidi="ar-SA"/>
+        </w:rPr>
+        <w:t>هكذا هي طرق نعمة الرب الرائعة ولطفه الذي لا يتغير من نحونا. يا ليت هذه الثقة به تتعمق في قلوبنا إذ نتخلى عن كل رأي من حبنا المزعوم، لكي نستريح في محبته، الذي لا ينسى خاصته أبدًا ولا يتعب منهم.</w:t>
+      </w:r>
     </w:p>
     <w:sectPr>
-      <w:pgSz w:w="11906" w:h="16838"/>
-      <w:pgMar w:top="1440" w:right="1800" w:bottom="1440" w:left="1800" w:header="708" w:footer="708" w:gutter="0"/>
-      <w:cols w:space="708"/>
-      <w:bidi/>
-      <w:rtlGutter/>
+      <w:pgSz w:w="12240" w:h="15840"/>
+      <w:pgMar w:top="1440" w:right="1800" w:bottom="1440" w:left="1800" w:header="720" w:footer="720" w:gutter="0"/>
+      <w:cols w:space="720"/>
       <w:docGrid w:linePitch="360"/>
     </w:sectPr>
   </w:body>
@@ -582,139 +676,118 @@
 </file>
 
 <file path=word/numbering.xml><?xml version="1.0" encoding="utf-8"?>
-<w:numbering xmlns:wpc="http://schemas.microsoft.com/office/word/2010/wordprocessingCanvas" xmlns:cx="http://schemas.microsoft.com/office/drawing/2014/chartex" xmlns:cx1="http://schemas.microsoft.com/office/drawing/2015/9/8/chartex" xmlns:cx2="http://schemas.microsoft.com/office/drawing/2015/10/21/chartex" xmlns:cx3="http://schemas.microsoft.com/office/drawing/2016/5/9/chartex" xmlns:cx4="http://schemas.microsoft.com/office/drawing/2016/5/10/chartex" xmlns:cx5="http://schemas.microsoft.com/office/drawing/2016/5/11/chartex" xmlns:cx6="http://schemas.microsoft.com/office/drawing/2016/5/12/chartex" xmlns:cx7="http://schemas.microsoft.com/office/drawing/2016/5/13/chartex" xmlns:cx8="http://schemas.microsoft.com/office/drawing/2016/5/14/chartex" xmlns:mc="http://schemas.openxmlformats.org/markup-compatibility/2006" xmlns:aink="http://schemas.microsoft.com/office/drawing/2016/ink" xmlns:am3d="http://schemas.microsoft.com/office/drawing/2017/model3d" xmlns:o="urn:schemas-microsoft-com:office:office" xmlns:r="http://schemas.openxmlformats.org/officeDocument/2006/relationships" xmlns:m="http://schemas.openxmlformats.org/officeDocument/2006/math" xmlns:v="urn:schemas-microsoft-com:vml" xmlns:wp14="http://schemas.microsoft.com/office/word/2010/wordprocessingDrawing" xmlns:wp="http://schemas.openxmlformats.org/drawingml/2006/wordprocessingDrawing" xmlns:w10="urn:schemas-microsoft-com:office:word" xmlns:w="http://schemas.openxmlformats.org/wordprocessingml/2006/main" xmlns:w14="http://schemas.microsoft.com/office/word/2010/wordml" xmlns:w15="http://schemas.microsoft.com/office/word/2012/wordml" xmlns:w16cid="http://schemas.microsoft.com/office/word/2016/wordml/cid" xmlns:w16se="http://schemas.microsoft.com/office/word/2015/wordml/symex" xmlns:wpg="http://schemas.microsoft.com/office/word/2010/wordprocessingGroup" xmlns:wpi="http://schemas.microsoft.com/office/word/2010/wordprocessingInk" xmlns:wne="http://schemas.microsoft.com/office/word/2006/wordml" xmlns:wps="http://schemas.microsoft.com/office/word/2010/wordprocessingShape" mc:Ignorable="w14 w15 w16se w16cid wp14">
+<w:numbering xmlns:wpc="http://schemas.microsoft.com/office/word/2010/wordprocessingCanvas" xmlns:cx="http://schemas.microsoft.com/office/drawing/2014/chartex" xmlns:cx1="http://schemas.microsoft.com/office/drawing/2015/9/8/chartex" xmlns:cx2="http://schemas.microsoft.com/office/drawing/2015/10/21/chartex" xmlns:cx3="http://schemas.microsoft.com/office/drawing/2016/5/9/chartex" xmlns:cx4="http://schemas.microsoft.com/office/drawing/2016/5/10/chartex" xmlns:cx5="http://schemas.microsoft.com/office/drawing/2016/5/11/chartex" xmlns:cx6="http://schemas.microsoft.com/office/drawing/2016/5/12/chartex" xmlns:cx7="http://schemas.microsoft.com/office/drawing/2016/5/13/chartex" xmlns:cx8="http://schemas.microsoft.com/office/drawing/2016/5/14/chartex" xmlns:mc="http://schemas.openxmlformats.org/markup-compatibility/2006" xmlns:aink="http://schemas.microsoft.com/office/drawing/2016/ink" xmlns:am3d="http://schemas.microsoft.com/office/drawing/2017/model3d" xmlns:o="urn:schemas-microsoft-com:office:office" xmlns:oel="http://schemas.microsoft.com/office/2019/extlst" xmlns:r="http://schemas.openxmlformats.org/officeDocument/2006/relationships" xmlns:m="http://schemas.openxmlformats.org/officeDocument/2006/math" xmlns:v="urn:schemas-microsoft-com:vml" xmlns:wp14="http://schemas.microsoft.com/office/word/2010/wordprocessingDrawing" xmlns:wp="http://schemas.openxmlformats.org/drawingml/2006/wordprocessingDrawing" xmlns:w10="urn:schemas-microsoft-com:office:word" xmlns:w="http://schemas.openxmlformats.org/wordprocessingml/2006/main" xmlns:w14="http://schemas.microsoft.com/office/word/2010/wordml" xmlns:w15="http://schemas.microsoft.com/office/word/2012/wordml" xmlns:w16cex="http://schemas.microsoft.com/office/word/2018/wordml/cex" xmlns:w16cid="http://schemas.microsoft.com/office/word/2016/wordml/cid" xmlns:w16="http://schemas.microsoft.com/office/word/2018/wordml" xmlns:w16sdtdh="http://schemas.microsoft.com/office/word/2020/wordml/sdtdatahash" xmlns:w16se="http://schemas.microsoft.com/office/word/2015/wordml/symex" xmlns:wpg="http://schemas.microsoft.com/office/word/2010/wordprocessingGroup" xmlns:wpi="http://schemas.microsoft.com/office/word/2010/wordprocessingInk" xmlns:wne="http://schemas.microsoft.com/office/word/2006/wordml" xmlns:wps="http://schemas.microsoft.com/office/word/2010/wordprocessingShape" mc:Ignorable="w14 w15 w16se w16cid w16 w16cex w16sdtdh wp14">
   <w:abstractNum w:abstractNumId="0" w15:restartNumberingAfterBreak="0">
-    <w:nsid w:val="022F071D"/>
+    <w:nsid w:val="01012ED9"/>
     <w:multiLevelType w:val="hybridMultilevel"/>
-    <w:tmpl w:val="21E229B8"/>
-    <w:lvl w:ilvl="0" w:tplc="F006D9B8">
-      <w:numFmt w:val="bullet"/>
-      <w:lvlText w:val=""/>
+    <w:tmpl w:val="4BA8E27A"/>
+    <w:lvl w:ilvl="0" w:tplc="0409000F">
+      <w:start w:val="1"/>
+      <w:numFmt w:val="decimal"/>
+      <w:lvlText w:val="%1."/>
       <w:lvlJc w:val="left"/>
       <w:pPr>
         <w:ind w:left="720" w:hanging="360"/>
       </w:pPr>
       <w:rPr>
-        <w:rFonts w:ascii="Symbol" w:eastAsiaTheme="minorHAnsi" w:hAnsi="Symbol" w:cs="Sakkal Majalla" w:hint="default"/>
+        <w:rFonts w:hint="default"/>
       </w:rPr>
     </w:lvl>
-    <w:lvl w:ilvl="1" w:tplc="04090003" w:tentative="1">
+    <w:lvl w:ilvl="1" w:tplc="04090019" w:tentative="1">
       <w:start w:val="1"/>
-      <w:numFmt w:val="bullet"/>
-      <w:lvlText w:val="o"/>
+      <w:numFmt w:val="lowerLetter"/>
+      <w:lvlText w:val="%2."/>
       <w:lvlJc w:val="left"/>
       <w:pPr>
         <w:ind w:left="1440" w:hanging="360"/>
       </w:pPr>
-      <w:rPr>
-        <w:rFonts w:ascii="Courier New" w:hAnsi="Courier New" w:cs="Courier New" w:hint="default"/>
-      </w:rPr>
     </w:lvl>
-    <w:lvl w:ilvl="2" w:tplc="04090005" w:tentative="1">
+    <w:lvl w:ilvl="2" w:tplc="0409001B" w:tentative="1">
       <w:start w:val="1"/>
-      <w:numFmt w:val="bullet"/>
-      <w:lvlText w:val=""/>
+      <w:numFmt w:val="lowerRoman"/>
+      <w:lvlText w:val="%3."/>
+      <w:lvlJc w:val="right"/>
+      <w:pPr>
+        <w:ind w:left="2160" w:hanging="180"/>
+      </w:pPr>
+    </w:lvl>
+    <w:lvl w:ilvl="3" w:tplc="0409000F" w:tentative="1">
+      <w:start w:val="1"/>
+      <w:numFmt w:val="decimal"/>
+      <w:lvlText w:val="%4."/>
       <w:lvlJc w:val="left"/>
       <w:pPr>
-        <w:ind w:left="2160" w:hanging="360"/>
-      </w:pPr>
-      <w:rPr>
-        <w:rFonts w:ascii="Wingdings" w:hAnsi="Wingdings" w:hint="default"/>
-      </w:rPr>
+        <w:ind w:left="2880" w:hanging="360"/>
+      </w:pPr>
     </w:lvl>
-    <w:lvl w:ilvl="3" w:tplc="04090001" w:tentative="1">
+    <w:lvl w:ilvl="4" w:tplc="04090019" w:tentative="1">
       <w:start w:val="1"/>
-      <w:numFmt w:val="bullet"/>
-      <w:lvlText w:val=""/>
+      <w:numFmt w:val="lowerLetter"/>
+      <w:lvlText w:val="%5."/>
       <w:lvlJc w:val="left"/>
       <w:pPr>
-        <w:ind w:left="2880" w:hanging="360"/>
-      </w:pPr>
-      <w:rPr>
-        <w:rFonts w:ascii="Symbol" w:hAnsi="Symbol" w:hint="default"/>
-      </w:rPr>
+        <w:ind w:left="3600" w:hanging="360"/>
+      </w:pPr>
     </w:lvl>
-    <w:lvl w:ilvl="4" w:tplc="04090003" w:tentative="1">
+    <w:lvl w:ilvl="5" w:tplc="0409001B" w:tentative="1">
       <w:start w:val="1"/>
-      <w:numFmt w:val="bullet"/>
-      <w:lvlText w:val="o"/>
+      <w:numFmt w:val="lowerRoman"/>
+      <w:lvlText w:val="%6."/>
+      <w:lvlJc w:val="right"/>
+      <w:pPr>
+        <w:ind w:left="4320" w:hanging="180"/>
+      </w:pPr>
+    </w:lvl>
+    <w:lvl w:ilvl="6" w:tplc="0409000F" w:tentative="1">
+      <w:start w:val="1"/>
+      <w:numFmt w:val="decimal"/>
+      <w:lvlText w:val="%7."/>
       <w:lvlJc w:val="left"/>
       <w:pPr>
-        <w:ind w:left="3600" w:hanging="360"/>
-      </w:pPr>
-      <w:rPr>
-        <w:rFonts w:ascii="Courier New" w:hAnsi="Courier New" w:cs="Courier New" w:hint="default"/>
-      </w:rPr>
+        <w:ind w:left="5040" w:hanging="360"/>
+      </w:pPr>
     </w:lvl>
-    <w:lvl w:ilvl="5" w:tplc="04090005" w:tentative="1">
+    <w:lvl w:ilvl="7" w:tplc="04090019" w:tentative="1">
       <w:start w:val="1"/>
-      <w:numFmt w:val="bullet"/>
-      <w:lvlText w:val=""/>
+      <w:numFmt w:val="lowerLetter"/>
+      <w:lvlText w:val="%8."/>
       <w:lvlJc w:val="left"/>
       <w:pPr>
-        <w:ind w:left="4320" w:hanging="360"/>
-      </w:pPr>
-      <w:rPr>
-        <w:rFonts w:ascii="Wingdings" w:hAnsi="Wingdings" w:hint="default"/>
-      </w:rPr>
+        <w:ind w:left="5760" w:hanging="360"/>
+      </w:pPr>
     </w:lvl>
-    <w:lvl w:ilvl="6" w:tplc="04090001" w:tentative="1">
+    <w:lvl w:ilvl="8" w:tplc="0409001B" w:tentative="1">
       <w:start w:val="1"/>
-      <w:numFmt w:val="bullet"/>
-      <w:lvlText w:val=""/>
-      <w:lvlJc w:val="left"/>
-      <w:pPr>
-        <w:ind w:left="5040" w:hanging="360"/>
-      </w:pPr>
-      <w:rPr>
-        <w:rFonts w:ascii="Symbol" w:hAnsi="Symbol" w:hint="default"/>
-      </w:rPr>
-    </w:lvl>
-    <w:lvl w:ilvl="7" w:tplc="04090003" w:tentative="1">
-      <w:start w:val="1"/>
-      <w:numFmt w:val="bullet"/>
-      <w:lvlText w:val="o"/>
-      <w:lvlJc w:val="left"/>
-      <w:pPr>
-        <w:ind w:left="5760" w:hanging="360"/>
-      </w:pPr>
-      <w:rPr>
-        <w:rFonts w:ascii="Courier New" w:hAnsi="Courier New" w:cs="Courier New" w:hint="default"/>
-      </w:rPr>
-    </w:lvl>
-    <w:lvl w:ilvl="8" w:tplc="04090005" w:tentative="1">
-      <w:start w:val="1"/>
-      <w:numFmt w:val="bullet"/>
-      <w:lvlText w:val=""/>
-      <w:lvlJc w:val="left"/>
-      <w:pPr>
-        <w:ind w:left="6480" w:hanging="360"/>
-      </w:pPr>
-      <w:rPr>
-        <w:rFonts w:ascii="Wingdings" w:hAnsi="Wingdings" w:hint="default"/>
-      </w:rPr>
+      <w:numFmt w:val="lowerRoman"/>
+      <w:lvlText w:val="%9."/>
+      <w:lvlJc w:val="right"/>
+      <w:pPr>
+        <w:ind w:left="6480" w:hanging="180"/>
+      </w:pPr>
     </w:lvl>
   </w:abstractNum>
-  <w:num w:numId="1">
+  <w:num w:numId="1" w16cid:durableId="499194785">
     <w:abstractNumId w:val="0"/>
   </w:num>
 </w:numbering>
 </file>
 
 <file path=word/styles.xml><?xml version="1.0" encoding="utf-8"?>
-<w:styles xmlns:mc="http://schemas.openxmlformats.org/markup-compatibility/2006" xmlns:r="http://schemas.openxmlformats.org/officeDocument/2006/relationships" xmlns:w="http://schemas.openxmlformats.org/wordprocessingml/2006/main" xmlns:w14="http://schemas.microsoft.com/office/word/2010/wordml" xmlns:w15="http://schemas.microsoft.com/office/word/2012/wordml" xmlns:w16cid="http://schemas.microsoft.com/office/word/2016/wordml/cid" xmlns:w16se="http://schemas.microsoft.com/office/word/2015/wordml/symex" mc:Ignorable="w14 w15 w16se w16cid">
+<w:styles xmlns:mc="http://schemas.openxmlformats.org/markup-compatibility/2006" xmlns:r="http://schemas.openxmlformats.org/officeDocument/2006/relationships" xmlns:w="http://schemas.openxmlformats.org/wordprocessingml/2006/main" xmlns:w14="http://schemas.microsoft.com/office/word/2010/wordml" xmlns:w15="http://schemas.microsoft.com/office/word/2012/wordml" xmlns:w16cex="http://schemas.microsoft.com/office/word/2018/wordml/cex" xmlns:w16cid="http://schemas.microsoft.com/office/word/2016/wordml/cid" xmlns:w16="http://schemas.microsoft.com/office/word/2018/wordml" xmlns:w16sdtdh="http://schemas.microsoft.com/office/word/2020/wordml/sdtdatahash" xmlns:w16se="http://schemas.microsoft.com/office/word/2015/wordml/symex" mc:Ignorable="w14 w15 w16se w16cid w16 w16cex w16sdtdh">
   <w:docDefaults>
     <w:rPrDefault>
       <w:rPr>
         <w:rFonts w:ascii="Sakkal Majalla" w:eastAsiaTheme="minorHAnsi" w:hAnsi="Sakkal Majalla" w:cs="Sakkal Majalla"/>
         <w:sz w:val="28"/>
         <w:szCs w:val="28"/>
-        <w:lang w:val="en-US" w:eastAsia="en-US" w:bidi="ar-SA"/>
+        <w:lang w:val="en-US" w:eastAsia="en-US" w:bidi="he-IL"/>
       </w:rPr>
     </w:rPrDefault>
     <w:pPrDefault>
       <w:pPr>
+        <w:bidi/>
         <w:spacing w:after="160" w:line="259" w:lineRule="auto"/>
+        <w:jc w:val="both"/>
       </w:pPr>
     </w:pPrDefault>
   </w:docDefaults>
@@ -1099,9 +1172,10 @@
   <w:style w:type="paragraph" w:default="1" w:styleId="Normal">
     <w:name w:val="Normal"/>
     <w:qFormat/>
-    <w:pPr>
-      <w:bidi/>
-    </w:pPr>
+    <w:rPr>
+      <w:noProof/>
+      <w:lang w:bidi="ar-EG"/>
+    </w:rPr>
   </w:style>
   <w:style w:type="character" w:default="1" w:styleId="DefaultParagraphFont">
     <w:name w:val="Default Paragraph Font"/>
@@ -1130,23 +1204,12 @@
     <w:semiHidden/>
     <w:unhideWhenUsed/>
   </w:style>
-  <w:style w:type="paragraph" w:styleId="ListParagraph">
-    <w:name w:val="List Paragraph"/>
-    <w:basedOn w:val="Normal"/>
-    <w:uiPriority w:val="34"/>
-    <w:qFormat/>
-    <w:rsid w:val="00310EF1"/>
-    <w:pPr>
-      <w:ind w:left="720"/>
-      <w:contextualSpacing/>
-    </w:pPr>
-  </w:style>
   <w:style w:type="character" w:styleId="Hyperlink">
     <w:name w:val="Hyperlink"/>
     <w:basedOn w:val="DefaultParagraphFont"/>
     <w:uiPriority w:val="99"/>
     <w:unhideWhenUsed/>
-    <w:rsid w:val="007943C7"/>
+    <w:rsid w:val="00BD62C8"/>
     <w:rPr>
       <w:color w:val="0563C1" w:themeColor="hyperlink"/>
       <w:u w:val="single"/>
@@ -1158,11 +1221,34 @@
     <w:uiPriority w:val="99"/>
     <w:semiHidden/>
     <w:unhideWhenUsed/>
-    <w:rsid w:val="007943C7"/>
+    <w:rsid w:val="00BD62C8"/>
     <w:rPr>
       <w:color w:val="605E5C"/>
       <w:shd w:val="clear" w:color="auto" w:fill="E1DFDD"/>
     </w:rPr>
+  </w:style>
+  <w:style w:type="character" w:styleId="FollowedHyperlink">
+    <w:name w:val="FollowedHyperlink"/>
+    <w:basedOn w:val="DefaultParagraphFont"/>
+    <w:uiPriority w:val="99"/>
+    <w:semiHidden/>
+    <w:unhideWhenUsed/>
+    <w:rsid w:val="0043717F"/>
+    <w:rPr>
+      <w:color w:val="954F72" w:themeColor="followedHyperlink"/>
+      <w:u w:val="single"/>
+    </w:rPr>
+  </w:style>
+  <w:style w:type="paragraph" w:styleId="ListParagraph">
+    <w:name w:val="List Paragraph"/>
+    <w:basedOn w:val="Normal"/>
+    <w:uiPriority w:val="34"/>
+    <w:qFormat/>
+    <w:rsid w:val="00AF64ED"/>
+    <w:pPr>
+      <w:ind w:left="720"/>
+      <w:contextualSpacing/>
+    </w:pPr>
   </w:style>
 </w:styles>
 </file>

--- a/docs/downloads/منوعات/تم/doc_0710.docx
+++ b/docs/downloads/منوعات/تم/doc_0710.docx
@@ -1,196 +1,119 @@
 
 <file path=word/document.xml><?xml version="1.0" encoding="utf-8"?>
-<w:document xmlns:wpc="http://schemas.microsoft.com/office/word/2010/wordprocessingCanvas" xmlns:cx="http://schemas.microsoft.com/office/drawing/2014/chartex" xmlns:cx1="http://schemas.microsoft.com/office/drawing/2015/9/8/chartex" xmlns:cx2="http://schemas.microsoft.com/office/drawing/2015/10/21/chartex" xmlns:cx3="http://schemas.microsoft.com/office/drawing/2016/5/9/chartex" xmlns:cx4="http://schemas.microsoft.com/office/drawing/2016/5/10/chartex" xmlns:cx5="http://schemas.microsoft.com/office/drawing/2016/5/11/chartex" xmlns:cx6="http://schemas.microsoft.com/office/drawing/2016/5/12/chartex" xmlns:cx7="http://schemas.microsoft.com/office/drawing/2016/5/13/chartex" xmlns:cx8="http://schemas.microsoft.com/office/drawing/2016/5/14/chartex" xmlns:mc="http://schemas.openxmlformats.org/markup-compatibility/2006" xmlns:aink="http://schemas.microsoft.com/office/drawing/2016/ink" xmlns:am3d="http://schemas.microsoft.com/office/drawing/2017/model3d" xmlns:o="urn:schemas-microsoft-com:office:office" xmlns:oel="http://schemas.microsoft.com/office/2019/extlst" xmlns:r="http://schemas.openxmlformats.org/officeDocument/2006/relationships" xmlns:m="http://schemas.openxmlformats.org/officeDocument/2006/math" xmlns:v="urn:schemas-microsoft-com:vml" xmlns:wp14="http://schemas.microsoft.com/office/word/2010/wordprocessingDrawing" xmlns:wp="http://schemas.openxmlformats.org/drawingml/2006/wordprocessingDrawing" xmlns:w10="urn:schemas-microsoft-com:office:word" xmlns:w="http://schemas.openxmlformats.org/wordprocessingml/2006/main" xmlns:w14="http://schemas.microsoft.com/office/word/2010/wordml" xmlns:w15="http://schemas.microsoft.com/office/word/2012/wordml" xmlns:w16cex="http://schemas.microsoft.com/office/word/2018/wordml/cex" xmlns:w16cid="http://schemas.microsoft.com/office/word/2016/wordml/cid" xmlns:w16="http://schemas.microsoft.com/office/word/2018/wordml" xmlns:w16sdtdh="http://schemas.microsoft.com/office/word/2020/wordml/sdtdatahash" xmlns:w16se="http://schemas.microsoft.com/office/word/2015/wordml/symex" xmlns:wpg="http://schemas.microsoft.com/office/word/2010/wordprocessingGroup" xmlns:wpi="http://schemas.microsoft.com/office/word/2010/wordprocessingInk" xmlns:wne="http://schemas.microsoft.com/office/word/2006/wordml" xmlns:wps="http://schemas.microsoft.com/office/word/2010/wordprocessingShape" mc:Ignorable="w14 w15 w16se w16cid w16 w16cex w16sdtdh wp14">
+<w:document xmlns:wpc="http://schemas.microsoft.com/office/word/2010/wordprocessingCanvas" xmlns:cx="http://schemas.microsoft.com/office/drawing/2014/chartex" xmlns:cx1="http://schemas.microsoft.com/office/drawing/2015/9/8/chartex" xmlns:cx2="http://schemas.microsoft.com/office/drawing/2015/10/21/chartex" xmlns:cx3="http://schemas.microsoft.com/office/drawing/2016/5/9/chartex" xmlns:cx4="http://schemas.microsoft.com/office/drawing/2016/5/10/chartex" xmlns:cx5="http://schemas.microsoft.com/office/drawing/2016/5/11/chartex" xmlns:cx6="http://schemas.microsoft.com/office/drawing/2016/5/12/chartex" xmlns:cx7="http://schemas.microsoft.com/office/drawing/2016/5/13/chartex" xmlns:cx8="http://schemas.microsoft.com/office/drawing/2016/5/14/chartex" xmlns:mc="http://schemas.openxmlformats.org/markup-compatibility/2006" xmlns:aink="http://schemas.microsoft.com/office/drawing/2016/ink" xmlns:am3d="http://schemas.microsoft.com/office/drawing/2017/model3d" xmlns:o="urn:schemas-microsoft-com:office:office" xmlns:r="http://schemas.openxmlformats.org/officeDocument/2006/relationships" xmlns:m="http://schemas.openxmlformats.org/officeDocument/2006/math" xmlns:v="urn:schemas-microsoft-com:vml" xmlns:wp14="http://schemas.microsoft.com/office/word/2010/wordprocessingDrawing" xmlns:wp="http://schemas.openxmlformats.org/drawingml/2006/wordprocessingDrawing" xmlns:w10="urn:schemas-microsoft-com:office:word" xmlns:w="http://schemas.openxmlformats.org/wordprocessingml/2006/main" xmlns:w14="http://schemas.microsoft.com/office/word/2010/wordml" xmlns:w15="http://schemas.microsoft.com/office/word/2012/wordml" xmlns:w16cid="http://schemas.microsoft.com/office/word/2016/wordml/cid" xmlns:w16se="http://schemas.microsoft.com/office/word/2015/wordml/symex" xmlns:wpg="http://schemas.microsoft.com/office/word/2010/wordprocessingGroup" xmlns:wpi="http://schemas.microsoft.com/office/word/2010/wordprocessingInk" xmlns:wne="http://schemas.microsoft.com/office/word/2006/wordml" xmlns:wps="http://schemas.microsoft.com/office/word/2010/wordprocessingShape" mc:Ignorable="w14 w15 w16se w16cid wp14">
   <w:body>
     <w:p>
       <w:pPr>
-        <w:rPr>
-          <w:rtl/>
-          <w:lang w:bidi="ar-SA"/>
-        </w:rPr>
-      </w:pPr>
-      <w:hyperlink r:id="rId5" w:history="1">
+        <w:jc w:val="center"/>
+        <w:rPr>
+          <w:rtl/>
+          <w:lang w:bidi="ar-AE"/>
+        </w:rPr>
+      </w:pPr>
+      <w:hyperlink r:id="rId5" w:anchor="search-hit-0" w:history="1">
         <w:r>
           <w:rPr>
             <w:rStyle w:val="Hyperlink"/>
             <w:rFonts w:hint="cs"/>
             <w:rtl/>
-            <w:lang w:bidi="ar-SA"/>
+            <w:lang w:bidi="ar-AE"/>
           </w:rPr>
-          <w:t>بطرس ونظرة الرب</w:t>
+          <w:t>بأن نلائم موقفنا</w:t>
         </w:r>
       </w:hyperlink>
     </w:p>
     <w:p>
       <w:pPr>
-        <w:rPr>
-          <w:rtl/>
-          <w:lang w:bidi="ar-SA"/>
-        </w:rPr>
-      </w:pPr>
-      <w:r>
-        <w:rPr>
-          <w:rFonts w:hint="cs"/>
-          <w:rtl/>
-          <w:lang w:bidi="ar-SA"/>
-        </w:rPr>
-        <w:t>لوقا 22: 61، 62</w:t>
-      </w:r>
-    </w:p>
-    <w:p>
-      <w:pPr>
-        <w:bidi w:val="0"/>
-        <w:rPr>
-          <w:lang w:bidi="ar-SA"/>
-        </w:rPr>
-      </w:pPr>
-      <w:r>
-        <w:rPr>
-          <w:lang w:bidi="ar-SA"/>
-        </w:rPr>
-        <w:t>Walter Thomas Turpin</w:t>
-      </w:r>
-    </w:p>
-    <w:p>
-      <w:pPr>
-        <w:rPr>
-          <w:rtl/>
-          <w:lang w:bidi="ar-SA"/>
-        </w:rPr>
-      </w:pPr>
-      <w:r>
-        <w:rPr>
-          <w:rFonts w:hint="cs"/>
-          <w:rtl/>
-          <w:lang w:bidi="ar-SA"/>
+        <w:jc w:val="both"/>
+        <w:rPr>
+          <w:rtl/>
+          <w:lang w:bidi="ar-AE"/>
+        </w:rPr>
+      </w:pPr>
+      <w:r>
+        <w:rPr>
+          <w:lang w:bidi="ar-AE"/>
+        </w:rPr>
+        <w:t>Elmo Clair Hadley</w:t>
+      </w:r>
+    </w:p>
+    <w:p>
+      <w:pPr>
+        <w:jc w:val="both"/>
+        <w:rPr>
+          <w:rtl/>
+          <w:lang w:bidi="ar-AE"/>
+        </w:rPr>
+      </w:pPr>
+      <w:r>
+        <w:rPr>
+          <w:rFonts w:hint="cs"/>
+          <w:rtl/>
+          <w:lang w:bidi="ar-AE"/>
         </w:rPr>
         <w:t>"</w:t>
       </w:r>
       <w:r>
         <w:rPr>
           <w:rtl/>
-          <w:lang w:bidi="ar-SA"/>
-        </w:rPr>
-        <w:t xml:space="preserve"> فَقَالَ بُطْرُسُ:«يَا إِنْسَانُ، لَسْتُ أَعْرِفُ مَا تَقُولُ!». وَفِي الْحَالِ بَيْنَمَا هُوَ يَتَكَلَّمُ صَاحَ الدِّيكُ. </w:t>
-      </w:r>
-    </w:p>
-    <w:p>
-      <w:pPr>
-        <w:rPr>
-          <w:rtl/>
-          <w:lang w:bidi="ar-SA"/>
-        </w:rPr>
-      </w:pPr>
-      <w:r>
-        <w:rPr>
-          <w:rtl/>
-          <w:lang w:bidi="ar-SA"/>
-        </w:rPr>
-        <w:t>(22:61) فَالْتَفَتَ الرَّبُّ وَنَظَرَ إِلَى بُطْرُسَ، فَتَذَكَّرَ بُطْرُسُ كَلاَمَ الرَّبِّ، كَيْفَ قَالَ لَهُ:«إِنَّكَ قَبْلَ أَنْ يَصِيحَ الدِّيكُ تُنْكِرُنِي ثَلاَثَ مَرَّاتٍ».</w:t>
-      </w:r>
-      <w:r>
-        <w:rPr>
-          <w:rFonts w:hint="cs"/>
-          <w:rtl/>
-          <w:lang w:bidi="ar-SA"/>
-        </w:rPr>
-        <w:t xml:space="preserve"> "</w:t>
-      </w:r>
-    </w:p>
-    <w:p>
-      <w:pPr>
-        <w:rPr>
-          <w:rtl/>
-          <w:lang w:bidi="ar-SA"/>
-        </w:rPr>
-      </w:pPr>
-      <w:r>
-        <w:rPr>
-          <w:rFonts w:hint="cs"/>
-          <w:rtl/>
-          <w:lang w:bidi="ar-SA"/>
-        </w:rPr>
-        <w:t>في هذا الجزء الجاد والمؤثر من قصة بطرس نجد</w:t>
-      </w:r>
-      <w:r>
-        <w:rPr>
-          <w:rFonts w:hint="cs"/>
-          <w:rtl/>
-          <w:lang w:bidi="ar-SA"/>
-        </w:rPr>
-        <w:t xml:space="preserve"> كيف</w:t>
-      </w:r>
-      <w:r>
-        <w:rPr>
-          <w:rFonts w:hint="cs"/>
-          <w:rtl/>
-          <w:lang w:bidi="ar-SA"/>
-        </w:rPr>
-        <w:t xml:space="preserve"> أثّر الرب على قلب بطرس وضميره، لأن عمله في كل تجديد حقيقي هو في هذين المجالين. إنه من المبارَك بأن </w:t>
-      </w:r>
-      <w:r>
-        <w:rPr>
-          <w:rFonts w:hint="cs"/>
-          <w:rtl/>
-          <w:lang w:bidi="ar-SA"/>
-        </w:rPr>
-        <w:t>ننتبه</w:t>
-      </w:r>
-      <w:r>
-        <w:rPr>
-          <w:rFonts w:hint="cs"/>
-          <w:rtl/>
-          <w:lang w:bidi="ar-SA"/>
+          <w:lang w:bidi="ar-AE"/>
+        </w:rPr>
+        <w:t>فَإِنِّي قَدْ تَعَلَّمْتُ أَنْ أَكُونَ مُكْتَفِيًا بِمَا أَنَا فِيهِ.</w:t>
+      </w:r>
+      <w:r>
+        <w:rPr>
+          <w:rFonts w:hint="cs"/>
+          <w:rtl/>
+          <w:lang w:bidi="ar-AE"/>
+        </w:rPr>
+        <w:t>"</w:t>
+      </w:r>
+      <w:r>
+        <w:rPr>
+          <w:rtl/>
         </w:rPr>
         <w:t xml:space="preserve"> </w:t>
       </w:r>
       <w:r>
         <w:rPr>
-          <w:rFonts w:hint="cs"/>
-          <w:rtl/>
-          <w:lang w:bidi="ar-SA"/>
-        </w:rPr>
-        <w:t xml:space="preserve">بعناية إلى </w:t>
-      </w:r>
-      <w:r>
-        <w:rPr>
-          <w:rFonts w:hint="cs"/>
-          <w:rtl/>
-          <w:lang w:bidi="ar-SA"/>
-        </w:rPr>
-        <w:t>طرقه الكاملة ونعمته مع خاصته</w:t>
-      </w:r>
-      <w:r>
-        <w:rPr>
-          <w:rFonts w:hint="cs"/>
-          <w:rtl/>
-          <w:lang w:bidi="ar-SA"/>
-        </w:rPr>
-        <w:t>. إن أصل سقوط بطرس كانت ثقته بنفسه، لكن من أي نوع كانت هذه الثقة بالنفس؟ أنا لا أعتقد، بأنه بحسب الرأي السائد عمومًا في نفسه، والذي للأسف كثيرًا ما نجده بين المؤمنين وحتى بين خدام الرب. فثقته بنفسه كانت من نوع آخر أكثر خداعًا. إن الرب فعلاً كان قد اكتسب مودة بطرس، حتى أن بطرس أحب فعلاً وحقًا سيده، حتى وإن ربما كان بصورة طبيعية. ففي ذلك يكمن أكثر جوانب سقوطه جدية: هو أنكر أكثر إنسان تعلّق قلبه فيه. يا لها من صورة للإنسان، نعم ولن أقول: يا لها من صورة لنا نحن جميعنا؟</w:t>
-      </w:r>
-    </w:p>
-    <w:p>
-      <w:pPr>
-        <w:rPr>
-          <w:rtl/>
-          <w:lang w:bidi="ar-SA"/>
-        </w:rPr>
-      </w:pPr>
-      <w:r>
-        <w:rPr>
-          <w:rFonts w:hint="cs"/>
-          <w:rtl/>
-          <w:lang w:bidi="ar-SA"/>
-        </w:rPr>
-        <w:t>إن أصل إنكار المسيح على يد بطرس كانت ثقته التي كانت في محبته</w:t>
-      </w:r>
-      <w:r>
-        <w:rPr>
-          <w:rFonts w:hint="cs"/>
-          <w:rtl/>
-          <w:lang w:bidi="ar-SA"/>
-        </w:rPr>
-        <w:t xml:space="preserve"> للرب. إن هذا يتضح من تصرف الرب في يوحنا 21، حينما جدّد بطرس تمامًا. "</w:t>
+          <w:rtl/>
+          <w:lang w:bidi="ar-AE"/>
+        </w:rPr>
+        <w:t>(فيلبي 4: 11)</w:t>
+      </w:r>
+    </w:p>
+    <w:p>
+      <w:pPr>
+        <w:jc w:val="both"/>
+        <w:rPr>
+          <w:rtl/>
+          <w:lang w:bidi="ar-AE"/>
+        </w:rPr>
+      </w:pPr>
+      <w:r>
+        <w:rPr>
+          <w:rFonts w:hint="cs"/>
+          <w:rtl/>
+          <w:lang w:bidi="ar-AE"/>
+        </w:rPr>
+        <w:t>إنها ليست الظروف التي تجعلنا سعداء أو تعساء، وإنما موقفنا من نحوها. إننا دائمًا ما نجتهد بأن نتحكم بظروفنا، ونحن بوسعنا ذلك إلى حد ما. لكن الكثير من الظروف هي خارج عن حدود سيطرتنا. إننا نميل بأن لا نكون راضين وحتى بأن نكون متذمرين إن لم تسِر الأمور بحسب رغبتنا. رد فعلنا يكون كالأولاد، نبكي، نعبس أو نُصاب بالذعر إن لم يكن بوسعنا الحصول على ما نريده.</w:t>
+      </w:r>
+    </w:p>
+    <w:p>
+      <w:pPr>
+        <w:jc w:val="both"/>
+        <w:rPr>
+          <w:rtl/>
+          <w:lang w:bidi="ar-AE"/>
+        </w:rPr>
+      </w:pPr>
+      <w:r>
+        <w:rPr>
+          <w:rFonts w:hint="cs"/>
+          <w:rtl/>
+          <w:lang w:bidi="ar-AE"/>
+        </w:rPr>
+        <w:t>من الجانب الآخر هنالك مَن لهم القدرة بأن يحّولوا ما لا يتغيّر إلى ما هو أفضل بملائمة أنفسهم مع الظروف. بولس يقول: "</w:t>
       </w:r>
       <w:r>
         <w:rPr>
@@ -201,128 +124,74 @@
       <w:r>
         <w:rPr>
           <w:rtl/>
-          <w:lang w:bidi="ar-SA"/>
-        </w:rPr>
-        <w:t>«يَا سِمْعَانُ بْنَ يُونَا، أَتُحِبُّنِي أَكْثَرَ مِنْ هؤُلاَءِ؟»</w:t>
-      </w:r>
-      <w:r>
-        <w:rPr>
-          <w:rFonts w:hint="cs"/>
-          <w:rtl/>
-          <w:lang w:bidi="ar-SA"/>
-        </w:rPr>
-        <w:t>" هذا السؤال أثّر في أعمق كيان خطيته. لقد قال الرب لتلاميذه قبل ساعة الامتحان، بأن ساعة الغربلة ستأتي، نعم وحتى أنه أخبرهم، بأن الشيطان طلبهم جميعهم،ولكنه صلّى بصورة خاصة من أجل بطرس: "</w:t>
-      </w:r>
-      <w:r>
-        <w:rPr>
-          <w:rtl/>
-        </w:rPr>
-        <w:t xml:space="preserve"> </w:t>
-      </w:r>
-      <w:r>
-        <w:rPr>
-          <w:rtl/>
-          <w:lang w:bidi="ar-SA"/>
-        </w:rPr>
-        <w:t>وَلكِنِّي طَلَبْتُ مِنْ أَجْلِكَ لِكَيْ لاَ يَفْنَى إِيمَانُكَ</w:t>
-      </w:r>
-      <w:r>
-        <w:rPr>
-          <w:rFonts w:hint="cs"/>
-          <w:rtl/>
-          <w:lang w:bidi="ar-SA"/>
-        </w:rPr>
-        <w:t>" (لوقا 22: 31، 32).  بطرس لم يكن منتبهًا في هذه الكلمات وشكك في نفسه وكشف عن جهل قلبه في رده: "</w:t>
-      </w:r>
-      <w:r>
-        <w:rPr>
-          <w:rtl/>
-        </w:rPr>
-        <w:t xml:space="preserve"> </w:t>
-      </w:r>
-      <w:r>
-        <w:rPr>
-          <w:rtl/>
-          <w:lang w:bidi="ar-SA"/>
-        </w:rPr>
-        <w:t>«يَارَبُّ، إِنِّي مُسْتَعِدٌّ أَنْ أَمْضِيَ مَعَكَ حَتَّى إِلَى السِّجْنِ وَإِلَى الْمَوْتِ!»</w:t>
-      </w:r>
-      <w:r>
-        <w:rPr>
-          <w:rFonts w:hint="cs"/>
-          <w:rtl/>
-          <w:lang w:bidi="ar-SA"/>
-        </w:rPr>
-        <w:t>." (لوقا 22: 33)؛ حيث أجابه الرب بما سيحدث. لكن كل شيء لم يكن له معنى لبطرس</w:t>
-      </w:r>
-      <w:r>
-        <w:rPr>
-          <w:rFonts w:hint="cs"/>
-          <w:rtl/>
-          <w:lang w:bidi="ar-SA"/>
-        </w:rPr>
-        <w:t xml:space="preserve">؛ فهو أحب سيده بصدق قلبه؛ وقد وثق تمامًا بهذه المحبة؛ فمن الممكن أن ينكره آخرون أو يتركوه، أما هو فلن يفعل؛ كلا، فإنه يفضل بأن يموت معه ولا أن </w:t>
-      </w:r>
-      <w:r>
-        <w:rPr>
-          <w:rFonts w:hint="cs"/>
-          <w:rtl/>
-          <w:lang w:bidi="ar-SA"/>
-        </w:rPr>
-        <w:t>ينكره</w:t>
-      </w:r>
-      <w:r>
-        <w:rPr>
-          <w:rFonts w:hint="cs"/>
-          <w:rtl/>
-          <w:lang w:bidi="ar-SA"/>
-        </w:rPr>
-        <w:t xml:space="preserve">. </w:t>
-      </w:r>
-      <w:r>
-        <w:rPr>
-          <w:rFonts w:hint="cs"/>
-          <w:rtl/>
-          <w:lang w:bidi="ar-SA"/>
-        </w:rPr>
-        <w:t>مهما بلغت غرابة الأمر: ففي ذلك بالذات كانت سلطة إبليس رابضة على التلميذ المسكين؛ فسلطة العدو كانت موجودة في الواقع بأن الخادم أحبّ معلّمه وقد بنت على ذلك. إنها كانت ثقة بطرس، ضمانه وموقفه حينما أُخبر بساعة التجربة. فقد كان اعتقاده بأن حبه الحقيقي والمُخلص سيصمد أمام أعنف هجوم للعدو في أعنف معركة.</w:t>
-      </w:r>
-    </w:p>
-    <w:p>
-      <w:pPr>
-        <w:rPr>
-          <w:rtl/>
-          <w:lang w:bidi="ar-SA"/>
-        </w:rPr>
-      </w:pPr>
-      <w:r>
-        <w:rPr>
-          <w:rFonts w:hint="cs"/>
-          <w:rtl/>
-          <w:lang w:bidi="ar-SA"/>
-        </w:rPr>
-        <w:t>أما بطرس فلم يكن مليء بالثقة في محبته للرب فقط، وإنما كان متهورًا</w:t>
-      </w:r>
-      <w:r>
-        <w:rPr>
-          <w:rtl/>
-        </w:rPr>
-        <w:t xml:space="preserve"> </w:t>
-      </w:r>
-      <w:r>
-        <w:rPr>
-          <w:rtl/>
-          <w:lang w:bidi="ar-SA"/>
-        </w:rPr>
-        <w:t xml:space="preserve">أيضًا </w:t>
-      </w:r>
-      <w:r>
-        <w:rPr>
-          <w:rFonts w:hint="cs"/>
-          <w:rtl/>
-          <w:lang w:bidi="ar-SA"/>
-        </w:rPr>
-        <w:t xml:space="preserve"> وإبليس كان يعمل من خلال هذا أيضًا. في كل منهما هو وجد فرصة ومناسَبة لهجومه. ومن الممكن أن يكون لفائدتنا إن انتبهنا للخطوات التي قادت إلى سقوط بطرس. إننا سنرى كم كان فاقد البصيرة في ثقته بحبه للمسيح، لأن كل انحدار كان سيفتح له عيونه لو كانت له أذن للصوت المحذّر.</w:t>
+          <w:lang w:bidi="ar-AE"/>
+        </w:rPr>
+        <w:t>فَإِنِّي قَدْ تَعَلَّمْتُ أَنْ أَكُونَ مُكْتَفِيًا بِمَا أَنَا فِيهِ.</w:t>
+      </w:r>
+      <w:r>
+        <w:rPr>
+          <w:rFonts w:hint="cs"/>
+          <w:rtl/>
+          <w:lang w:bidi="ar-AE"/>
+        </w:rPr>
+        <w:t xml:space="preserve">" (فيلبي 4: 11). فالمسيحي يعلم بأنه </w:t>
+      </w:r>
+      <w:r>
+        <w:rPr>
+          <w:rFonts w:hint="cs"/>
+          <w:rtl/>
+          <w:lang w:bidi="ar-AE"/>
+        </w:rPr>
+        <w:t>ابن محبوب من الله وبأن أبيه يسيطر على كل الظروف ويسمح فقط بالأمور التي هي الأفضل لنا: "</w:t>
+      </w:r>
+      <w:r>
+        <w:rPr>
+          <w:rtl/>
+          <w:lang w:bidi="ar-AE"/>
+        </w:rPr>
+        <w:t xml:space="preserve"> وَنَحْنُ نَعْلَمُ أَنَّ كُلَّ الأَشْيَاءِ تَعْمَلُ مَعًا لِلْخَيْرِ لِلَّذِينَ يُحِبُّونَ اللهَ، الَّذِينَ هُمْ مَدْعُوُّونَ حَسَبَ قَصْدِهِ.</w:t>
+      </w:r>
+      <w:r>
+        <w:rPr>
+          <w:rFonts w:hint="cs"/>
+          <w:rtl/>
+          <w:lang w:bidi="ar-AE"/>
+        </w:rPr>
+        <w:t>" (رومية 8: 28). إن هذا صحيح من دون أي حدود.</w:t>
+      </w:r>
+    </w:p>
+    <w:p>
+      <w:pPr>
+        <w:jc w:val="both"/>
+        <w:rPr>
+          <w:rtl/>
+          <w:lang w:bidi="ar-AE"/>
+        </w:rPr>
+      </w:pPr>
+      <w:r>
+        <w:rPr>
+          <w:rFonts w:hint="cs"/>
+          <w:rtl/>
+          <w:lang w:bidi="ar-AE"/>
+        </w:rPr>
+        <w:t>مهما كانت الظروف التي تحل علينا، فنحن بوسعنا بأن نقف نصابها وأن نقول بكل يقين: "أبي يود بأن يعلمني درسًا. هو له بركة من أجلي في هذا الأمر. إنه يعطيني الآن فرصة فريدة بأن أختبر الصبر، الخضوع، الإيمان والثقة به كولد صغير."</w:t>
+      </w:r>
+    </w:p>
+    <w:p>
+      <w:pPr>
+        <w:jc w:val="both"/>
+        <w:rPr>
+          <w:rtl/>
+          <w:lang w:bidi="ar-AE"/>
+        </w:rPr>
+      </w:pPr>
+      <w:r>
+        <w:rPr>
+          <w:rFonts w:hint="cs"/>
+          <w:rtl/>
+          <w:lang w:bidi="ar-AE"/>
+        </w:rPr>
+        <w:t>اقرأ عن حياة المسيح في الأناجيل. انظر إلى الظروف التي اجتاز فيها. من المؤكد أنها لم تكن ما يحب الإنسان عادة أن يمر فيه:</w:t>
       </w:r>
     </w:p>
     <w:p>
@@ -332,54 +201,18 @@
           <w:ilvl w:val="0"/>
           <w:numId w:val="1"/>
         </w:numPr>
-        <w:rPr>
-          <w:lang w:bidi="ar-SA"/>
-        </w:rPr>
-      </w:pPr>
-      <w:r>
-        <w:rPr>
-          <w:rFonts w:hint="cs"/>
-          <w:rtl/>
-          <w:lang w:bidi="ar-SA"/>
-        </w:rPr>
-        <w:t>أول خطوة مُشار إليها في لوقا 22: 46؛ وقارنها بمرقس 14: 37: "</w:t>
-      </w:r>
-      <w:r>
-        <w:rPr>
-          <w:rtl/>
-        </w:rPr>
-        <w:t xml:space="preserve"> </w:t>
-      </w:r>
-      <w:r>
-        <w:rPr>
-          <w:rtl/>
-          <w:lang w:bidi="ar-SA"/>
-        </w:rPr>
-        <w:t>يَا سِمْعَانُ، أَنْتَ نَائِمٌ!</w:t>
-      </w:r>
-      <w:r>
-        <w:rPr>
-          <w:rFonts w:hint="cs"/>
-          <w:rtl/>
-          <w:lang w:bidi="ar-SA"/>
-        </w:rPr>
-        <w:t xml:space="preserve"> </w:t>
-      </w:r>
-      <w:r>
-        <w:rPr>
-          <w:rFonts w:hint="cs"/>
-          <w:rtl/>
-          <w:lang w:bidi="ar-SA"/>
-        </w:rPr>
-        <w:t>" يا لها من كلمات من شفتي يسوع وسط خوفه من الموت وعرقه الدامي! كم كانت مليئة بالمغازي</w:t>
-      </w:r>
-      <w:r>
-        <w:rPr>
-          <w:rFonts w:hint="cs"/>
-          <w:rtl/>
-          <w:lang w:bidi="ar-SA"/>
-        </w:rPr>
-        <w:t>، لكن نُطق بها عبثًا.</w:t>
+        <w:jc w:val="both"/>
+        <w:rPr>
+          <w:lang w:bidi="ar-AE"/>
+        </w:rPr>
+      </w:pPr>
+      <w:r>
+        <w:rPr>
+          <w:rFonts w:hint="cs"/>
+          <w:rtl/>
+          <w:lang w:bidi="ar-AE"/>
+        </w:rPr>
+        <w:t>بهروبه وهو طفل إلى مصر لينقذ حياته (متى 2: 13، 14)؛</w:t>
       </w:r>
     </w:p>
     <w:p>
@@ -389,38 +222,18 @@
           <w:ilvl w:val="0"/>
           <w:numId w:val="1"/>
         </w:numPr>
-        <w:rPr>
-          <w:lang w:bidi="ar-SA"/>
-        </w:rPr>
-      </w:pPr>
-      <w:r>
-        <w:rPr>
-          <w:rFonts w:hint="cs"/>
-          <w:rtl/>
-          <w:lang w:bidi="ar-SA"/>
-        </w:rPr>
-        <w:t>الخطوة التالية نجدها في لوقا 22: 54: "</w:t>
-      </w:r>
-      <w:r>
-        <w:rPr>
-          <w:rtl/>
-        </w:rPr>
-        <w:t xml:space="preserve"> </w:t>
-      </w:r>
-      <w:r>
-        <w:rPr>
-          <w:rtl/>
-          <w:lang w:bidi="ar-SA"/>
-        </w:rPr>
-        <w:t>وَأَمَّا بُطْرُسُ فَتَبِعَهُ مِنْ بَعِيدٍ.</w:t>
-      </w:r>
-      <w:r>
-        <w:rPr>
-          <w:rFonts w:hint="cs"/>
-          <w:rtl/>
-          <w:lang w:bidi="ar-SA"/>
-        </w:rPr>
-        <w:t>" من بعدما أن نام في وقت صراع معلمه، ترك الرب بهروبه مع باقي التلاميذ، ونحن نجده الآن يتبعه "من بعيد". هل هذه قوة حبه المشهورة، التي وعدت الرب بأنها ستتبعه إلى السجن والموت؟ كم كلمة الله تكشفنا!</w:t>
+        <w:jc w:val="both"/>
+        <w:rPr>
+          <w:lang w:bidi="ar-AE"/>
+        </w:rPr>
+      </w:pPr>
+      <w:r>
+        <w:rPr>
+          <w:rFonts w:hint="cs"/>
+          <w:rtl/>
+          <w:lang w:bidi="ar-AE"/>
+        </w:rPr>
+        <w:t>بعمله كنجار في مدينة الناصرة المحتقرة (مرقس 6: 3؛ يوحنا 1: 46)؛</w:t>
       </w:r>
     </w:p>
     <w:p>
@@ -430,121 +243,169 @@
           <w:ilvl w:val="0"/>
           <w:numId w:val="1"/>
         </w:numPr>
-        <w:rPr>
-          <w:lang w:bidi="ar-SA"/>
-        </w:rPr>
-      </w:pPr>
-      <w:r>
-        <w:rPr>
-          <w:rFonts w:hint="cs"/>
-          <w:rtl/>
-          <w:lang w:bidi="ar-SA"/>
-        </w:rPr>
-        <w:t>من ثم نحن نقرأ كيف كان بطرس جالسًا عند النار بين الأعداء: "</w:t>
-      </w:r>
-      <w:r>
-        <w:rPr>
-          <w:rtl/>
-        </w:rPr>
-        <w:t xml:space="preserve"> </w:t>
-      </w:r>
-      <w:r>
-        <w:rPr>
-          <w:rtl/>
-          <w:lang w:bidi="ar-SA"/>
-        </w:rPr>
-        <w:t xml:space="preserve">وَلَمَّا أَضْرَمُوا نَارًا فِي وَسْطِ الدَّارِ وَجَلَسُوا مَعًا، جَلَسَ بُطْرُسُ بَيْنَهُمْ. </w:t>
-      </w:r>
-      <w:r>
-        <w:rPr>
-          <w:rFonts w:hint="cs"/>
-          <w:rtl/>
-          <w:lang w:bidi="ar-SA"/>
-        </w:rPr>
-        <w:t>" (لوقا 22: 55). بطرس موجود "بعيد" عن مكان معلمه ويستدفئ "بين الذين" أبغضوه ورفضوه، أليس هذا للأسف هو حال الكثير من المؤمنين في أيامنا؟</w:t>
-      </w:r>
-    </w:p>
-    <w:p>
-      <w:pPr>
-        <w:rPr>
-          <w:rtl/>
-          <w:lang w:bidi="ar-SA"/>
-        </w:rPr>
-      </w:pPr>
-      <w:r>
-        <w:rPr>
-          <w:rFonts w:hint="cs"/>
-          <w:rtl/>
-          <w:lang w:bidi="ar-SA"/>
-        </w:rPr>
-        <w:t xml:space="preserve">بالارتباط بهذا الأمر أود بأن أضع فكرة أخرى جدية على قلوب وضمائر قرائي: </w:t>
-      </w:r>
-      <w:r>
-        <w:rPr>
-          <w:rFonts w:hint="cs"/>
-          <w:rtl/>
-          <w:lang w:bidi="ar-SA"/>
-        </w:rPr>
-        <w:t xml:space="preserve">كم هذا الموقف يعرّفنا بسرعة بما هو العالم. الأفكار، العادات، لغة هذا العالم سريعًا ما تصبح لنا طبيعية ومألوفة؛ فنحن لا نشعر أننا غرباء عنه، وأننا لسنا خارج عناصرنا الحقيقية، وإنما سريعًا ما نعتاد على هذه الأجواء. </w:t>
-      </w:r>
-      <w:r>
-        <w:rPr>
-          <w:rFonts w:hint="cs"/>
-          <w:rtl/>
-          <w:lang w:bidi="ar-SA"/>
-        </w:rPr>
-        <w:t xml:space="preserve">فبمجرد وجودنا في هذا الموقف الخاطئ وعندما يكون نظرنا مبتعدًا عن المسيح، فسيؤدي بنا أمر ليس له أي معنى بأن ننكر الرب تمامًا. مع بطرس كانت مجرد إهانة من جارية، وما قاله رجل وتأكيده على فم آخر ما قد أدّى به إلى إنكاره له تمامًا وبصورة </w:t>
-      </w:r>
-      <w:r>
-        <w:rPr>
-          <w:rFonts w:hint="cs"/>
-          <w:rtl/>
-          <w:lang w:bidi="ar-SA"/>
-        </w:rPr>
-        <w:t>متكررة</w:t>
-      </w:r>
-      <w:r>
-        <w:rPr>
-          <w:rFonts w:hint="cs"/>
-          <w:rtl/>
-          <w:lang w:bidi="ar-SA"/>
-        </w:rPr>
-        <w:t>: "</w:t>
-      </w:r>
-      <w:r>
-        <w:rPr>
-          <w:rtl/>
-          <w:lang w:bidi="ar-SA"/>
-        </w:rPr>
-        <w:t>«يَا إِنْسَانُ، لَسْتُ أَعْرِفُ مَا تَقُولُ!»</w:t>
-      </w:r>
-      <w:r>
-        <w:rPr>
-          <w:rFonts w:hint="cs"/>
-          <w:rtl/>
-          <w:lang w:bidi="ar-SA"/>
-        </w:rPr>
-        <w:t>" وعندها حدثت الإشارة التي تنبأ عنها الرب: "</w:t>
-      </w:r>
-      <w:r>
-        <w:rPr>
-          <w:rtl/>
-          <w:lang w:bidi="ar-SA"/>
-        </w:rPr>
-        <w:t>وَفِي الْحَالِ بَيْنَمَا هُوَ يَتَكَلَّمُ صَاحَ الدِّيكُ.</w:t>
-      </w:r>
-      <w:r>
-        <w:rPr>
-          <w:rFonts w:hint="cs"/>
-          <w:rtl/>
-          <w:lang w:bidi="ar-SA"/>
-        </w:rPr>
-        <w:t xml:space="preserve">" (لوقا 22: 60). وهذا أيقظ أخيرًا ضميره في أن بطرس تذكّر "كلام الرب". إن ثقته في حبه ليسوع أعمت بطرس حتى أن كلام الرب الذي حذره من قدوم العاصفة، ليس أنه تجاهله فقط، بل وأيضًا ناقضه. لكن كم محبة المسيح كانت تعرف كيف تؤثّر بهذا الكلام من جديد على ضميره. كم من مرة ننسى تحذيرات الرب إلى أن يعود ويؤنب ضميرنا </w:t>
-      </w:r>
-      <w:r>
-        <w:rPr>
-          <w:rtl/>
-          <w:lang w:bidi="ar-SA"/>
+        <w:jc w:val="both"/>
+        <w:rPr>
+          <w:lang w:bidi="ar-AE"/>
+        </w:rPr>
+      </w:pPr>
+      <w:r>
+        <w:rPr>
+          <w:rFonts w:hint="cs"/>
+          <w:rtl/>
+          <w:lang w:bidi="ar-AE"/>
+        </w:rPr>
+        <w:t>بعدم إيجاده لنفسه مكانًا ليسند رأسه فيه (متى 8: 20)؛</w:t>
+      </w:r>
+    </w:p>
+    <w:p>
+      <w:pPr>
+        <w:pStyle w:val="ListParagraph"/>
+        <w:numPr>
+          <w:ilvl w:val="0"/>
+          <w:numId w:val="1"/>
+        </w:numPr>
+        <w:jc w:val="both"/>
+        <w:rPr>
+          <w:lang w:bidi="ar-AE"/>
+        </w:rPr>
+      </w:pPr>
+      <w:r>
+        <w:rPr>
+          <w:rFonts w:hint="cs"/>
+          <w:rtl/>
+          <w:lang w:bidi="ar-AE"/>
+        </w:rPr>
+        <w:t>بإشهاره من أصدقائه بأنه مختل (مرقس 3: 21)؛</w:t>
+      </w:r>
+    </w:p>
+    <w:p>
+      <w:pPr>
+        <w:pStyle w:val="ListParagraph"/>
+        <w:numPr>
+          <w:ilvl w:val="0"/>
+          <w:numId w:val="1"/>
+        </w:numPr>
+        <w:jc w:val="both"/>
+        <w:rPr>
+          <w:lang w:bidi="ar-AE"/>
+        </w:rPr>
+      </w:pPr>
+      <w:r>
+        <w:rPr>
+          <w:rFonts w:hint="cs"/>
+          <w:rtl/>
+          <w:lang w:bidi="ar-AE"/>
+        </w:rPr>
+        <w:t xml:space="preserve">مُشار إليه من الجمع </w:t>
+      </w:r>
+      <w:r>
+        <w:rPr>
+          <w:rFonts w:hint="cs"/>
+          <w:rtl/>
+          <w:lang w:bidi="ar-AE"/>
+        </w:rPr>
+        <w:t>كمَن فيه شيطان (يوحنا 8: 48).</w:t>
+      </w:r>
+    </w:p>
+    <w:p>
+      <w:pPr>
+        <w:jc w:val="both"/>
+        <w:rPr>
+          <w:rtl/>
+          <w:lang w:bidi="ar-AE"/>
+        </w:rPr>
+      </w:pPr>
+      <w:r>
+        <w:rPr>
+          <w:rFonts w:hint="cs"/>
+          <w:rtl/>
+          <w:lang w:bidi="ar-AE"/>
+        </w:rPr>
+        <w:t>كم من إهانات احتمل! لكنه قبِل جميع هذه الظروف من يد أبيه ووجد فيها فرصة ليُظهر طبيعته.</w:t>
+      </w:r>
+    </w:p>
+    <w:p>
+      <w:pPr>
+        <w:jc w:val="both"/>
+        <w:rPr>
+          <w:rtl/>
+          <w:lang w:bidi="ar-AE"/>
+        </w:rPr>
+      </w:pPr>
+      <w:r>
+        <w:rPr>
+          <w:rFonts w:hint="cs"/>
+          <w:rtl/>
+          <w:lang w:bidi="ar-AE"/>
+        </w:rPr>
+        <w:t>والآن كل ابن لله جُعل شريكًا لذات الطبيعة المقدسة (2. بطرس 1: 4). والمسيح هو حياته. وبالتالي كل الظروف التي نجتاز فيها هي فرص معطاة من الله ليتولاها المسيح ولنحيا حياته من خلالنا. إن هذا تمامًا ما قصده بولس حينما قال: "</w:t>
+      </w:r>
+      <w:r>
+        <w:rPr>
+          <w:rtl/>
+          <w:lang w:bidi="ar-AE"/>
+        </w:rPr>
+        <w:t>لِيَ الْحَيَاةَ هِيَ الْمَسِيحُ وَالْمَوْتُ هُوَ رِبْحٌ.</w:t>
+      </w:r>
+      <w:r>
+        <w:rPr>
+          <w:rFonts w:hint="cs"/>
+          <w:rtl/>
+          <w:lang w:bidi="ar-AE"/>
+        </w:rPr>
+        <w:t>" (فيلبي 1: 21). إن هذا يجب أن يكون موقف المسيحي من جهة ظروف الحياة. وكم يمنحنا هذا نظرة مختلفة لكل شيء!</w:t>
+      </w:r>
+      <w:r>
+        <w:rPr>
+          <w:rFonts w:hint="cs"/>
+          <w:rtl/>
+          <w:lang w:bidi="ar-AE"/>
+        </w:rPr>
+        <w:t xml:space="preserve"> فالأمور لا تعود تُرى بمقاييس الناس بأنها مجهدة وغير مريحة. فهي الآن فرص فريدة من نوعها لتنمو فيها حياتنا الروحية لنكون "</w:t>
+      </w:r>
+      <w:r>
+        <w:rPr>
+          <w:rtl/>
+          <w:lang w:bidi="ar-AE"/>
+        </w:rPr>
+        <w:t xml:space="preserve"> بِلاَ لَوْمٍ، وَبُسَطَاءَ، أَوْلاَدًا ِللهِ بِلاَ عَيْبٍ فِي وَسَطِ جِيل مُعَوَّجٍ وَمُلْتَوٍ، تُضِيئُونَ بَيْنَهُمْ كَأَنْوَارٍ فِي الْعَالَمِ.</w:t>
+      </w:r>
+      <w:r>
+        <w:rPr>
+          <w:rFonts w:hint="cs"/>
+          <w:rtl/>
+          <w:lang w:bidi="ar-AE"/>
+        </w:rPr>
+        <w:t xml:space="preserve">" (فيلبي 2: 15). حتى الضيقات </w:t>
+      </w:r>
+      <w:r>
+        <w:rPr>
+          <w:rFonts w:hint="cs"/>
+          <w:rtl/>
+          <w:lang w:bidi="ar-AE"/>
+        </w:rPr>
+        <w:lastRenderedPageBreak/>
+        <w:t>يُنظَر إليها كفرصة لننتهزها بتقديم الشكر: "</w:t>
+      </w:r>
+      <w:r>
+        <w:rPr>
+          <w:rtl/>
+          <w:lang w:bidi="ar-AE"/>
+        </w:rPr>
+        <w:t xml:space="preserve"> 16افْرَحُوا كُلَّ حِينٍ.  17صَلُّوا بِلاَ انْقِطَاعٍ.  18اشْكُرُوا فِي كُلِّ شَيْءٍ، لأَنَّ هذِهِ هِيَ مَشِيئَةُ اللهِ فِي الْمَسِيحِ يَسُوعَ مِنْ جِهَتِكُمْ.</w:t>
+      </w:r>
+      <w:r>
+        <w:rPr>
+          <w:rFonts w:hint="cs"/>
+          <w:rtl/>
+          <w:lang w:bidi="ar-AE"/>
+        </w:rPr>
+        <w:t xml:space="preserve">" (1. تسالونيكي 5: 16 </w:t>
+      </w:r>
+      <w:r>
+        <w:rPr>
+          <w:rtl/>
+          <w:lang w:bidi="ar-AE"/>
         </w:rPr>
         <w:t>–</w:t>
       </w:r>
@@ -552,123 +413,168 @@
         <w:rPr>
           <w:rFonts w:hint="cs"/>
           <w:rtl/>
-          <w:lang w:bidi="ar-SA"/>
-        </w:rPr>
-        <w:t xml:space="preserve"> ربما بوسيلة بسيطة كالتي هنا -.</w:t>
-      </w:r>
-    </w:p>
-    <w:p>
-      <w:pPr>
-        <w:rPr>
-          <w:rtl/>
-          <w:lang w:bidi="ar-SA"/>
-        </w:rPr>
-      </w:pPr>
-      <w:r>
-        <w:rPr>
-          <w:rFonts w:hint="cs"/>
-          <w:rtl/>
-          <w:lang w:bidi="ar-SA"/>
-        </w:rPr>
-        <w:t xml:space="preserve">إلا أنه لدينا هنا عبارة أخرى عن اهتمام يسوع الشديد والرقيق بتلميذه المسكين </w:t>
-      </w:r>
-      <w:r>
-        <w:rPr>
-          <w:rtl/>
-          <w:lang w:bidi="ar-SA"/>
-        </w:rPr>
-        <w:t>–</w:t>
-      </w:r>
-      <w:r>
-        <w:rPr>
-          <w:rFonts w:hint="cs"/>
-          <w:rtl/>
-          <w:lang w:bidi="ar-SA"/>
-        </w:rPr>
-        <w:t xml:space="preserve"> نظرة الرب: "</w:t>
-      </w:r>
-      <w:r>
-        <w:rPr>
-          <w:rtl/>
-          <w:lang w:bidi="ar-SA"/>
-        </w:rPr>
-        <w:t xml:space="preserve"> فَالْتَفَتَ الرَّبُّ وَنَظَرَ إِلَى بُطْرُسَ</w:t>
-      </w:r>
-      <w:r>
-        <w:rPr>
-          <w:rFonts w:hint="cs"/>
-          <w:rtl/>
-          <w:lang w:bidi="ar-SA"/>
-        </w:rPr>
-        <w:t xml:space="preserve">" (لوقا 22: 61). </w:t>
-      </w:r>
-      <w:r>
-        <w:rPr>
-          <w:rFonts w:hint="cs"/>
-          <w:rtl/>
-          <w:lang w:bidi="ar-SA"/>
-        </w:rPr>
-        <w:t>ما أقوى</w:t>
-      </w:r>
-      <w:r>
-        <w:rPr>
-          <w:rFonts w:hint="cs"/>
-          <w:rtl/>
-          <w:lang w:bidi="ar-SA"/>
-        </w:rPr>
-        <w:t xml:space="preserve"> هذه المحبة</w:t>
-      </w:r>
-      <w:r>
-        <w:rPr>
-          <w:rFonts w:hint="cs"/>
-          <w:rtl/>
-          <w:lang w:bidi="ar-SA"/>
-        </w:rPr>
-        <w:t xml:space="preserve"> الرائعة التي لا تتغير، التي لا تتخلى عنا أبدًا! من بعد اقترابه في اجتيازه خوف الموت وكهدف لخيانة يهوذا القاسية في أيدي أعدائه الغاشمة، إلا أن الرب لا زال يتذكر تلميذه الذي ضلّ. يا له من عزاء يوجد لنا أيضًا هنا! إن نظرة يسوع هذه كان لها تأثير مضاعف: هي كسرت قلب بطرس، لكنها أعادته ثانية إلى سيده، وإن كان بدموع الندم: "</w:t>
-      </w:r>
-      <w:r>
-        <w:rPr>
-          <w:rtl/>
-          <w:lang w:bidi="ar-SA"/>
-        </w:rPr>
-        <w:t xml:space="preserve"> فَخَرَجَ بُطْرُسُ إِلَى خَارِجٍ وَبَكَى بُكَاءً مُرًّا.</w:t>
-      </w:r>
-      <w:r>
-        <w:rPr>
-          <w:rFonts w:hint="cs"/>
-          <w:rtl/>
-          <w:lang w:bidi="ar-SA"/>
-        </w:rPr>
-        <w:t xml:space="preserve">" (لوقا 22: 62). إن نعمة ورقة هذه النظرة فتحت ينابيع قلبه. إن كلمة الرب التي تذكرها، صحّت ضميره، </w:t>
-      </w:r>
-      <w:r>
-        <w:rPr>
-          <w:rFonts w:hint="cs"/>
-          <w:rtl/>
-          <w:lang w:bidi="ar-SA"/>
-        </w:rPr>
-        <w:t>لكن نظرة الرب فقد أثّرت على قلبه. ففيها كانت تعزية وألم أيضًا، لأن بطرس عاش من هذه النظرة إلى أن عاد ورأى سيده في القيامة. هذا الوجه الذي كان مفسدًا والذي لم يكن لأي إنسان، وهذه النظرة نُقشت في ذاكرته وحفظته إلى ذلك الصباح البديع، حينما قام يسوع منتصرًا وظهر لبطرس أولاً من بين التلاميذ ولوحده (لوقا 24: 34؛ 1. كورنثوس 15: 5).</w:t>
-      </w:r>
-    </w:p>
-    <w:p>
-      <w:pPr>
-        <w:rPr>
-          <w:lang w:bidi="ar-SA"/>
-        </w:rPr>
-      </w:pPr>
-      <w:r>
-        <w:rPr>
-          <w:rFonts w:hint="cs"/>
-          <w:rtl/>
-          <w:lang w:bidi="ar-SA"/>
-        </w:rPr>
-        <w:t>هكذا هي طرق نعمة الرب الرائعة ولطفه الذي لا يتغير من نحونا. يا ليت هذه الثقة به تتعمق في قلوبنا إذ نتخلى عن كل رأي من حبنا المزعوم، لكي نستريح في محبته، الذي لا ينسى خاصته أبدًا ولا يتعب منهم.</w:t>
-      </w:r>
+          <w:lang w:bidi="ar-AE"/>
+        </w:rPr>
+        <w:t xml:space="preserve"> 18).</w:t>
+      </w:r>
+    </w:p>
+    <w:p>
+      <w:pPr>
+        <w:jc w:val="both"/>
+        <w:rPr>
+          <w:rtl/>
+          <w:lang w:bidi="ar-AE"/>
+        </w:rPr>
+      </w:pPr>
+      <w:r>
+        <w:rPr>
+          <w:rFonts w:hint="cs"/>
+          <w:rtl/>
+          <w:lang w:bidi="ar-AE"/>
+        </w:rPr>
+        <w:t>إن الموقف المسيحي الإيجابي يُدخل رضى حقيقي نقي في ابن الله. كل الأمور ستُرى بأنها آتية من يدي أبٍ محب حنون وهي فرص لنتعلم فيها دروسًا قيمة في ضبط النفس، الصبر، الإيمان والطاعة، بينما نكتسب بركة غنية. ليست الظروف من حولنا التي تجعلنا سعداء أو تعساء، وإنما موقفنا الباطني من نحوها ومن نحو الله. إن مؤلف الترنيمة بيل جايتر عبّر عن ذلك كالتالي:</w:t>
+      </w:r>
+    </w:p>
+    <w:p>
+      <w:pPr>
+        <w:spacing w:after="0"/>
+        <w:jc w:val="both"/>
+        <w:rPr>
+          <w:rtl/>
+          <w:lang w:bidi="ar-AE"/>
+        </w:rPr>
+      </w:pPr>
+      <w:r>
+        <w:rPr>
+          <w:rFonts w:hint="cs"/>
+          <w:rtl/>
+          <w:lang w:bidi="ar-AE"/>
+        </w:rPr>
+        <w:t>وجدت سعادة، وجدت سلام النفس</w:t>
+      </w:r>
+      <w:r>
+        <w:rPr>
+          <w:rFonts w:hint="cs"/>
+          <w:rtl/>
+          <w:lang w:bidi="ar-AE"/>
+        </w:rPr>
+        <w:t>،</w:t>
+      </w:r>
+    </w:p>
+    <w:p>
+      <w:pPr>
+        <w:spacing w:after="0"/>
+        <w:jc w:val="both"/>
+        <w:rPr>
+          <w:rtl/>
+          <w:lang w:bidi="ar-AE"/>
+        </w:rPr>
+      </w:pPr>
+      <w:r>
+        <w:rPr>
+          <w:rFonts w:hint="cs"/>
+          <w:rtl/>
+          <w:lang w:bidi="ar-AE"/>
+        </w:rPr>
+        <w:t>وجدت فرح الحياة، تكتنفه محبة كاملة،</w:t>
+      </w:r>
+    </w:p>
+    <w:p>
+      <w:pPr>
+        <w:spacing w:after="0"/>
+        <w:jc w:val="both"/>
+        <w:rPr>
+          <w:rtl/>
+          <w:lang w:bidi="ar-AE"/>
+        </w:rPr>
+      </w:pPr>
+      <w:r>
+        <w:rPr>
+          <w:rFonts w:hint="cs"/>
+          <w:rtl/>
+          <w:lang w:bidi="ar-AE"/>
+        </w:rPr>
+        <w:t>وجدت الرضى الحقيقي، حياة سعيدة متناغمة؛</w:t>
+      </w:r>
+    </w:p>
+    <w:p>
+      <w:pPr>
+        <w:spacing w:after="0"/>
+        <w:jc w:val="both"/>
+        <w:rPr>
+          <w:rtl/>
+          <w:lang w:bidi="ar-AE"/>
+        </w:rPr>
+      </w:pPr>
+      <w:r>
+        <w:rPr>
+          <w:rFonts w:hint="cs"/>
+          <w:rtl/>
+          <w:lang w:bidi="ar-AE"/>
+        </w:rPr>
+        <w:t>وجدت سعادة لكل زمان،</w:t>
+      </w:r>
+    </w:p>
+    <w:p>
+      <w:pPr>
+        <w:spacing w:after="0"/>
+        <w:jc w:val="both"/>
+        <w:rPr>
+          <w:rtl/>
+          <w:lang w:bidi="ar-AE"/>
+        </w:rPr>
+      </w:pPr>
+      <w:r>
+        <w:rPr>
+          <w:rFonts w:hint="cs"/>
+          <w:rtl/>
+          <w:lang w:bidi="ar-AE"/>
+        </w:rPr>
+        <w:t>سلام عجيب للنفس،</w:t>
+      </w:r>
+    </w:p>
+    <w:p>
+      <w:pPr>
+        <w:jc w:val="both"/>
+        <w:rPr>
+          <w:rtl/>
+          <w:lang w:bidi="ar-AE"/>
+        </w:rPr>
+      </w:pPr>
+      <w:r>
+        <w:rPr>
+          <w:rFonts w:hint="cs"/>
+          <w:rtl/>
+          <w:lang w:bidi="ar-AE"/>
+        </w:rPr>
+        <w:t>حينما وجدت الرب.</w:t>
+      </w:r>
+    </w:p>
+    <w:p>
+      <w:pPr>
+        <w:jc w:val="center"/>
+        <w:rPr>
+          <w:rFonts w:hint="cs"/>
+          <w:lang w:bidi="ar-AE"/>
+        </w:rPr>
+      </w:pPr>
+      <w:r>
+        <w:rPr>
+          <w:rFonts w:hint="cs"/>
+          <w:rtl/>
+          <w:lang w:bidi="ar-AE"/>
+        </w:rPr>
+        <w:t>-تم-</w:t>
+      </w:r>
+      <w:bookmarkStart w:id="0" w:name="_GoBack"/>
+      <w:bookmarkEnd w:id="0"/>
     </w:p>
     <w:sectPr>
-      <w:pgSz w:w="12240" w:h="15840"/>
-      <w:pgMar w:top="1440" w:right="1800" w:bottom="1440" w:left="1800" w:header="720" w:footer="720" w:gutter="0"/>
-      <w:cols w:space="720"/>
+      <w:pgSz w:w="11906" w:h="16838"/>
+      <w:pgMar w:top="1440" w:right="1800" w:bottom="1440" w:left="1800" w:header="708" w:footer="708" w:gutter="0"/>
+      <w:cols w:space="708"/>
+      <w:bidi/>
+      <w:rtlGutter/>
       <w:docGrid w:linePitch="360"/>
     </w:sectPr>
   </w:body>
@@ -676,118 +582,139 @@
 </file>
 
 <file path=word/numbering.xml><?xml version="1.0" encoding="utf-8"?>
-<w:numbering xmlns:wpc="http://schemas.microsoft.com/office/word/2010/wordprocessingCanvas" xmlns:cx="http://schemas.microsoft.com/office/drawing/2014/chartex" xmlns:cx1="http://schemas.microsoft.com/office/drawing/2015/9/8/chartex" xmlns:cx2="http://schemas.microsoft.com/office/drawing/2015/10/21/chartex" xmlns:cx3="http://schemas.microsoft.com/office/drawing/2016/5/9/chartex" xmlns:cx4="http://schemas.microsoft.com/office/drawing/2016/5/10/chartex" xmlns:cx5="http://schemas.microsoft.com/office/drawing/2016/5/11/chartex" xmlns:cx6="http://schemas.microsoft.com/office/drawing/2016/5/12/chartex" xmlns:cx7="http://schemas.microsoft.com/office/drawing/2016/5/13/chartex" xmlns:cx8="http://schemas.microsoft.com/office/drawing/2016/5/14/chartex" xmlns:mc="http://schemas.openxmlformats.org/markup-compatibility/2006" xmlns:aink="http://schemas.microsoft.com/office/drawing/2016/ink" xmlns:am3d="http://schemas.microsoft.com/office/drawing/2017/model3d" xmlns:o="urn:schemas-microsoft-com:office:office" xmlns:oel="http://schemas.microsoft.com/office/2019/extlst" xmlns:r="http://schemas.openxmlformats.org/officeDocument/2006/relationships" xmlns:m="http://schemas.openxmlformats.org/officeDocument/2006/math" xmlns:v="urn:schemas-microsoft-com:vml" xmlns:wp14="http://schemas.microsoft.com/office/word/2010/wordprocessingDrawing" xmlns:wp="http://schemas.openxmlformats.org/drawingml/2006/wordprocessingDrawing" xmlns:w10="urn:schemas-microsoft-com:office:word" xmlns:w="http://schemas.openxmlformats.org/wordprocessingml/2006/main" xmlns:w14="http://schemas.microsoft.com/office/word/2010/wordml" xmlns:w15="http://schemas.microsoft.com/office/word/2012/wordml" xmlns:w16cex="http://schemas.microsoft.com/office/word/2018/wordml/cex" xmlns:w16cid="http://schemas.microsoft.com/office/word/2016/wordml/cid" xmlns:w16="http://schemas.microsoft.com/office/word/2018/wordml" xmlns:w16sdtdh="http://schemas.microsoft.com/office/word/2020/wordml/sdtdatahash" xmlns:w16se="http://schemas.microsoft.com/office/word/2015/wordml/symex" xmlns:wpg="http://schemas.microsoft.com/office/word/2010/wordprocessingGroup" xmlns:wpi="http://schemas.microsoft.com/office/word/2010/wordprocessingInk" xmlns:wne="http://schemas.microsoft.com/office/word/2006/wordml" xmlns:wps="http://schemas.microsoft.com/office/word/2010/wordprocessingShape" mc:Ignorable="w14 w15 w16se w16cid w16 w16cex w16sdtdh wp14">
+<w:numbering xmlns:wpc="http://schemas.microsoft.com/office/word/2010/wordprocessingCanvas" xmlns:cx="http://schemas.microsoft.com/office/drawing/2014/chartex" xmlns:cx1="http://schemas.microsoft.com/office/drawing/2015/9/8/chartex" xmlns:cx2="http://schemas.microsoft.com/office/drawing/2015/10/21/chartex" xmlns:cx3="http://schemas.microsoft.com/office/drawing/2016/5/9/chartex" xmlns:cx4="http://schemas.microsoft.com/office/drawing/2016/5/10/chartex" xmlns:cx5="http://schemas.microsoft.com/office/drawing/2016/5/11/chartex" xmlns:cx6="http://schemas.microsoft.com/office/drawing/2016/5/12/chartex" xmlns:cx7="http://schemas.microsoft.com/office/drawing/2016/5/13/chartex" xmlns:cx8="http://schemas.microsoft.com/office/drawing/2016/5/14/chartex" xmlns:mc="http://schemas.openxmlformats.org/markup-compatibility/2006" xmlns:aink="http://schemas.microsoft.com/office/drawing/2016/ink" xmlns:am3d="http://schemas.microsoft.com/office/drawing/2017/model3d" xmlns:o="urn:schemas-microsoft-com:office:office" xmlns:r="http://schemas.openxmlformats.org/officeDocument/2006/relationships" xmlns:m="http://schemas.openxmlformats.org/officeDocument/2006/math" xmlns:v="urn:schemas-microsoft-com:vml" xmlns:wp14="http://schemas.microsoft.com/office/word/2010/wordprocessingDrawing" xmlns:wp="http://schemas.openxmlformats.org/drawingml/2006/wordprocessingDrawing" xmlns:w10="urn:schemas-microsoft-com:office:word" xmlns:w="http://schemas.openxmlformats.org/wordprocessingml/2006/main" xmlns:w14="http://schemas.microsoft.com/office/word/2010/wordml" xmlns:w15="http://schemas.microsoft.com/office/word/2012/wordml" xmlns:w16cid="http://schemas.microsoft.com/office/word/2016/wordml/cid" xmlns:w16se="http://schemas.microsoft.com/office/word/2015/wordml/symex" xmlns:wpg="http://schemas.microsoft.com/office/word/2010/wordprocessingGroup" xmlns:wpi="http://schemas.microsoft.com/office/word/2010/wordprocessingInk" xmlns:wne="http://schemas.microsoft.com/office/word/2006/wordml" xmlns:wps="http://schemas.microsoft.com/office/word/2010/wordprocessingShape" mc:Ignorable="w14 w15 w16se w16cid wp14">
   <w:abstractNum w:abstractNumId="0" w15:restartNumberingAfterBreak="0">
-    <w:nsid w:val="01012ED9"/>
+    <w:nsid w:val="022F071D"/>
     <w:multiLevelType w:val="hybridMultilevel"/>
-    <w:tmpl w:val="4BA8E27A"/>
-    <w:lvl w:ilvl="0" w:tplc="0409000F">
-      <w:start w:val="1"/>
-      <w:numFmt w:val="decimal"/>
-      <w:lvlText w:val="%1."/>
+    <w:tmpl w:val="21E229B8"/>
+    <w:lvl w:ilvl="0" w:tplc="F006D9B8">
+      <w:numFmt w:val="bullet"/>
+      <w:lvlText w:val=""/>
       <w:lvlJc w:val="left"/>
       <w:pPr>
         <w:ind w:left="720" w:hanging="360"/>
       </w:pPr>
       <w:rPr>
-        <w:rFonts w:hint="default"/>
+        <w:rFonts w:ascii="Symbol" w:eastAsiaTheme="minorHAnsi" w:hAnsi="Symbol" w:cs="Sakkal Majalla" w:hint="default"/>
       </w:rPr>
     </w:lvl>
-    <w:lvl w:ilvl="1" w:tplc="04090019" w:tentative="1">
+    <w:lvl w:ilvl="1" w:tplc="04090003" w:tentative="1">
       <w:start w:val="1"/>
-      <w:numFmt w:val="lowerLetter"/>
-      <w:lvlText w:val="%2."/>
+      <w:numFmt w:val="bullet"/>
+      <w:lvlText w:val="o"/>
       <w:lvlJc w:val="left"/>
       <w:pPr>
         <w:ind w:left="1440" w:hanging="360"/>
       </w:pPr>
+      <w:rPr>
+        <w:rFonts w:ascii="Courier New" w:hAnsi="Courier New" w:cs="Courier New" w:hint="default"/>
+      </w:rPr>
     </w:lvl>
-    <w:lvl w:ilvl="2" w:tplc="0409001B" w:tentative="1">
+    <w:lvl w:ilvl="2" w:tplc="04090005" w:tentative="1">
       <w:start w:val="1"/>
-      <w:numFmt w:val="lowerRoman"/>
-      <w:lvlText w:val="%3."/>
-      <w:lvlJc w:val="right"/>
-      <w:pPr>
-        <w:ind w:left="2160" w:hanging="180"/>
-      </w:pPr>
+      <w:numFmt w:val="bullet"/>
+      <w:lvlText w:val=""/>
+      <w:lvlJc w:val="left"/>
+      <w:pPr>
+        <w:ind w:left="2160" w:hanging="360"/>
+      </w:pPr>
+      <w:rPr>
+        <w:rFonts w:ascii="Wingdings" w:hAnsi="Wingdings" w:hint="default"/>
+      </w:rPr>
     </w:lvl>
-    <w:lvl w:ilvl="3" w:tplc="0409000F" w:tentative="1">
+    <w:lvl w:ilvl="3" w:tplc="04090001" w:tentative="1">
       <w:start w:val="1"/>
-      <w:numFmt w:val="decimal"/>
-      <w:lvlText w:val="%4."/>
+      <w:numFmt w:val="bullet"/>
+      <w:lvlText w:val=""/>
       <w:lvlJc w:val="left"/>
       <w:pPr>
         <w:ind w:left="2880" w:hanging="360"/>
       </w:pPr>
+      <w:rPr>
+        <w:rFonts w:ascii="Symbol" w:hAnsi="Symbol" w:hint="default"/>
+      </w:rPr>
     </w:lvl>
-    <w:lvl w:ilvl="4" w:tplc="04090019" w:tentative="1">
+    <w:lvl w:ilvl="4" w:tplc="04090003" w:tentative="1">
       <w:start w:val="1"/>
-      <w:numFmt w:val="lowerLetter"/>
-      <w:lvlText w:val="%5."/>
+      <w:numFmt w:val="bullet"/>
+      <w:lvlText w:val="o"/>
       <w:lvlJc w:val="left"/>
       <w:pPr>
         <w:ind w:left="3600" w:hanging="360"/>
       </w:pPr>
+      <w:rPr>
+        <w:rFonts w:ascii="Courier New" w:hAnsi="Courier New" w:cs="Courier New" w:hint="default"/>
+      </w:rPr>
     </w:lvl>
-    <w:lvl w:ilvl="5" w:tplc="0409001B" w:tentative="1">
+    <w:lvl w:ilvl="5" w:tplc="04090005" w:tentative="1">
       <w:start w:val="1"/>
-      <w:numFmt w:val="lowerRoman"/>
-      <w:lvlText w:val="%6."/>
-      <w:lvlJc w:val="right"/>
-      <w:pPr>
-        <w:ind w:left="4320" w:hanging="180"/>
-      </w:pPr>
+      <w:numFmt w:val="bullet"/>
+      <w:lvlText w:val=""/>
+      <w:lvlJc w:val="left"/>
+      <w:pPr>
+        <w:ind w:left="4320" w:hanging="360"/>
+      </w:pPr>
+      <w:rPr>
+        <w:rFonts w:ascii="Wingdings" w:hAnsi="Wingdings" w:hint="default"/>
+      </w:rPr>
     </w:lvl>
-    <w:lvl w:ilvl="6" w:tplc="0409000F" w:tentative="1">
+    <w:lvl w:ilvl="6" w:tplc="04090001" w:tentative="1">
       <w:start w:val="1"/>
-      <w:numFmt w:val="decimal"/>
-      <w:lvlText w:val="%7."/>
+      <w:numFmt w:val="bullet"/>
+      <w:lvlText w:val=""/>
       <w:lvlJc w:val="left"/>
       <w:pPr>
         <w:ind w:left="5040" w:hanging="360"/>
       </w:pPr>
+      <w:rPr>
+        <w:rFonts w:ascii="Symbol" w:hAnsi="Symbol" w:hint="default"/>
+      </w:rPr>
     </w:lvl>
-    <w:lvl w:ilvl="7" w:tplc="04090019" w:tentative="1">
+    <w:lvl w:ilvl="7" w:tplc="04090003" w:tentative="1">
       <w:start w:val="1"/>
-      <w:numFmt w:val="lowerLetter"/>
-      <w:lvlText w:val="%8."/>
+      <w:numFmt w:val="bullet"/>
+      <w:lvlText w:val="o"/>
       <w:lvlJc w:val="left"/>
       <w:pPr>
         <w:ind w:left="5760" w:hanging="360"/>
       </w:pPr>
+      <w:rPr>
+        <w:rFonts w:ascii="Courier New" w:hAnsi="Courier New" w:cs="Courier New" w:hint="default"/>
+      </w:rPr>
     </w:lvl>
-    <w:lvl w:ilvl="8" w:tplc="0409001B" w:tentative="1">
+    <w:lvl w:ilvl="8" w:tplc="04090005" w:tentative="1">
       <w:start w:val="1"/>
-      <w:numFmt w:val="lowerRoman"/>
-      <w:lvlText w:val="%9."/>
-      <w:lvlJc w:val="right"/>
-      <w:pPr>
-        <w:ind w:left="6480" w:hanging="180"/>
-      </w:pPr>
+      <w:numFmt w:val="bullet"/>
+      <w:lvlText w:val=""/>
+      <w:lvlJc w:val="left"/>
+      <w:pPr>
+        <w:ind w:left="6480" w:hanging="360"/>
+      </w:pPr>
+      <w:rPr>
+        <w:rFonts w:ascii="Wingdings" w:hAnsi="Wingdings" w:hint="default"/>
+      </w:rPr>
     </w:lvl>
   </w:abstractNum>
-  <w:num w:numId="1" w16cid:durableId="499194785">
+  <w:num w:numId="1">
     <w:abstractNumId w:val="0"/>
   </w:num>
 </w:numbering>
 </file>
 
 <file path=word/styles.xml><?xml version="1.0" encoding="utf-8"?>
-<w:styles xmlns:mc="http://schemas.openxmlformats.org/markup-compatibility/2006" xmlns:r="http://schemas.openxmlformats.org/officeDocument/2006/relationships" xmlns:w="http://schemas.openxmlformats.org/wordprocessingml/2006/main" xmlns:w14="http://schemas.microsoft.com/office/word/2010/wordml" xmlns:w15="http://schemas.microsoft.com/office/word/2012/wordml" xmlns:w16cex="http://schemas.microsoft.com/office/word/2018/wordml/cex" xmlns:w16cid="http://schemas.microsoft.com/office/word/2016/wordml/cid" xmlns:w16="http://schemas.microsoft.com/office/word/2018/wordml" xmlns:w16sdtdh="http://schemas.microsoft.com/office/word/2020/wordml/sdtdatahash" xmlns:w16se="http://schemas.microsoft.com/office/word/2015/wordml/symex" mc:Ignorable="w14 w15 w16se w16cid w16 w16cex w16sdtdh">
+<w:styles xmlns:mc="http://schemas.openxmlformats.org/markup-compatibility/2006" xmlns:r="http://schemas.openxmlformats.org/officeDocument/2006/relationships" xmlns:w="http://schemas.openxmlformats.org/wordprocessingml/2006/main" xmlns:w14="http://schemas.microsoft.com/office/word/2010/wordml" xmlns:w15="http://schemas.microsoft.com/office/word/2012/wordml" xmlns:w16cid="http://schemas.microsoft.com/office/word/2016/wordml/cid" xmlns:w16se="http://schemas.microsoft.com/office/word/2015/wordml/symex" mc:Ignorable="w14 w15 w16se w16cid">
   <w:docDefaults>
     <w:rPrDefault>
       <w:rPr>
         <w:rFonts w:ascii="Sakkal Majalla" w:eastAsiaTheme="minorHAnsi" w:hAnsi="Sakkal Majalla" w:cs="Sakkal Majalla"/>
         <w:sz w:val="28"/>
         <w:szCs w:val="28"/>
-        <w:lang w:val="en-US" w:eastAsia="en-US" w:bidi="he-IL"/>
+        <w:lang w:val="en-US" w:eastAsia="en-US" w:bidi="ar-SA"/>
       </w:rPr>
     </w:rPrDefault>
     <w:pPrDefault>
       <w:pPr>
-        <w:bidi/>
         <w:spacing w:after="160" w:line="259" w:lineRule="auto"/>
-        <w:jc w:val="both"/>
       </w:pPr>
     </w:pPrDefault>
   </w:docDefaults>
@@ -1172,10 +1099,9 @@
   <w:style w:type="paragraph" w:default="1" w:styleId="Normal">
     <w:name w:val="Normal"/>
     <w:qFormat/>
-    <w:rPr>
-      <w:noProof/>
-      <w:lang w:bidi="ar-EG"/>
-    </w:rPr>
+    <w:pPr>
+      <w:bidi/>
+    </w:pPr>
   </w:style>
   <w:style w:type="character" w:default="1" w:styleId="DefaultParagraphFont">
     <w:name w:val="Default Paragraph Font"/>
@@ -1204,12 +1130,23 @@
     <w:semiHidden/>
     <w:unhideWhenUsed/>
   </w:style>
+  <w:style w:type="paragraph" w:styleId="ListParagraph">
+    <w:name w:val="List Paragraph"/>
+    <w:basedOn w:val="Normal"/>
+    <w:uiPriority w:val="34"/>
+    <w:qFormat/>
+    <w:rsid w:val="00310EF1"/>
+    <w:pPr>
+      <w:ind w:left="720"/>
+      <w:contextualSpacing/>
+    </w:pPr>
+  </w:style>
   <w:style w:type="character" w:styleId="Hyperlink">
     <w:name w:val="Hyperlink"/>
     <w:basedOn w:val="DefaultParagraphFont"/>
     <w:uiPriority w:val="99"/>
     <w:unhideWhenUsed/>
-    <w:rsid w:val="00BD62C8"/>
+    <w:rsid w:val="007943C7"/>
     <w:rPr>
       <w:color w:val="0563C1" w:themeColor="hyperlink"/>
       <w:u w:val="single"/>
@@ -1221,34 +1158,11 @@
     <w:uiPriority w:val="99"/>
     <w:semiHidden/>
     <w:unhideWhenUsed/>
-    <w:rsid w:val="00BD62C8"/>
+    <w:rsid w:val="007943C7"/>
     <w:rPr>
       <w:color w:val="605E5C"/>
       <w:shd w:val="clear" w:color="auto" w:fill="E1DFDD"/>
     </w:rPr>
-  </w:style>
-  <w:style w:type="character" w:styleId="FollowedHyperlink">
-    <w:name w:val="FollowedHyperlink"/>
-    <w:basedOn w:val="DefaultParagraphFont"/>
-    <w:uiPriority w:val="99"/>
-    <w:semiHidden/>
-    <w:unhideWhenUsed/>
-    <w:rsid w:val="0043717F"/>
-    <w:rPr>
-      <w:color w:val="954F72" w:themeColor="followedHyperlink"/>
-      <w:u w:val="single"/>
-    </w:rPr>
-  </w:style>
-  <w:style w:type="paragraph" w:styleId="ListParagraph">
-    <w:name w:val="List Paragraph"/>
-    <w:basedOn w:val="Normal"/>
-    <w:uiPriority w:val="34"/>
-    <w:qFormat/>
-    <w:rsid w:val="00AF64ED"/>
-    <w:pPr>
-      <w:ind w:left="720"/>
-      <w:contextualSpacing/>
-    </w:pPr>
   </w:style>
 </w:styles>
 </file>

--- a/docs/downloads/منوعات/تم/doc_0710.docx
+++ b/docs/downloads/منوعات/تم/doc_0710.docx
@@ -1,715 +1,294 @@
 
 <file path=word/document.xml><?xml version="1.0" encoding="utf-8"?>
-<w:document xmlns:wpc="http://schemas.microsoft.com/office/word/2010/wordprocessingCanvas" xmlns:cx="http://schemas.microsoft.com/office/drawing/2014/chartex" xmlns:cx1="http://schemas.microsoft.com/office/drawing/2015/9/8/chartex" xmlns:cx2="http://schemas.microsoft.com/office/drawing/2015/10/21/chartex" xmlns:cx3="http://schemas.microsoft.com/office/drawing/2016/5/9/chartex" xmlns:cx4="http://schemas.microsoft.com/office/drawing/2016/5/10/chartex" xmlns:cx5="http://schemas.microsoft.com/office/drawing/2016/5/11/chartex" xmlns:cx6="http://schemas.microsoft.com/office/drawing/2016/5/12/chartex" xmlns:cx7="http://schemas.microsoft.com/office/drawing/2016/5/13/chartex" xmlns:cx8="http://schemas.microsoft.com/office/drawing/2016/5/14/chartex" xmlns:mc="http://schemas.openxmlformats.org/markup-compatibility/2006" xmlns:aink="http://schemas.microsoft.com/office/drawing/2016/ink" xmlns:am3d="http://schemas.microsoft.com/office/drawing/2017/model3d" xmlns:o="urn:schemas-microsoft-com:office:office" xmlns:r="http://schemas.openxmlformats.org/officeDocument/2006/relationships" xmlns:m="http://schemas.openxmlformats.org/officeDocument/2006/math" xmlns:v="urn:schemas-microsoft-com:vml" xmlns:wp14="http://schemas.microsoft.com/office/word/2010/wordprocessingDrawing" xmlns:wp="http://schemas.openxmlformats.org/drawingml/2006/wordprocessingDrawing" xmlns:w10="urn:schemas-microsoft-com:office:word" xmlns:w="http://schemas.openxmlformats.org/wordprocessingml/2006/main" xmlns:w14="http://schemas.microsoft.com/office/word/2010/wordml" xmlns:w15="http://schemas.microsoft.com/office/word/2012/wordml" xmlns:w16cid="http://schemas.microsoft.com/office/word/2016/wordml/cid" xmlns:w16se="http://schemas.microsoft.com/office/word/2015/wordml/symex" xmlns:wpg="http://schemas.microsoft.com/office/word/2010/wordprocessingGroup" xmlns:wpi="http://schemas.microsoft.com/office/word/2010/wordprocessingInk" xmlns:wne="http://schemas.microsoft.com/office/word/2006/wordml" xmlns:wps="http://schemas.microsoft.com/office/word/2010/wordprocessingShape" mc:Ignorable="w14 w15 w16se w16cid wp14">
+<w:document xmlns:wpc="http://schemas.microsoft.com/office/word/2010/wordprocessingCanvas" xmlns:cx="http://schemas.microsoft.com/office/drawing/2014/chartex" xmlns:cx1="http://schemas.microsoft.com/office/drawing/2015/9/8/chartex" xmlns:cx2="http://schemas.microsoft.com/office/drawing/2015/10/21/chartex" xmlns:cx3="http://schemas.microsoft.com/office/drawing/2016/5/9/chartex" xmlns:cx4="http://schemas.microsoft.com/office/drawing/2016/5/10/chartex" xmlns:cx5="http://schemas.microsoft.com/office/drawing/2016/5/11/chartex" xmlns:cx6="http://schemas.microsoft.com/office/drawing/2016/5/12/chartex" xmlns:cx7="http://schemas.microsoft.com/office/drawing/2016/5/13/chartex" xmlns:cx8="http://schemas.microsoft.com/office/drawing/2016/5/14/chartex" xmlns:mc="http://schemas.openxmlformats.org/markup-compatibility/2006" xmlns:aink="http://schemas.microsoft.com/office/drawing/2016/ink" xmlns:am3d="http://schemas.microsoft.com/office/drawing/2017/model3d" xmlns:o="urn:schemas-microsoft-com:office:office" xmlns:r="http://schemas.openxmlformats.org/officeDocument/2006/relationships" xmlns:m="http://schemas.openxmlformats.org/officeDocument/2006/math" xmlns:v="urn:schemas-microsoft-com:vml" xmlns:wp14="http://schemas.microsoft.com/office/word/2010/wordprocessingDrawing" xmlns:wp="http://schemas.openxmlformats.org/drawingml/2006/wordprocessingDrawing" xmlns:w10="urn:schemas-microsoft-com:office:word" xmlns:w="http://schemas.openxmlformats.org/wordprocessingml/2006/main" xmlns:w14="http://schemas.microsoft.com/office/word/2010/wordml" xmlns:w15="http://schemas.microsoft.com/office/word/2012/wordml" xmlns:w16cex="http://schemas.microsoft.com/office/word/2018/wordml/cex" xmlns:w16cid="http://schemas.microsoft.com/office/word/2016/wordml/cid" xmlns:w16="http://schemas.microsoft.com/office/word/2018/wordml" xmlns:w16se="http://schemas.microsoft.com/office/word/2015/wordml/symex" xmlns:wpg="http://schemas.microsoft.com/office/word/2010/wordprocessingGroup" xmlns:wpi="http://schemas.microsoft.com/office/word/2010/wordprocessingInk" xmlns:wne="http://schemas.microsoft.com/office/word/2006/wordml" xmlns:wps="http://schemas.microsoft.com/office/word/2010/wordprocessingShape" mc:Ignorable="w14 w15 w16se w16cid w16 w16cex wp14">
   <w:body>
     <w:p>
       <w:pPr>
-        <w:jc w:val="center"/>
-        <w:rPr>
-          <w:rtl/>
-          <w:lang w:bidi="ar-AE"/>
+        <w:bidi/>
+        <w:jc w:val="both"/>
+        <w:rPr>
+          <w:rFonts w:ascii="Sakkal Majalla" w:hAnsi="Sakkal Majalla" w:cs="Sakkal Majalla"/>
+          <w:sz w:val="28"/>
+          <w:szCs w:val="28"/>
+          <w:rtl/>
         </w:rPr>
       </w:pPr>
-      <w:hyperlink r:id="rId5" w:anchor="search-hit-0" w:history="1">
+      <w:hyperlink r:id="rId4" w:history="1">
         <w:r>
           <w:rPr>
             <w:rStyle w:val="Hyperlink"/>
-            <w:rFonts w:hint="cs"/>
+            <w:rFonts w:ascii="Sakkal Majalla" w:hAnsi="Sakkal Majalla" w:cs="Sakkal Majalla" w:hint="cs"/>
+            <w:sz w:val="28"/>
+            <w:szCs w:val="28"/>
             <w:rtl/>
-            <w:lang w:bidi="ar-AE"/>
           </w:rPr>
-          <w:t>بأن نلائم موقفنا</w:t>
+          <w:t xml:space="preserve">الصليب يُعلن عن </w:t>
+        </w:r>
+        <w:r>
+          <w:rPr>
+            <w:rStyle w:val="Hyperlink"/>
+            <w:rFonts w:ascii="Sakkal Majalla" w:hAnsi="Sakkal Majalla" w:cs="Sakkal Majalla" w:hint="cs"/>
+            <w:sz w:val="28"/>
+            <w:szCs w:val="28"/>
+            <w:rtl/>
+          </w:rPr>
+          <w:t>م</w:t>
+        </w:r>
+        <w:r>
+          <w:rPr>
+            <w:rStyle w:val="Hyperlink"/>
+            <w:rFonts w:ascii="Sakkal Majalla" w:hAnsi="Sakkal Majalla" w:cs="Sakkal Majalla" w:hint="cs"/>
+            <w:sz w:val="28"/>
+            <w:szCs w:val="28"/>
+            <w:rtl/>
+          </w:rPr>
+          <w:t>جد الله</w:t>
         </w:r>
       </w:hyperlink>
     </w:p>
     <w:p>
       <w:pPr>
+        <w:bidi/>
         <w:jc w:val="both"/>
         <w:rPr>
-          <w:rtl/>
-          <w:lang w:bidi="ar-AE"/>
+          <w:rFonts w:ascii="Sakkal Majalla" w:hAnsi="Sakkal Majalla" w:cs="Sakkal Majalla"/>
+          <w:sz w:val="28"/>
+          <w:szCs w:val="28"/>
+          <w:rtl/>
         </w:rPr>
       </w:pPr>
       <w:r>
         <w:rPr>
-          <w:lang w:bidi="ar-AE"/>
-        </w:rPr>
-        <w:t>Elmo Clair Hadley</w:t>
+          <w:rFonts w:ascii="Sakkal Majalla" w:hAnsi="Sakkal Majalla" w:cs="Sakkal Majalla" w:hint="cs"/>
+          <w:sz w:val="28"/>
+          <w:szCs w:val="28"/>
+          <w:rtl/>
+        </w:rPr>
+        <w:t>يوحنا 13: 31</w:t>
       </w:r>
     </w:p>
     <w:p>
       <w:pPr>
+        <w:bidi/>
         <w:jc w:val="both"/>
         <w:rPr>
-          <w:rtl/>
-          <w:lang w:bidi="ar-AE"/>
+          <w:rFonts w:ascii="Sakkal Majalla" w:hAnsi="Sakkal Majalla" w:cs="Sakkal Majalla"/>
+          <w:sz w:val="28"/>
+          <w:szCs w:val="28"/>
+          <w:rtl/>
         </w:rPr>
       </w:pPr>
       <w:r>
         <w:rPr>
-          <w:rFonts w:hint="cs"/>
-          <w:rtl/>
-          <w:lang w:bidi="ar-AE"/>
-        </w:rPr>
-        <w:t>"</w:t>
-      </w:r>
-      <w:r>
-        <w:rPr>
-          <w:rtl/>
-          <w:lang w:bidi="ar-AE"/>
-        </w:rPr>
-        <w:t>فَإِنِّي قَدْ تَعَلَّمْتُ أَنْ أَكُونَ مُكْتَفِيًا بِمَا أَنَا فِيهِ.</w:t>
-      </w:r>
-      <w:r>
-        <w:rPr>
-          <w:rFonts w:hint="cs"/>
-          <w:rtl/>
-          <w:lang w:bidi="ar-AE"/>
-        </w:rPr>
-        <w:t>"</w:t>
-      </w:r>
-      <w:r>
-        <w:rPr>
-          <w:rtl/>
-        </w:rPr>
-        <w:t xml:space="preserve"> </w:t>
-      </w:r>
-      <w:r>
-        <w:rPr>
-          <w:rtl/>
-          <w:lang w:bidi="ar-AE"/>
-        </w:rPr>
-        <w:t>(فيلبي 4: 11)</w:t>
+          <w:rFonts w:ascii="Sakkal Majalla" w:hAnsi="Sakkal Majalla" w:cs="Sakkal Majalla"/>
+          <w:sz w:val="28"/>
+          <w:szCs w:val="28"/>
+        </w:rPr>
+        <w:t>G.V. Wigram</w:t>
       </w:r>
     </w:p>
     <w:p>
       <w:pPr>
+        <w:bidi/>
         <w:jc w:val="both"/>
         <w:rPr>
-          <w:rtl/>
-          <w:lang w:bidi="ar-AE"/>
+          <w:rFonts w:ascii="Sakkal Majalla" w:hAnsi="Sakkal Majalla" w:cs="Sakkal Majalla"/>
+          <w:sz w:val="28"/>
+          <w:szCs w:val="28"/>
+          <w:rtl/>
         </w:rPr>
       </w:pPr>
       <w:r>
         <w:rPr>
-          <w:rFonts w:hint="cs"/>
-          <w:rtl/>
-          <w:lang w:bidi="ar-AE"/>
-        </w:rPr>
-        <w:t>إنها ليست الظروف التي تجعلنا سعداء أو تعساء، وإنما موقفنا من نحوها. إننا دائمًا ما نجتهد بأن نتحكم بظروفنا، ونحن بوسعنا ذلك إلى حد ما. لكن الكثير من الظروف هي خارج عن حدود سيطرتنا. إننا نميل بأن لا نكون راضين وحتى بأن نكون متذمرين إن لم تسِر الأمور بحسب رغبتنا. رد فعلنا يكون كالأولاد، نبكي، نعبس أو نُصاب بالذعر إن لم يكن بوسعنا الحصول على ما نريده.</w:t>
+          <w:rFonts w:ascii="Sakkal Majalla" w:hAnsi="Sakkal Majalla" w:cs="Sakkal Majalla" w:hint="cs"/>
+          <w:sz w:val="28"/>
+          <w:szCs w:val="28"/>
+          <w:rtl/>
+        </w:rPr>
+        <w:t>الله أظهر مجده وحكمته ليس فقط في نتائج الصليب، وإنما في الصليب ذاته. خليقة السماء الجديدة والأرض الجديدة ليس باستطاعتها أن تهب هذا التعبير لمجده وحكمته كما فعل الصليب ذلك.</w:t>
       </w:r>
     </w:p>
     <w:p>
       <w:pPr>
+        <w:bidi/>
         <w:jc w:val="both"/>
         <w:rPr>
-          <w:rtl/>
-          <w:lang w:bidi="ar-AE"/>
+          <w:rFonts w:ascii="Sakkal Majalla" w:hAnsi="Sakkal Majalla" w:cs="Sakkal Majalla"/>
+          <w:sz w:val="28"/>
+          <w:szCs w:val="28"/>
+          <w:rtl/>
         </w:rPr>
       </w:pPr>
       <w:r>
         <w:rPr>
-          <w:rFonts w:hint="cs"/>
-          <w:rtl/>
-          <w:lang w:bidi="ar-AE"/>
-        </w:rPr>
-        <w:t>من الجانب الآخر هنالك مَن لهم القدرة بأن يحّولوا ما لا يتغيّر إلى ما هو أفضل بملائمة أنفسهم مع الظروف. بولس يقول: "</w:t>
-      </w:r>
-      <w:r>
-        <w:rPr>
-          <w:rtl/>
-        </w:rPr>
-        <w:t xml:space="preserve"> </w:t>
-      </w:r>
-      <w:r>
-        <w:rPr>
-          <w:rtl/>
-          <w:lang w:bidi="ar-AE"/>
-        </w:rPr>
-        <w:t>فَإِنِّي قَدْ تَعَلَّمْتُ أَنْ أَكُونَ مُكْتَفِيًا بِمَا أَنَا فِيهِ.</w:t>
-      </w:r>
-      <w:r>
-        <w:rPr>
-          <w:rFonts w:hint="cs"/>
-          <w:rtl/>
-          <w:lang w:bidi="ar-AE"/>
-        </w:rPr>
-        <w:t xml:space="preserve">" (فيلبي 4: 11). فالمسيحي يعلم بأنه </w:t>
-      </w:r>
-      <w:r>
-        <w:rPr>
-          <w:rFonts w:hint="cs"/>
-          <w:rtl/>
-          <w:lang w:bidi="ar-AE"/>
-        </w:rPr>
-        <w:t>ابن محبوب من الله وبأن أبيه يسيطر على كل الظروف ويسمح فقط بالأمور التي هي الأفضل لنا: "</w:t>
-      </w:r>
-      <w:r>
-        <w:rPr>
-          <w:rtl/>
-          <w:lang w:bidi="ar-AE"/>
-        </w:rPr>
-        <w:t xml:space="preserve"> وَنَحْنُ نَعْلَمُ أَنَّ كُلَّ الأَشْيَاءِ تَعْمَلُ مَعًا لِلْخَيْرِ لِلَّذِينَ يُحِبُّونَ اللهَ، الَّذِينَ هُمْ مَدْعُوُّونَ حَسَبَ قَصْدِهِ.</w:t>
-      </w:r>
-      <w:r>
-        <w:rPr>
-          <w:rFonts w:hint="cs"/>
-          <w:rtl/>
-          <w:lang w:bidi="ar-AE"/>
-        </w:rPr>
-        <w:t>" (رومية 8: 28). إن هذا صحيح من دون أي حدود.</w:t>
+          <w:rFonts w:ascii="Sakkal Majalla" w:hAnsi="Sakkal Majalla" w:cs="Sakkal Majalla" w:hint="cs"/>
+          <w:sz w:val="28"/>
+          <w:szCs w:val="28"/>
+          <w:rtl/>
+        </w:rPr>
+        <w:t xml:space="preserve">مَن ذاك الذي نراه معلقًا ملازمًا الصليب؟ إنه ذاك القدير الذي فيه يحل ملء اللاهوت. نحن نراه </w:t>
+      </w:r>
+      <w:r>
+        <w:rPr>
+          <w:rFonts w:ascii="Sakkal Majalla" w:hAnsi="Sakkal Majalla" w:cs="Sakkal Majalla"/>
+          <w:sz w:val="28"/>
+          <w:szCs w:val="28"/>
+          <w:rtl/>
+        </w:rPr>
+        <w:t>–</w:t>
+      </w:r>
+      <w:r>
+        <w:rPr>
+          <w:rFonts w:ascii="Sakkal Majalla" w:hAnsi="Sakkal Majalla" w:cs="Sakkal Majalla" w:hint="cs"/>
+          <w:sz w:val="28"/>
+          <w:szCs w:val="28"/>
+          <w:rtl/>
+        </w:rPr>
+        <w:t xml:space="preserve"> الله الظاهر في الجسد </w:t>
+      </w:r>
+      <w:r>
+        <w:rPr>
+          <w:rFonts w:ascii="Sakkal Majalla" w:hAnsi="Sakkal Majalla" w:cs="Sakkal Majalla"/>
+          <w:sz w:val="28"/>
+          <w:szCs w:val="28"/>
+          <w:rtl/>
+        </w:rPr>
+        <w:t>–</w:t>
+      </w:r>
+      <w:r>
+        <w:rPr>
+          <w:rFonts w:ascii="Sakkal Majalla" w:hAnsi="Sakkal Majalla" w:cs="Sakkal Majalla" w:hint="cs"/>
+          <w:sz w:val="28"/>
+          <w:szCs w:val="28"/>
+          <w:rtl/>
+        </w:rPr>
+        <w:t xml:space="preserve"> على الصليب بين مجرمَين. هل استطاعت المسامير أن تثبته؟ محالة. الإنسان سمّره على الصليب؛ لكنها كانت أيضًا مشيئة الله في أنه كان هناك.</w:t>
       </w:r>
     </w:p>
     <w:p>
       <w:pPr>
+        <w:bidi/>
         <w:jc w:val="both"/>
         <w:rPr>
-          <w:rtl/>
-          <w:lang w:bidi="ar-AE"/>
+          <w:rFonts w:ascii="Sakkal Majalla" w:hAnsi="Sakkal Majalla" w:cs="Sakkal Majalla"/>
+          <w:sz w:val="28"/>
+          <w:szCs w:val="28"/>
+          <w:rtl/>
         </w:rPr>
       </w:pPr>
       <w:r>
         <w:rPr>
-          <w:rFonts w:hint="cs"/>
-          <w:rtl/>
-          <w:lang w:bidi="ar-AE"/>
-        </w:rPr>
-        <w:t>مهما كانت الظروف التي تحل علينا، فنحن بوسعنا بأن نقف نصابها وأن نقول بكل يقين: "أبي يود بأن يعلمني درسًا. هو له بركة من أجلي في هذا الأمر. إنه يعطيني الآن فرصة فريدة بأن أختبر الصبر، الخضوع، الإيمان والثقة به كولد صغير."</w:t>
+          <w:rFonts w:ascii="Sakkal Majalla" w:hAnsi="Sakkal Majalla" w:cs="Sakkal Majalla" w:hint="cs"/>
+          <w:sz w:val="28"/>
+          <w:szCs w:val="28"/>
+          <w:rtl/>
+        </w:rPr>
+        <w:t>أمرٌ آخر أقوى من السلاسل والقيود أمسك به. هو قال: "ه</w:t>
+      </w:r>
+      <w:r>
+        <w:rPr>
+          <w:rFonts w:ascii="Sakkal Majalla" w:hAnsi="Sakkal Majalla" w:cs="Sakkal Majalla"/>
+          <w:sz w:val="28"/>
+          <w:szCs w:val="28"/>
+          <w:rtl/>
+        </w:rPr>
+        <w:t>نَذَا أَجِيءُ. فِي دَرْجِ الْكِتَابِ مَكْتُوبٌ عَنِّي، لأَفْعَلَ مَشِيئَتَكَ يَا أَللهُ».</w:t>
+      </w:r>
+      <w:r>
+        <w:rPr>
+          <w:rFonts w:ascii="Sakkal Majalla" w:hAnsi="Sakkal Majalla" w:cs="Sakkal Majalla" w:hint="cs"/>
+          <w:sz w:val="28"/>
+          <w:szCs w:val="28"/>
+          <w:rtl/>
+        </w:rPr>
+        <w:t>" (عبرانيين 10: 7). ابن الله كان قد أصبح خادمًا. هو، مَن</w:t>
+      </w:r>
+      <w:r>
+        <w:rPr>
+          <w:rFonts w:ascii="Sakkal Majalla" w:hAnsi="Sakkal Majalla" w:cs="Sakkal Majalla" w:hint="cs"/>
+          <w:sz w:val="28"/>
+          <w:szCs w:val="28"/>
+          <w:rtl/>
+        </w:rPr>
+        <w:t xml:space="preserve"> </w:t>
+      </w:r>
+      <w:r>
+        <w:rPr>
+          <w:rFonts w:ascii="Sakkal Majalla" w:hAnsi="Sakkal Majalla" w:cs="Sakkal Majalla" w:hint="cs"/>
+          <w:sz w:val="28"/>
+          <w:szCs w:val="28"/>
+          <w:rtl/>
+        </w:rPr>
+        <w:t>به</w:t>
+      </w:r>
+      <w:r>
+        <w:rPr>
+          <w:rFonts w:ascii="Sakkal Majalla" w:hAnsi="Sakkal Majalla" w:cs="Sakkal Majalla" w:hint="cs"/>
+          <w:sz w:val="28"/>
+          <w:szCs w:val="28"/>
+          <w:rtl/>
+        </w:rPr>
+        <w:t xml:space="preserve"> الكل</w:t>
+      </w:r>
+      <w:r>
+        <w:rPr>
+          <w:rFonts w:ascii="Sakkal Majalla" w:hAnsi="Sakkal Majalla" w:cs="Sakkal Majalla" w:hint="cs"/>
+          <w:sz w:val="28"/>
+          <w:szCs w:val="28"/>
+          <w:rtl/>
+        </w:rPr>
+        <w:t xml:space="preserve"> قد</w:t>
+      </w:r>
+      <w:r>
+        <w:rPr>
+          <w:rFonts w:ascii="Sakkal Majalla" w:hAnsi="Sakkal Majalla" w:cs="Sakkal Majalla" w:hint="cs"/>
+          <w:sz w:val="28"/>
+          <w:szCs w:val="28"/>
+          <w:rtl/>
+        </w:rPr>
+        <w:t xml:space="preserve"> خُلق وكان له السلطان بأن يبيد الكل ثانية، كان موثقًا على الصليب ومقيدًا كالعبيد؛ لكنه أتم مشيئة الله؛ التي أتى لأجلها. وهو قد اتضع حتى الموت، أسلم لله روحه في طاعة كاملة.</w:t>
       </w:r>
     </w:p>
     <w:p>
       <w:pPr>
+        <w:bidi/>
         <w:jc w:val="both"/>
         <w:rPr>
-          <w:rtl/>
-          <w:lang w:bidi="ar-AE"/>
+          <w:rFonts w:ascii="Sakkal Majalla" w:hAnsi="Sakkal Majalla" w:cs="Sakkal Majalla"/>
+          <w:sz w:val="28"/>
+          <w:szCs w:val="28"/>
+          <w:rtl/>
         </w:rPr>
       </w:pPr>
       <w:r>
         <w:rPr>
-          <w:rFonts w:hint="cs"/>
-          <w:rtl/>
-          <w:lang w:bidi="ar-AE"/>
-        </w:rPr>
-        <w:t>اقرأ عن حياة المسيح في الأناجيل. انظر إلى الظروف التي اجتاز فيها. من المؤكد أنها لم تكن ما يحب الإنسان عادة أن يمر فيه:</w:t>
-      </w:r>
-    </w:p>
-    <w:p>
-      <w:pPr>
-        <w:pStyle w:val="ListParagraph"/>
-        <w:numPr>
-          <w:ilvl w:val="0"/>
-          <w:numId w:val="1"/>
-        </w:numPr>
-        <w:jc w:val="both"/>
-        <w:rPr>
-          <w:lang w:bidi="ar-AE"/>
-        </w:rPr>
-      </w:pPr>
-      <w:r>
-        <w:rPr>
-          <w:rFonts w:hint="cs"/>
-          <w:rtl/>
-          <w:lang w:bidi="ar-AE"/>
-        </w:rPr>
-        <w:t>بهروبه وهو طفل إلى مصر لينقذ حياته (متى 2: 13، 14)؛</w:t>
-      </w:r>
-    </w:p>
-    <w:p>
-      <w:pPr>
-        <w:pStyle w:val="ListParagraph"/>
-        <w:numPr>
-          <w:ilvl w:val="0"/>
-          <w:numId w:val="1"/>
-        </w:numPr>
-        <w:jc w:val="both"/>
-        <w:rPr>
-          <w:lang w:bidi="ar-AE"/>
-        </w:rPr>
-      </w:pPr>
-      <w:r>
-        <w:rPr>
-          <w:rFonts w:hint="cs"/>
-          <w:rtl/>
-          <w:lang w:bidi="ar-AE"/>
-        </w:rPr>
-        <w:t>بعمله كنجار في مدينة الناصرة المحتقرة (مرقس 6: 3؛ يوحنا 1: 46)؛</w:t>
-      </w:r>
-    </w:p>
-    <w:p>
-      <w:pPr>
-        <w:pStyle w:val="ListParagraph"/>
-        <w:numPr>
-          <w:ilvl w:val="0"/>
-          <w:numId w:val="1"/>
-        </w:numPr>
-        <w:jc w:val="both"/>
-        <w:rPr>
-          <w:lang w:bidi="ar-AE"/>
-        </w:rPr>
-      </w:pPr>
-      <w:r>
-        <w:rPr>
-          <w:rFonts w:hint="cs"/>
-          <w:rtl/>
-          <w:lang w:bidi="ar-AE"/>
-        </w:rPr>
-        <w:t>بعدم إيجاده لنفسه مكانًا ليسند رأسه فيه (متى 8: 20)؛</w:t>
-      </w:r>
-    </w:p>
-    <w:p>
-      <w:pPr>
-        <w:pStyle w:val="ListParagraph"/>
-        <w:numPr>
-          <w:ilvl w:val="0"/>
-          <w:numId w:val="1"/>
-        </w:numPr>
-        <w:jc w:val="both"/>
-        <w:rPr>
-          <w:lang w:bidi="ar-AE"/>
-        </w:rPr>
-      </w:pPr>
-      <w:r>
-        <w:rPr>
-          <w:rFonts w:hint="cs"/>
-          <w:rtl/>
-          <w:lang w:bidi="ar-AE"/>
-        </w:rPr>
-        <w:t>بإشهاره من أصدقائه بأنه مختل (مرقس 3: 21)؛</w:t>
-      </w:r>
-    </w:p>
-    <w:p>
-      <w:pPr>
-        <w:pStyle w:val="ListParagraph"/>
-        <w:numPr>
-          <w:ilvl w:val="0"/>
-          <w:numId w:val="1"/>
-        </w:numPr>
-        <w:jc w:val="both"/>
-        <w:rPr>
-          <w:lang w:bidi="ar-AE"/>
-        </w:rPr>
-      </w:pPr>
-      <w:r>
-        <w:rPr>
-          <w:rFonts w:hint="cs"/>
-          <w:rtl/>
-          <w:lang w:bidi="ar-AE"/>
-        </w:rPr>
-        <w:t xml:space="preserve">مُشار إليه من الجمع </w:t>
-      </w:r>
-      <w:r>
-        <w:rPr>
-          <w:rFonts w:hint="cs"/>
-          <w:rtl/>
-          <w:lang w:bidi="ar-AE"/>
-        </w:rPr>
-        <w:t>كمَن فيه شيطان (يوحنا 8: 48).</w:t>
-      </w:r>
-    </w:p>
-    <w:p>
-      <w:pPr>
-        <w:jc w:val="both"/>
-        <w:rPr>
-          <w:rtl/>
-          <w:lang w:bidi="ar-AE"/>
-        </w:rPr>
-      </w:pPr>
-      <w:r>
-        <w:rPr>
-          <w:rFonts w:hint="cs"/>
-          <w:rtl/>
-          <w:lang w:bidi="ar-AE"/>
-        </w:rPr>
-        <w:t>كم من إهانات احتمل! لكنه قبِل جميع هذه الظروف من يد أبيه ووجد فيها فرصة ليُظهر طبيعته.</w:t>
-      </w:r>
-    </w:p>
-    <w:p>
-      <w:pPr>
-        <w:jc w:val="both"/>
-        <w:rPr>
-          <w:rtl/>
-          <w:lang w:bidi="ar-AE"/>
-        </w:rPr>
-      </w:pPr>
-      <w:r>
-        <w:rPr>
-          <w:rFonts w:hint="cs"/>
-          <w:rtl/>
-          <w:lang w:bidi="ar-AE"/>
-        </w:rPr>
-        <w:t>والآن كل ابن لله جُعل شريكًا لذات الطبيعة المقدسة (2. بطرس 1: 4). والمسيح هو حياته. وبالتالي كل الظروف التي نجتاز فيها هي فرص معطاة من الله ليتولاها المسيح ولنحيا حياته من خلالنا. إن هذا تمامًا ما قصده بولس حينما قال: "</w:t>
-      </w:r>
-      <w:r>
-        <w:rPr>
-          <w:rtl/>
-          <w:lang w:bidi="ar-AE"/>
-        </w:rPr>
-        <w:t>لِيَ الْحَيَاةَ هِيَ الْمَسِيحُ وَالْمَوْتُ هُوَ رِبْحٌ.</w:t>
-      </w:r>
-      <w:r>
-        <w:rPr>
-          <w:rFonts w:hint="cs"/>
-          <w:rtl/>
-          <w:lang w:bidi="ar-AE"/>
-        </w:rPr>
-        <w:t>" (فيلبي 1: 21). إن هذا يجب أن يكون موقف المسيحي من جهة ظروف الحياة. وكم يمنحنا هذا نظرة مختلفة لكل شيء!</w:t>
-      </w:r>
-      <w:r>
-        <w:rPr>
-          <w:rFonts w:hint="cs"/>
-          <w:rtl/>
-          <w:lang w:bidi="ar-AE"/>
-        </w:rPr>
-        <w:t xml:space="preserve"> فالأمور لا تعود تُرى بمقاييس الناس بأنها مجهدة وغير مريحة. فهي الآن فرص فريدة من نوعها لتنمو فيها حياتنا الروحية لنكون "</w:t>
-      </w:r>
-      <w:r>
-        <w:rPr>
-          <w:rtl/>
-          <w:lang w:bidi="ar-AE"/>
-        </w:rPr>
-        <w:t xml:space="preserve"> بِلاَ لَوْمٍ، وَبُسَطَاءَ، أَوْلاَدًا ِللهِ بِلاَ عَيْبٍ فِي وَسَطِ جِيل مُعَوَّجٍ وَمُلْتَوٍ، تُضِيئُونَ بَيْنَهُمْ كَأَنْوَارٍ فِي الْعَالَمِ.</w:t>
-      </w:r>
-      <w:r>
-        <w:rPr>
-          <w:rFonts w:hint="cs"/>
-          <w:rtl/>
-          <w:lang w:bidi="ar-AE"/>
-        </w:rPr>
-        <w:t xml:space="preserve">" (فيلبي 2: 15). حتى الضيقات </w:t>
-      </w:r>
-      <w:r>
-        <w:rPr>
-          <w:rFonts w:hint="cs"/>
-          <w:rtl/>
-          <w:lang w:bidi="ar-AE"/>
-        </w:rPr>
-        <w:lastRenderedPageBreak/>
-        <w:t>يُنظَر إليها كفرصة لننتهزها بتقديم الشكر: "</w:t>
-      </w:r>
-      <w:r>
-        <w:rPr>
-          <w:rtl/>
-          <w:lang w:bidi="ar-AE"/>
-        </w:rPr>
-        <w:t xml:space="preserve"> 16افْرَحُوا كُلَّ حِينٍ.  17صَلُّوا بِلاَ انْقِطَاعٍ.  18اشْكُرُوا فِي كُلِّ شَيْءٍ، لأَنَّ هذِهِ هِيَ مَشِيئَةُ اللهِ فِي الْمَسِيحِ يَسُوعَ مِنْ جِهَتِكُمْ.</w:t>
-      </w:r>
-      <w:r>
-        <w:rPr>
-          <w:rFonts w:hint="cs"/>
-          <w:rtl/>
-          <w:lang w:bidi="ar-AE"/>
-        </w:rPr>
-        <w:t xml:space="preserve">" (1. تسالونيكي 5: 16 </w:t>
-      </w:r>
-      <w:r>
-        <w:rPr>
-          <w:rtl/>
-          <w:lang w:bidi="ar-AE"/>
-        </w:rPr>
-        <w:t>–</w:t>
-      </w:r>
-      <w:r>
-        <w:rPr>
-          <w:rFonts w:hint="cs"/>
-          <w:rtl/>
-          <w:lang w:bidi="ar-AE"/>
-        </w:rPr>
-        <w:t xml:space="preserve"> 18).</w:t>
-      </w:r>
-    </w:p>
-    <w:p>
-      <w:pPr>
-        <w:jc w:val="both"/>
-        <w:rPr>
-          <w:rtl/>
-          <w:lang w:bidi="ar-AE"/>
-        </w:rPr>
-      </w:pPr>
-      <w:r>
-        <w:rPr>
-          <w:rFonts w:hint="cs"/>
-          <w:rtl/>
-          <w:lang w:bidi="ar-AE"/>
-        </w:rPr>
-        <w:t>إن الموقف المسيحي الإيجابي يُدخل رضى حقيقي نقي في ابن الله. كل الأمور ستُرى بأنها آتية من يدي أبٍ محب حنون وهي فرص لنتعلم فيها دروسًا قيمة في ضبط النفس، الصبر، الإيمان والطاعة، بينما نكتسب بركة غنية. ليست الظروف من حولنا التي تجعلنا سعداء أو تعساء، وإنما موقفنا الباطني من نحوها ومن نحو الله. إن مؤلف الترنيمة بيل جايتر عبّر عن ذلك كالتالي:</w:t>
-      </w:r>
-    </w:p>
-    <w:p>
-      <w:pPr>
-        <w:spacing w:after="0"/>
-        <w:jc w:val="both"/>
-        <w:rPr>
-          <w:rtl/>
-          <w:lang w:bidi="ar-AE"/>
-        </w:rPr>
-      </w:pPr>
-      <w:r>
-        <w:rPr>
-          <w:rFonts w:hint="cs"/>
-          <w:rtl/>
-          <w:lang w:bidi="ar-AE"/>
-        </w:rPr>
-        <w:t>وجدت سعادة، وجدت سلام النفس</w:t>
-      </w:r>
-      <w:r>
-        <w:rPr>
-          <w:rFonts w:hint="cs"/>
-          <w:rtl/>
-          <w:lang w:bidi="ar-AE"/>
-        </w:rPr>
-        <w:t>،</w:t>
-      </w:r>
-    </w:p>
-    <w:p>
-      <w:pPr>
-        <w:spacing w:after="0"/>
-        <w:jc w:val="both"/>
-        <w:rPr>
-          <w:rtl/>
-          <w:lang w:bidi="ar-AE"/>
-        </w:rPr>
-      </w:pPr>
-      <w:r>
-        <w:rPr>
-          <w:rFonts w:hint="cs"/>
-          <w:rtl/>
-          <w:lang w:bidi="ar-AE"/>
-        </w:rPr>
-        <w:t>وجدت فرح الحياة، تكتنفه محبة كاملة،</w:t>
-      </w:r>
-    </w:p>
-    <w:p>
-      <w:pPr>
-        <w:spacing w:after="0"/>
-        <w:jc w:val="both"/>
-        <w:rPr>
-          <w:rtl/>
-          <w:lang w:bidi="ar-AE"/>
-        </w:rPr>
-      </w:pPr>
-      <w:r>
-        <w:rPr>
-          <w:rFonts w:hint="cs"/>
-          <w:rtl/>
-          <w:lang w:bidi="ar-AE"/>
-        </w:rPr>
-        <w:t>وجدت الرضى الحقيقي، حياة سعيدة متناغمة؛</w:t>
-      </w:r>
-    </w:p>
-    <w:p>
-      <w:pPr>
-        <w:spacing w:after="0"/>
-        <w:jc w:val="both"/>
-        <w:rPr>
-          <w:rtl/>
-          <w:lang w:bidi="ar-AE"/>
-        </w:rPr>
-      </w:pPr>
-      <w:r>
-        <w:rPr>
-          <w:rFonts w:hint="cs"/>
-          <w:rtl/>
-          <w:lang w:bidi="ar-AE"/>
-        </w:rPr>
-        <w:t>وجدت سعادة لكل زمان،</w:t>
-      </w:r>
-    </w:p>
-    <w:p>
-      <w:pPr>
-        <w:spacing w:after="0"/>
-        <w:jc w:val="both"/>
-        <w:rPr>
-          <w:rtl/>
-          <w:lang w:bidi="ar-AE"/>
-        </w:rPr>
-      </w:pPr>
-      <w:r>
-        <w:rPr>
-          <w:rFonts w:hint="cs"/>
-          <w:rtl/>
-          <w:lang w:bidi="ar-AE"/>
-        </w:rPr>
-        <w:t>سلام عجيب للنفس،</w:t>
-      </w:r>
-    </w:p>
-    <w:p>
-      <w:pPr>
-        <w:jc w:val="both"/>
-        <w:rPr>
-          <w:rtl/>
-          <w:lang w:bidi="ar-AE"/>
-        </w:rPr>
-      </w:pPr>
-      <w:r>
-        <w:rPr>
-          <w:rFonts w:hint="cs"/>
-          <w:rtl/>
-          <w:lang w:bidi="ar-AE"/>
-        </w:rPr>
-        <w:t>حينما وجدت الرب.</w:t>
-      </w:r>
-    </w:p>
-    <w:p>
-      <w:pPr>
-        <w:jc w:val="center"/>
-        <w:rPr>
-          <w:rFonts w:hint="cs"/>
-          <w:lang w:bidi="ar-AE"/>
-        </w:rPr>
-      </w:pPr>
-      <w:r>
-        <w:rPr>
-          <w:rFonts w:hint="cs"/>
-          <w:rtl/>
-          <w:lang w:bidi="ar-AE"/>
-        </w:rPr>
-        <w:t>-تم-</w:t>
-      </w:r>
-      <w:bookmarkStart w:id="0" w:name="_GoBack"/>
-      <w:bookmarkEnd w:id="0"/>
+          <w:rFonts w:ascii="Sakkal Majalla" w:hAnsi="Sakkal Majalla" w:cs="Sakkal Majalla" w:hint="cs"/>
+          <w:sz w:val="28"/>
+          <w:szCs w:val="28"/>
+          <w:rtl/>
+        </w:rPr>
+        <w:t>هل بان مجد الله يومًا في مثل هذا النور كما في تلك اللحظة؟ نعم، على الصليب ينعكس مجد أدبي يظلّل على كل مجد آخر. إنه الصليب، الذي أسلم عليه المسيح نفسه والكل لله، ليكرس كل شيء لمجده.</w:t>
+      </w:r>
     </w:p>
     <w:sectPr>
       <w:pgSz w:w="11906" w:h="16838"/>
-      <w:pgMar w:top="1440" w:right="1800" w:bottom="1440" w:left="1800" w:header="708" w:footer="708" w:gutter="0"/>
+      <w:pgMar w:top="1440" w:right="1440" w:bottom="1440" w:left="1440" w:header="708" w:footer="708" w:gutter="0"/>
       <w:cols w:space="708"/>
-      <w:bidi/>
-      <w:rtlGutter/>
       <w:docGrid w:linePitch="360"/>
     </w:sectPr>
   </w:body>
 </w:document>
 </file>
 
-<file path=word/numbering.xml><?xml version="1.0" encoding="utf-8"?>
-<w:numbering xmlns:wpc="http://schemas.microsoft.com/office/word/2010/wordprocessingCanvas" xmlns:cx="http://schemas.microsoft.com/office/drawing/2014/chartex" xmlns:cx1="http://schemas.microsoft.com/office/drawing/2015/9/8/chartex" xmlns:cx2="http://schemas.microsoft.com/office/drawing/2015/10/21/chartex" xmlns:cx3="http://schemas.microsoft.com/office/drawing/2016/5/9/chartex" xmlns:cx4="http://schemas.microsoft.com/office/drawing/2016/5/10/chartex" xmlns:cx5="http://schemas.microsoft.com/office/drawing/2016/5/11/chartex" xmlns:cx6="http://schemas.microsoft.com/office/drawing/2016/5/12/chartex" xmlns:cx7="http://schemas.microsoft.com/office/drawing/2016/5/13/chartex" xmlns:cx8="http://schemas.microsoft.com/office/drawing/2016/5/14/chartex" xmlns:mc="http://schemas.openxmlformats.org/markup-compatibility/2006" xmlns:aink="http://schemas.microsoft.com/office/drawing/2016/ink" xmlns:am3d="http://schemas.microsoft.com/office/drawing/2017/model3d" xmlns:o="urn:schemas-microsoft-com:office:office" xmlns:r="http://schemas.openxmlformats.org/officeDocument/2006/relationships" xmlns:m="http://schemas.openxmlformats.org/officeDocument/2006/math" xmlns:v="urn:schemas-microsoft-com:vml" xmlns:wp14="http://schemas.microsoft.com/office/word/2010/wordprocessingDrawing" xmlns:wp="http://schemas.openxmlformats.org/drawingml/2006/wordprocessingDrawing" xmlns:w10="urn:schemas-microsoft-com:office:word" xmlns:w="http://schemas.openxmlformats.org/wordprocessingml/2006/main" xmlns:w14="http://schemas.microsoft.com/office/word/2010/wordml" xmlns:w15="http://schemas.microsoft.com/office/word/2012/wordml" xmlns:w16cid="http://schemas.microsoft.com/office/word/2016/wordml/cid" xmlns:w16se="http://schemas.microsoft.com/office/word/2015/wordml/symex" xmlns:wpg="http://schemas.microsoft.com/office/word/2010/wordprocessingGroup" xmlns:wpi="http://schemas.microsoft.com/office/word/2010/wordprocessingInk" xmlns:wne="http://schemas.microsoft.com/office/word/2006/wordml" xmlns:wps="http://schemas.microsoft.com/office/word/2010/wordprocessingShape" mc:Ignorable="w14 w15 w16se w16cid wp14">
-  <w:abstractNum w:abstractNumId="0" w15:restartNumberingAfterBreak="0">
-    <w:nsid w:val="022F071D"/>
-    <w:multiLevelType w:val="hybridMultilevel"/>
-    <w:tmpl w:val="21E229B8"/>
-    <w:lvl w:ilvl="0" w:tplc="F006D9B8">
-      <w:numFmt w:val="bullet"/>
-      <w:lvlText w:val=""/>
-      <w:lvlJc w:val="left"/>
-      <w:pPr>
-        <w:ind w:left="720" w:hanging="360"/>
-      </w:pPr>
-      <w:rPr>
-        <w:rFonts w:ascii="Symbol" w:eastAsiaTheme="minorHAnsi" w:hAnsi="Symbol" w:cs="Sakkal Majalla" w:hint="default"/>
-      </w:rPr>
-    </w:lvl>
-    <w:lvl w:ilvl="1" w:tplc="04090003" w:tentative="1">
-      <w:start w:val="1"/>
-      <w:numFmt w:val="bullet"/>
-      <w:lvlText w:val="o"/>
-      <w:lvlJc w:val="left"/>
-      <w:pPr>
-        <w:ind w:left="1440" w:hanging="360"/>
-      </w:pPr>
-      <w:rPr>
-        <w:rFonts w:ascii="Courier New" w:hAnsi="Courier New" w:cs="Courier New" w:hint="default"/>
-      </w:rPr>
-    </w:lvl>
-    <w:lvl w:ilvl="2" w:tplc="04090005" w:tentative="1">
-      <w:start w:val="1"/>
-      <w:numFmt w:val="bullet"/>
-      <w:lvlText w:val=""/>
-      <w:lvlJc w:val="left"/>
-      <w:pPr>
-        <w:ind w:left="2160" w:hanging="360"/>
-      </w:pPr>
-      <w:rPr>
-        <w:rFonts w:ascii="Wingdings" w:hAnsi="Wingdings" w:hint="default"/>
-      </w:rPr>
-    </w:lvl>
-    <w:lvl w:ilvl="3" w:tplc="04090001" w:tentative="1">
-      <w:start w:val="1"/>
-      <w:numFmt w:val="bullet"/>
-      <w:lvlText w:val=""/>
-      <w:lvlJc w:val="left"/>
-      <w:pPr>
-        <w:ind w:left="2880" w:hanging="360"/>
-      </w:pPr>
-      <w:rPr>
-        <w:rFonts w:ascii="Symbol" w:hAnsi="Symbol" w:hint="default"/>
-      </w:rPr>
-    </w:lvl>
-    <w:lvl w:ilvl="4" w:tplc="04090003" w:tentative="1">
-      <w:start w:val="1"/>
-      <w:numFmt w:val="bullet"/>
-      <w:lvlText w:val="o"/>
-      <w:lvlJc w:val="left"/>
-      <w:pPr>
-        <w:ind w:left="3600" w:hanging="360"/>
-      </w:pPr>
-      <w:rPr>
-        <w:rFonts w:ascii="Courier New" w:hAnsi="Courier New" w:cs="Courier New" w:hint="default"/>
-      </w:rPr>
-    </w:lvl>
-    <w:lvl w:ilvl="5" w:tplc="04090005" w:tentative="1">
-      <w:start w:val="1"/>
-      <w:numFmt w:val="bullet"/>
-      <w:lvlText w:val=""/>
-      <w:lvlJc w:val="left"/>
-      <w:pPr>
-        <w:ind w:left="4320" w:hanging="360"/>
-      </w:pPr>
-      <w:rPr>
-        <w:rFonts w:ascii="Wingdings" w:hAnsi="Wingdings" w:hint="default"/>
-      </w:rPr>
-    </w:lvl>
-    <w:lvl w:ilvl="6" w:tplc="04090001" w:tentative="1">
-      <w:start w:val="1"/>
-      <w:numFmt w:val="bullet"/>
-      <w:lvlText w:val=""/>
-      <w:lvlJc w:val="left"/>
-      <w:pPr>
-        <w:ind w:left="5040" w:hanging="360"/>
-      </w:pPr>
-      <w:rPr>
-        <w:rFonts w:ascii="Symbol" w:hAnsi="Symbol" w:hint="default"/>
-      </w:rPr>
-    </w:lvl>
-    <w:lvl w:ilvl="7" w:tplc="04090003" w:tentative="1">
-      <w:start w:val="1"/>
-      <w:numFmt w:val="bullet"/>
-      <w:lvlText w:val="o"/>
-      <w:lvlJc w:val="left"/>
-      <w:pPr>
-        <w:ind w:left="5760" w:hanging="360"/>
-      </w:pPr>
-      <w:rPr>
-        <w:rFonts w:ascii="Courier New" w:hAnsi="Courier New" w:cs="Courier New" w:hint="default"/>
-      </w:rPr>
-    </w:lvl>
-    <w:lvl w:ilvl="8" w:tplc="04090005" w:tentative="1">
-      <w:start w:val="1"/>
-      <w:numFmt w:val="bullet"/>
-      <w:lvlText w:val=""/>
-      <w:lvlJc w:val="left"/>
-      <w:pPr>
-        <w:ind w:left="6480" w:hanging="360"/>
-      </w:pPr>
-      <w:rPr>
-        <w:rFonts w:ascii="Wingdings" w:hAnsi="Wingdings" w:hint="default"/>
-      </w:rPr>
-    </w:lvl>
-  </w:abstractNum>
-  <w:num w:numId="1">
-    <w:abstractNumId w:val="0"/>
-  </w:num>
-</w:numbering>
-</file>
-
 <file path=word/styles.xml><?xml version="1.0" encoding="utf-8"?>
-<w:styles xmlns:mc="http://schemas.openxmlformats.org/markup-compatibility/2006" xmlns:r="http://schemas.openxmlformats.org/officeDocument/2006/relationships" xmlns:w="http://schemas.openxmlformats.org/wordprocessingml/2006/main" xmlns:w14="http://schemas.microsoft.com/office/word/2010/wordml" xmlns:w15="http://schemas.microsoft.com/office/word/2012/wordml" xmlns:w16cid="http://schemas.microsoft.com/office/word/2016/wordml/cid" xmlns:w16se="http://schemas.microsoft.com/office/word/2015/wordml/symex" mc:Ignorable="w14 w15 w16se w16cid">
+<w:styles xmlns:mc="http://schemas.openxmlformats.org/markup-compatibility/2006" xmlns:r="http://schemas.openxmlformats.org/officeDocument/2006/relationships" xmlns:w="http://schemas.openxmlformats.org/wordprocessingml/2006/main" xmlns:w14="http://schemas.microsoft.com/office/word/2010/wordml" xmlns:w15="http://schemas.microsoft.com/office/word/2012/wordml" xmlns:w16cex="http://schemas.microsoft.com/office/word/2018/wordml/cex" xmlns:w16cid="http://schemas.microsoft.com/office/word/2016/wordml/cid" xmlns:w16="http://schemas.microsoft.com/office/word/2018/wordml" xmlns:w16se="http://schemas.microsoft.com/office/word/2015/wordml/symex" mc:Ignorable="w14 w15 w16se w16cid w16 w16cex">
   <w:docDefaults>
     <w:rPrDefault>
       <w:rPr>
-        <w:rFonts w:ascii="Sakkal Majalla" w:eastAsiaTheme="minorHAnsi" w:hAnsi="Sakkal Majalla" w:cs="Sakkal Majalla"/>
-        <w:sz w:val="28"/>
-        <w:szCs w:val="28"/>
-        <w:lang w:val="en-US" w:eastAsia="en-US" w:bidi="ar-SA"/>
+        <w:rFonts w:asciiTheme="minorHAnsi" w:eastAsiaTheme="minorHAnsi" w:hAnsiTheme="minorHAnsi" w:cstheme="minorBidi"/>
+        <w:sz w:val="22"/>
+        <w:szCs w:val="22"/>
+        <w:lang w:val="en-IL" w:eastAsia="en-US" w:bidi="ar-SA"/>
       </w:rPr>
     </w:rPrDefault>
     <w:pPrDefault>
@@ -1099,9 +678,9 @@
   <w:style w:type="paragraph" w:default="1" w:styleId="Normal">
     <w:name w:val="Normal"/>
     <w:qFormat/>
-    <w:pPr>
-      <w:bidi/>
-    </w:pPr>
+    <w:rPr>
+      <w:lang w:bidi="ar-EG"/>
+    </w:rPr>
   </w:style>
   <w:style w:type="character" w:default="1" w:styleId="DefaultParagraphFont">
     <w:name w:val="Default Paragraph Font"/>
@@ -1130,23 +709,12 @@
     <w:semiHidden/>
     <w:unhideWhenUsed/>
   </w:style>
-  <w:style w:type="paragraph" w:styleId="ListParagraph">
-    <w:name w:val="List Paragraph"/>
-    <w:basedOn w:val="Normal"/>
-    <w:uiPriority w:val="34"/>
-    <w:qFormat/>
-    <w:rsid w:val="00310EF1"/>
-    <w:pPr>
-      <w:ind w:left="720"/>
-      <w:contextualSpacing/>
-    </w:pPr>
-  </w:style>
   <w:style w:type="character" w:styleId="Hyperlink">
     <w:name w:val="Hyperlink"/>
     <w:basedOn w:val="DefaultParagraphFont"/>
     <w:uiPriority w:val="99"/>
     <w:unhideWhenUsed/>
-    <w:rsid w:val="007943C7"/>
+    <w:rsid w:val="00900B43"/>
     <w:rPr>
       <w:color w:val="0563C1" w:themeColor="hyperlink"/>
       <w:u w:val="single"/>
@@ -1158,7 +726,7 @@
     <w:uiPriority w:val="99"/>
     <w:semiHidden/>
     <w:unhideWhenUsed/>
-    <w:rsid w:val="007943C7"/>
+    <w:rsid w:val="00900B43"/>
     <w:rPr>
       <w:color w:val="605E5C"/>
       <w:shd w:val="clear" w:color="auto" w:fill="E1DFDD"/>
@@ -1168,7 +736,7 @@
 </file>
 
 <file path=word/theme/theme1.xml><?xml version="1.0" encoding="utf-8"?>
-<a:theme xmlns:a="http://schemas.openxmlformats.org/drawingml/2006/main" name="Office Theme">
+<a:theme xmlns:a="http://schemas.openxmlformats.org/drawingml/2006/main" name="ערכת נושא Office">
   <a:themeElements>
     <a:clrScheme name="Office">
       <a:dk1>
